--- a/05-数字电路/02-时序逻辑电路/只读存储器ROM电路/只读存储器ROM电路.docx
+++ b/05-数字电路/02-时序逻辑电路/只读存储器ROM电路/只读存储器ROM电路.docx
@@ -2166,6 +2166,20 @@
     </w:p>
     <w:bookmarkEnd w:id="26"/>
     <w:bookmarkEnd w:id="27"/>
+    <w:p>
+      <w:pPr>
+        <w:spacing w:before="360"/>
+        <w:jc w:val="center"/>
+      </w:pPr>
+      <w:r>
+        <w:rPr>
+          <w:rFonts w:ascii="Times New Roman" w:hAnsi="Times New Roman"/>
+          <w:color w:val="555555"/>
+          <w:sz w:val="21"/>
+        </w:rPr>
+        <w:t>材料收集者：杜文杰</w:t>
+      </w:r>
+    </w:p>
     <w:sectPr>
       <w:headerReference r:id="rId9" w:type="default"/>
       <w:footerReference r:id="rId10" w:type="default"/>

--- a/05-数字电路/02-时序逻辑电路/只读存储器ROM电路/只读存储器ROM电路.docx
+++ b/05-数字电路/02-时序逻辑电路/只读存储器ROM电路/只读存储器ROM电路.docx
@@ -1,6 +1,6 @@
 
 <file path=word/document.xml><?xml version="1.0" encoding="utf-8"?>
-<w:document xmlns:w="http://schemas.openxmlformats.org/wordprocessingml/2006/main" xmlns:m="http://schemas.openxmlformats.org/officeDocument/2006/math" xmlns:r="http://schemas.openxmlformats.org/officeDocument/2006/relationships" xmlns:o="urn:schemas-microsoft-com:office:office" xmlns:v="urn:schemas-microsoft-com:vml" xmlns:w10="urn:schemas-microsoft-com:office:word" xmlns:a="http://schemas.openxmlformats.org/drawingml/2006/main" xmlns:pic="http://schemas.openxmlformats.org/drawingml/2006/picture" xmlns:wp="http://schemas.openxmlformats.org/drawingml/2006/wordprocessingDrawing">
+<w:document xmlns:m="http://schemas.openxmlformats.org/officeDocument/2006/math" xmlns:r="http://schemas.openxmlformats.org/officeDocument/2006/relationships" xmlns:w="http://schemas.openxmlformats.org/wordprocessingml/2006/main" xmlns:o="urn:schemas-microsoft-com:office:office" xmlns:v="urn:schemas-microsoft-com:vml" xmlns:w10="urn:schemas-microsoft-com:office:word" xmlns:a="http://schemas.openxmlformats.org/drawingml/2006/main" xmlns:pic="http://schemas.openxmlformats.org/drawingml/2006/picture" xmlns:wp="http://schemas.openxmlformats.org/drawingml/2006/wordprocessingDrawing">
   <w:body>
     <w:bookmarkStart w:id="27" w:name="只读存储器-rom-电路"/>
     <w:p>
@@ -9,16 +9,19 @@
       </w:pPr>
       <w:r>
         <w:rPr>
-          <w:rFonts w:hint="eastAsia"/>
+          <w:rFonts w:hint="eastAsia" w:eastAsia="黑体"/>
         </w:rPr>
         <w:t xml:space="preserve">只读存储器</w:t>
       </w:r>
       <w:r>
+        <w:rPr>
+          <w:rFonts w:eastAsia="黑体"/>
+        </w:rPr>
         <w:t xml:space="preserve"> ROM </w:t>
       </w:r>
       <w:r>
         <w:rPr>
-          <w:rFonts w:hint="eastAsia"/>
+          <w:rFonts w:hint="eastAsia" w:eastAsia="黑体"/>
         </w:rPr>
         <w:t xml:space="preserve">电路</w:t>
       </w:r>
@@ -30,7 +33,7 @@
       </w:pPr>
       <w:r>
         <w:rPr>
-          <w:rFonts w:hint="eastAsia"/>
+          <w:rFonts w:hint="eastAsia" w:eastAsia="黑体"/>
         </w:rPr>
         <w:t xml:space="preserve">拓扑描述</w:t>
       </w:r>
@@ -41,13 +44,13 @@
       </w:pPr>
       <w:r>
         <w:rPr>
-          <w:rFonts w:hint="eastAsia"/>
+          <w:rFonts w:hint="eastAsia" w:eastAsia="黑体"/>
         </w:rPr>
         <w:t xml:space="preserve">由</w:t>
       </w:r>
       <w:r>
         <w:rPr>
-          <w:rFonts w:hint="eastAsia"/>
+          <w:rFonts w:hint="eastAsia" w:eastAsia="黑体"/>
           <w:b/>
           <w:bCs/>
         </w:rPr>
@@ -55,6 +58,7 @@
       </w:r>
       <w:r>
         <w:rPr>
+          <w:rFonts w:eastAsia="黑体"/>
           <w:b/>
           <w:bCs/>
         </w:rPr>
@@ -67,7 +71,7 @@
       </m:oMath>
       <w:r>
         <w:rPr>
-          <w:rFonts w:hint="eastAsia"/>
+          <w:rFonts w:hint="eastAsia" w:eastAsia="黑体"/>
         </w:rPr>
         <w:t xml:space="preserve">（</w:t>
       </w:r>
@@ -86,18 +90,27 @@
         </m:sSup>
       </m:oMath>
       <w:r>
+        <w:rPr>
+          <w:rFonts w:eastAsia="黑体"/>
+        </w:rPr>
         <w:t xml:space="preserve"> </w:t>
       </w:r>
       <w:r>
         <w:rPr>
-          <w:rFonts w:hint="eastAsia"/>
+          <w:rFonts w:hint="eastAsia" w:eastAsia="黑体"/>
         </w:rPr>
         <w:t xml:space="preserve">字</w:t>
       </w:r>
       <w:r>
+        <w:rPr>
+          <w:rFonts w:eastAsia="黑体"/>
+        </w:rPr>
         <w:t xml:space="preserve"> ×</w:t>
       </w:r>
       <w:r>
+        <w:rPr>
+          <w:rFonts w:eastAsia="黑体"/>
+        </w:rPr>
         <w:t xml:space="preserve"> </w:t>
       </w:r>
       <m:oMath>
@@ -106,17 +119,20 @@
         </m:r>
       </m:oMath>
       <w:r>
+        <w:rPr>
+          <w:rFonts w:eastAsia="黑体"/>
+        </w:rPr>
         <w:t xml:space="preserve"> </w:t>
       </w:r>
       <w:r>
         <w:rPr>
-          <w:rFonts w:hint="eastAsia"/>
+          <w:rFonts w:hint="eastAsia" w:eastAsia="黑体"/>
         </w:rPr>
         <w:t xml:space="preserve">位，由二极管/晶体管/浮栅单元的有无或状态决定内容）、</w:t>
       </w:r>
       <w:r>
         <w:rPr>
-          <w:rFonts w:hint="eastAsia"/>
+          <w:rFonts w:hint="eastAsia" w:eastAsia="黑体"/>
           <w:b/>
           <w:bCs/>
         </w:rPr>
@@ -124,6 +140,7 @@
       </w:r>
       <w:r>
         <w:rPr>
+          <w:rFonts w:eastAsia="黑体"/>
           <w:b/>
           <w:bCs/>
         </w:rPr>
@@ -142,13 +159,13 @@
       </m:oMath>
       <w:r>
         <w:rPr>
-          <w:rFonts w:hint="eastAsia"/>
+          <w:rFonts w:hint="eastAsia" w:eastAsia="黑体"/>
         </w:rPr>
         <w:t xml:space="preserve">与</w:t>
       </w:r>
       <w:r>
         <w:rPr>
-          <w:rFonts w:hint="eastAsia"/>
+          <w:rFonts w:hint="eastAsia" w:eastAsia="黑体"/>
           <w:b/>
           <w:bCs/>
         </w:rPr>
@@ -156,6 +173,7 @@
       </w:r>
       <w:r>
         <w:rPr>
+          <w:rFonts w:eastAsia="黑体"/>
           <w:b/>
           <w:bCs/>
         </w:rPr>
@@ -174,31 +192,37 @@
       </m:oMath>
       <w:r>
         <w:rPr>
-          <w:rFonts w:hint="eastAsia"/>
+          <w:rFonts w:hint="eastAsia" w:eastAsia="黑体"/>
         </w:rPr>
         <w:t xml:space="preserve">组成（常见类型：掩膜</w:t>
       </w:r>
       <w:r>
+        <w:rPr>
+          <w:rFonts w:eastAsia="黑体"/>
+        </w:rPr>
         <w:t xml:space="preserve"> </w:t>
       </w:r>
       <w:r>
         <w:rPr>
-          <w:rFonts w:hint="eastAsia"/>
+          <w:rFonts w:hint="eastAsia" w:eastAsia="黑体"/>
         </w:rPr>
         <w:t xml:space="preserve">ROM、PROM、EPROM、EEPROM、Flash）。电路共</w:t>
       </w:r>
       <w:r>
+        <w:rPr>
+          <w:rFonts w:eastAsia="黑体"/>
+        </w:rPr>
         <w:t xml:space="preserve"> 5 </w:t>
       </w:r>
       <w:r>
         <w:rPr>
-          <w:rFonts w:hint="eastAsia"/>
+          <w:rFonts w:hint="eastAsia" w:eastAsia="黑体"/>
         </w:rPr>
         <w:t xml:space="preserve">类关键节点：</w:t>
       </w:r>
       <w:r>
         <w:rPr>
-          <w:rFonts w:hint="eastAsia"/>
+          <w:rFonts w:hint="eastAsia" w:eastAsia="黑体"/>
           <w:b/>
           <w:bCs/>
         </w:rPr>
@@ -206,6 +230,7 @@
       </w:r>
       <w:r>
         <w:rPr>
+          <w:rFonts w:eastAsia="黑体"/>
           <w:b/>
           <w:bCs/>
         </w:rPr>
@@ -213,7 +238,7 @@
       </w:r>
       <w:r>
         <w:rPr>
-          <w:rFonts w:hint="eastAsia"/>
+          <w:rFonts w:hint="eastAsia" w:eastAsia="黑体"/>
           <w:b/>
           <w:bCs/>
         </w:rPr>
@@ -221,6 +246,7 @@
       </w:r>
       <w:r>
         <w:rPr>
+          <w:rFonts w:eastAsia="黑体"/>
           <w:b/>
           <w:bCs/>
         </w:rPr>
@@ -299,13 +325,13 @@
       </m:oMath>
       <w:r>
         <w:rPr>
-          <w:rFonts w:hint="eastAsia"/>
+          <w:rFonts w:hint="eastAsia" w:eastAsia="黑体"/>
         </w:rPr>
         <w:t xml:space="preserve">（接地址译码器）；</w:t>
       </w:r>
       <w:r>
         <w:rPr>
-          <w:rFonts w:hint="eastAsia"/>
+          <w:rFonts w:hint="eastAsia" w:eastAsia="黑体"/>
           <w:b/>
           <w:bCs/>
         </w:rPr>
@@ -313,6 +339,7 @@
       </w:r>
       <w:r>
         <w:rPr>
+          <w:rFonts w:eastAsia="黑体"/>
           <w:b/>
           <w:bCs/>
         </w:rPr>
@@ -320,7 +347,7 @@
       </w:r>
       <w:r>
         <w:rPr>
-          <w:rFonts w:hint="eastAsia"/>
+          <w:rFonts w:hint="eastAsia" w:eastAsia="黑体"/>
           <w:b/>
           <w:bCs/>
         </w:rPr>
@@ -328,6 +355,7 @@
       </w:r>
       <w:r>
         <w:rPr>
+          <w:rFonts w:eastAsia="黑体"/>
           <w:b/>
           <w:bCs/>
         </w:rPr>
@@ -388,13 +416,13 @@
       </m:oMath>
       <w:r>
         <w:rPr>
-          <w:rFonts w:hint="eastAsia"/>
+          <w:rFonts w:hint="eastAsia" w:eastAsia="黑体"/>
         </w:rPr>
         <w:t xml:space="preserve">（接输出缓冲器，作为读出结果）；</w:t>
       </w:r>
       <w:r>
         <w:rPr>
-          <w:rFonts w:hint="eastAsia"/>
+          <w:rFonts w:hint="eastAsia" w:eastAsia="黑体"/>
           <w:b/>
           <w:bCs/>
         </w:rPr>
@@ -402,6 +430,7 @@
       </w:r>
       <w:r>
         <w:rPr>
+          <w:rFonts w:eastAsia="黑体"/>
           <w:b/>
           <w:bCs/>
         </w:rPr>
@@ -409,7 +438,7 @@
       </w:r>
       <w:r>
         <w:rPr>
-          <w:rFonts w:hint="eastAsia"/>
+          <w:rFonts w:hint="eastAsia" w:eastAsia="黑体"/>
           <w:b/>
           <w:bCs/>
         </w:rPr>
@@ -417,6 +446,7 @@
       </w:r>
       <w:r>
         <w:rPr>
+          <w:rFonts w:eastAsia="黑体"/>
           <w:b/>
           <w:bCs/>
         </w:rPr>
@@ -439,13 +469,13 @@
       </m:oMath>
       <w:r>
         <w:rPr>
-          <w:rFonts w:hint="eastAsia"/>
+          <w:rFonts w:hint="eastAsia" w:eastAsia="黑体"/>
         </w:rPr>
         <w:t xml:space="preserve">（接输出缓冲器）；</w:t>
       </w:r>
       <w:r>
         <w:rPr>
-          <w:rFonts w:hint="eastAsia"/>
+          <w:rFonts w:hint="eastAsia" w:eastAsia="黑体"/>
           <w:b/>
           <w:bCs/>
         </w:rPr>
@@ -453,6 +483,7 @@
       </w:r>
       <w:r>
         <w:rPr>
+          <w:rFonts w:eastAsia="黑体"/>
           <w:b/>
           <w:bCs/>
         </w:rPr>
@@ -460,7 +491,7 @@
       </w:r>
       <w:r>
         <w:rPr>
-          <w:rFonts w:hint="eastAsia"/>
+          <w:rFonts w:hint="eastAsia" w:eastAsia="黑体"/>
           <w:b/>
           <w:bCs/>
         </w:rPr>
@@ -468,6 +499,7 @@
       </w:r>
       <w:r>
         <w:rPr>
+          <w:rFonts w:eastAsia="黑体"/>
           <w:b/>
           <w:bCs/>
         </w:rPr>
@@ -490,13 +522,13 @@
       </m:oMath>
       <w:r>
         <w:rPr>
-          <w:rFonts w:hint="eastAsia"/>
+          <w:rFonts w:hint="eastAsia" w:eastAsia="黑体"/>
         </w:rPr>
         <w:t xml:space="preserve">（接译码/缓冲器使能）；</w:t>
       </w:r>
       <w:r>
         <w:rPr>
-          <w:rFonts w:hint="eastAsia"/>
+          <w:rFonts w:hint="eastAsia" w:eastAsia="黑体"/>
           <w:b/>
           <w:bCs/>
         </w:rPr>
@@ -504,6 +536,7 @@
       </w:r>
       <w:r>
         <w:rPr>
+          <w:rFonts w:eastAsia="黑体"/>
           <w:b/>
           <w:bCs/>
         </w:rPr>
@@ -511,7 +544,7 @@
       </w:r>
       <w:r>
         <w:rPr>
-          <w:rFonts w:hint="eastAsia"/>
+          <w:rFonts w:hint="eastAsia" w:eastAsia="黑体"/>
           <w:b/>
           <w:bCs/>
         </w:rPr>
@@ -519,6 +552,7 @@
       </w:r>
       <w:r>
         <w:rPr>
+          <w:rFonts w:eastAsia="黑体"/>
           <w:b/>
           <w:bCs/>
         </w:rPr>
@@ -534,6 +568,7 @@
       </m:oMath>
       <w:r>
         <w:rPr>
+          <w:rFonts w:eastAsia="黑体"/>
           <w:b/>
           <w:bCs/>
         </w:rPr>
@@ -549,7 +584,7 @@
       </m:oMath>
       <w:r>
         <w:rPr>
-          <w:rFonts w:hint="eastAsia"/>
+          <w:rFonts w:hint="eastAsia" w:eastAsia="黑体"/>
         </w:rPr>
         <w:t xml:space="preserve">（译码器选中存储阵列的某字）。</w:t>
       </w:r>
@@ -558,13 +593,13 @@
       <w:pPr/>
       <w:r>
         <w:rPr>
-          <w:rFonts w:hint="eastAsia"/>
+          <w:rFonts w:hint="eastAsia" w:eastAsia="黑体"/>
         </w:rPr>
         <w:t xml:space="preserve">各单元管脚连接：</w:t>
       </w:r>
       <w:r>
         <w:rPr>
-          <w:rFonts w:hint="eastAsia"/>
+          <w:rFonts w:hint="eastAsia" w:eastAsia="黑体"/>
           <w:b/>
           <w:bCs/>
         </w:rPr>
@@ -572,6 +607,7 @@
       </w:r>
       <w:r>
         <w:rPr>
+          <w:rFonts w:eastAsia="黑体"/>
           <w:b/>
           <w:bCs/>
         </w:rPr>
@@ -589,15 +625,21 @@
         </m:r>
       </m:oMath>
       <w:r>
+        <w:rPr>
+          <w:rFonts w:eastAsia="黑体"/>
+        </w:rPr>
         <w:t xml:space="preserve"> </w:t>
       </w:r>
       <w:r>
         <w:rPr>
-          <w:rFonts w:hint="eastAsia"/>
+          <w:rFonts w:hint="eastAsia" w:eastAsia="黑体"/>
         </w:rPr>
         <w:t xml:space="preserve">的输入端接地址节点</w:t>
       </w:r>
       <w:r>
+        <w:rPr>
+          <w:rFonts w:eastAsia="黑体"/>
+        </w:rPr>
         <w:t xml:space="preserve"> </w:t>
       </w:r>
       <m:oMath>
@@ -607,11 +649,14 @@
       </m:oMath>
       <w:r>
         <w:rPr>
-          <w:rFonts w:hint="eastAsia"/>
+          <w:rFonts w:hint="eastAsia" w:eastAsia="黑体"/>
         </w:rPr>
         <w:t xml:space="preserve">，输出字线</w:t>
       </w:r>
       <w:r>
+        <w:rPr>
+          <w:rFonts w:eastAsia="黑体"/>
+        </w:rPr>
         <w:t xml:space="preserve"> </w:t>
       </w:r>
       <m:oMath>
@@ -623,15 +668,21 @@
         </m:r>
       </m:oMath>
       <w:r>
+        <w:rPr>
+          <w:rFonts w:eastAsia="黑体"/>
+        </w:rPr>
         <w:t xml:space="preserve"> </w:t>
       </w:r>
       <w:r>
         <w:rPr>
-          <w:rFonts w:hint="eastAsia"/>
+          <w:rFonts w:hint="eastAsia" w:eastAsia="黑体"/>
         </w:rPr>
         <w:t xml:space="preserve">接存储阵列</w:t>
       </w:r>
       <w:r>
+        <w:rPr>
+          <w:rFonts w:eastAsia="黑体"/>
+        </w:rPr>
         <w:t xml:space="preserve"> </w:t>
       </w:r>
       <m:oMath>
@@ -641,13 +692,13 @@
       </m:oMath>
       <w:r>
         <w:rPr>
-          <w:rFonts w:hint="eastAsia"/>
+          <w:rFonts w:hint="eastAsia" w:eastAsia="黑体"/>
         </w:rPr>
         <w:t xml:space="preserve">；</w:t>
       </w:r>
       <w:r>
         <w:rPr>
-          <w:rFonts w:hint="eastAsia"/>
+          <w:rFonts w:hint="eastAsia" w:eastAsia="黑体"/>
           <w:b/>
           <w:bCs/>
         </w:rPr>
@@ -655,6 +706,7 @@
       </w:r>
       <w:r>
         <w:rPr>
+          <w:rFonts w:eastAsia="黑体"/>
           <w:b/>
           <w:bCs/>
         </w:rPr>
@@ -666,15 +718,21 @@
         </m:r>
       </m:oMath>
       <w:r>
+        <w:rPr>
+          <w:rFonts w:eastAsia="黑体"/>
+        </w:rPr>
         <w:t xml:space="preserve"> </w:t>
       </w:r>
       <w:r>
         <w:rPr>
-          <w:rFonts w:hint="eastAsia"/>
+          <w:rFonts w:hint="eastAsia" w:eastAsia="黑体"/>
         </w:rPr>
         <w:t xml:space="preserve">中被选中的字（一行）其位线</w:t>
       </w:r>
       <w:r>
+        <w:rPr>
+          <w:rFonts w:eastAsia="黑体"/>
+        </w:rPr>
         <w:t xml:space="preserve"> </w:t>
       </w:r>
       <m:oMath>
@@ -686,15 +744,21 @@
         </m:r>
       </m:oMath>
       <w:r>
+        <w:rPr>
+          <w:rFonts w:eastAsia="黑体"/>
+        </w:rPr>
         <w:t xml:space="preserve"> </w:t>
       </w:r>
       <w:r>
         <w:rPr>
-          <w:rFonts w:hint="eastAsia"/>
+          <w:rFonts w:hint="eastAsia" w:eastAsia="黑体"/>
         </w:rPr>
         <w:t xml:space="preserve">接输出缓冲器</w:t>
       </w:r>
       <w:r>
+        <w:rPr>
+          <w:rFonts w:eastAsia="黑体"/>
+        </w:rPr>
         <w:t xml:space="preserve"> </w:t>
       </w:r>
       <m:oMath>
@@ -710,13 +774,13 @@
       </m:oMath>
       <w:r>
         <w:rPr>
-          <w:rFonts w:hint="eastAsia"/>
+          <w:rFonts w:hint="eastAsia" w:eastAsia="黑体"/>
         </w:rPr>
         <w:t xml:space="preserve">；</w:t>
       </w:r>
       <w:r>
         <w:rPr>
-          <w:rFonts w:hint="eastAsia"/>
+          <w:rFonts w:hint="eastAsia" w:eastAsia="黑体"/>
           <w:b/>
           <w:bCs/>
         </w:rPr>
@@ -724,6 +788,7 @@
       </w:r>
       <w:r>
         <w:rPr>
+          <w:rFonts w:eastAsia="黑体"/>
           <w:b/>
           <w:bCs/>
         </w:rPr>
@@ -741,15 +806,21 @@
         </m:r>
       </m:oMath>
       <w:r>
+        <w:rPr>
+          <w:rFonts w:eastAsia="黑体"/>
+        </w:rPr>
         <w:t xml:space="preserve"> </w:t>
       </w:r>
       <w:r>
         <w:rPr>
-          <w:rFonts w:hint="eastAsia"/>
+          <w:rFonts w:hint="eastAsia" w:eastAsia="黑体"/>
         </w:rPr>
         <w:t xml:space="preserve">的输入接</w:t>
       </w:r>
       <w:r>
+        <w:rPr>
+          <w:rFonts w:eastAsia="黑体"/>
+        </w:rPr>
         <w:t xml:space="preserve"> </w:t>
       </w:r>
       <m:oMath>
@@ -758,15 +829,21 @@
         </m:r>
       </m:oMath>
       <w:r>
+        <w:rPr>
+          <w:rFonts w:eastAsia="黑体"/>
+        </w:rPr>
         <w:t xml:space="preserve"> </w:t>
       </w:r>
       <w:r>
         <w:rPr>
-          <w:rFonts w:hint="eastAsia"/>
+          <w:rFonts w:hint="eastAsia" w:eastAsia="黑体"/>
         </w:rPr>
         <w:t xml:space="preserve">的位线，输出脚接数据节点</w:t>
       </w:r>
       <w:r>
+        <w:rPr>
+          <w:rFonts w:eastAsia="黑体"/>
+        </w:rPr>
         <w:t xml:space="preserve"> </w:t>
       </w:r>
       <m:oMath>
@@ -785,11 +862,14 @@
       </m:oMath>
       <w:r>
         <w:rPr>
-          <w:rFonts w:hint="eastAsia"/>
+          <w:rFonts w:hint="eastAsia" w:eastAsia="黑体"/>
         </w:rPr>
         <w:t xml:space="preserve">，输出使能脚接</w:t>
       </w:r>
       <w:r>
+        <w:rPr>
+          <w:rFonts w:eastAsia="黑体"/>
+        </w:rPr>
         <w:t xml:space="preserve"> </w:t>
       </w:r>
       <m:oMath>
@@ -809,11 +889,14 @@
       </m:oMath>
       <w:r>
         <w:rPr>
-          <w:rFonts w:hint="eastAsia"/>
+          <w:rFonts w:hint="eastAsia" w:eastAsia="黑体"/>
         </w:rPr>
         <w:t xml:space="preserve">、片选脚接</w:t>
       </w:r>
       <w:r>
+        <w:rPr>
+          <w:rFonts w:eastAsia="黑体"/>
+        </w:rPr>
         <w:t xml:space="preserve"> </w:t>
       </w:r>
       <m:oMath>
@@ -833,11 +916,14 @@
       </m:oMath>
       <w:r>
         <w:rPr>
-          <w:rFonts w:hint="eastAsia"/>
+          <w:rFonts w:hint="eastAsia" w:eastAsia="黑体"/>
         </w:rPr>
         <w:t xml:space="preserve">；各单元</w:t>
       </w:r>
       <w:r>
+        <w:rPr>
+          <w:rFonts w:eastAsia="黑体"/>
+        </w:rPr>
         <w:t xml:space="preserve"> </w:t>
       </w:r>
       <m:oMath>
@@ -858,15 +944,21 @@
         </m:sSub>
       </m:oMath>
       <w:r>
+        <w:rPr>
+          <w:rFonts w:eastAsia="黑体"/>
+        </w:rPr>
         <w:t xml:space="preserve"> </w:t>
       </w:r>
       <w:r>
         <w:rPr>
-          <w:rFonts w:hint="eastAsia"/>
+          <w:rFonts w:hint="eastAsia" w:eastAsia="黑体"/>
         </w:rPr>
         <w:t xml:space="preserve">接</w:t>
       </w:r>
       <w:r>
+        <w:rPr>
+          <w:rFonts w:eastAsia="黑体"/>
+        </w:rPr>
         <w:t xml:space="preserve"> </w:t>
       </w:r>
       <m:oMath>
@@ -893,6 +985,9 @@
         </m:sSub>
       </m:oMath>
       <w:r>
+        <w:rPr>
+          <w:rFonts w:eastAsia="黑体"/>
+        </w:rPr>
         <w:t xml:space="preserve">、</w:t>
       </w:r>
       <m:oMath>
@@ -907,11 +1002,14 @@
         </m:r>
       </m:oMath>
       <w:r>
+        <w:rPr>
+          <w:rFonts w:eastAsia="黑体"/>
+        </w:rPr>
         <w:t xml:space="preserve"> </w:t>
       </w:r>
       <w:r>
         <w:rPr>
-          <w:rFonts w:hint="eastAsia"/>
+          <w:rFonts w:hint="eastAsia" w:eastAsia="黑体"/>
         </w:rPr>
         <w:t xml:space="preserve">接地。地址经译码选中存储矩阵中某一字，该字内容被读出到数据输出端，正常工作时只能读出、不能改写。</w:t>
       </w:r>
@@ -920,20 +1018,26 @@
       <w:pPr/>
       <w:r>
         <w:rPr>
-          <w:rFonts w:hint="eastAsia"/>
+          <w:rFonts w:hint="eastAsia" w:eastAsia="黑体"/>
         </w:rPr>
         <w:t xml:space="preserve">由此构成“地址译码</w:t>
       </w:r>
       <w:r>
+        <w:rPr>
+          <w:rFonts w:eastAsia="黑体"/>
+        </w:rPr>
         <w:t xml:space="preserve"> + </w:t>
       </w:r>
       <w:r>
         <w:rPr>
-          <w:rFonts w:hint="eastAsia"/>
+          <w:rFonts w:hint="eastAsia" w:eastAsia="黑体"/>
         </w:rPr>
         <w:t xml:space="preserve">阵列存储”的只读存储器组态，数据在制造/烧录时固化、掉电不丢失，读出关系</w:t>
       </w:r>
       <w:r>
+        <w:rPr>
+          <w:rFonts w:eastAsia="黑体"/>
+        </w:rPr>
         <w:t xml:space="preserve"> </w:t>
       </w:r>
       <m:oMath>
@@ -986,7 +1090,7 @@
       </m:oMath>
       <w:r>
         <w:rPr>
-          <w:rFonts w:hint="eastAsia"/>
+          <w:rFonts w:hint="eastAsia" w:eastAsia="黑体"/>
         </w:rPr>
         <w:t xml:space="preserve">，可用于固件存储与组合逻辑查表。</w:t>
       </w:r>
@@ -999,7 +1103,7 @@
       </w:pPr>
       <w:r>
         <w:rPr>
-          <w:rFonts w:hint="eastAsia"/>
+          <w:rFonts w:hint="eastAsia" w:eastAsia="黑体"/>
         </w:rPr>
         <w:t xml:space="preserve">工作原理</w:t>
       </w:r>
@@ -1010,7 +1114,7 @@
       </w:pPr>
       <w:r>
         <w:rPr>
-          <w:rFonts w:hint="eastAsia"/>
+          <w:rFonts w:hint="eastAsia" w:eastAsia="黑体"/>
         </w:rPr>
         <w:t xml:space="preserve">地址信号经译码选中存储矩阵中的某一字（一行数据），该字的内容（各位由二极管/晶体管/浮栅单元的有无或状态决定）被读出到数据输出端。由于数据预先固化，掉电后内容不丢失，只能通过专门的编程/擦除方式修改。</w:t>
       </w:r>
@@ -1023,7 +1127,7 @@
       </w:pPr>
       <w:r>
         <w:rPr>
-          <w:rFonts w:hint="eastAsia"/>
+          <w:rFonts w:hint="eastAsia" w:eastAsia="黑体"/>
         </w:rPr>
         <w:t xml:space="preserve">关键计算公式</w:t>
       </w:r>
@@ -1037,7 +1141,7 @@
       </w:pPr>
       <w:r>
         <w:rPr>
-          <w:rFonts w:hint="eastAsia"/>
+          <w:rFonts w:hint="eastAsia" w:eastAsia="黑体"/>
         </w:rPr>
         <w:t xml:space="preserve">存储容量：</w:t>
       </w:r>
@@ -1107,7 +1211,7 @@
       </w:pPr>
       <w:r>
         <w:rPr>
-          <w:rFonts w:hint="eastAsia"/>
+          <w:rFonts w:hint="eastAsia" w:eastAsia="黑体"/>
         </w:rPr>
         <w:t xml:space="preserve">地址范围：</w:t>
       </w:r>
@@ -1176,7 +1280,7 @@
       </w:pPr>
       <w:r>
         <w:rPr>
-          <w:rFonts w:hint="eastAsia"/>
+          <w:rFonts w:hint="eastAsia" w:eastAsia="黑体"/>
         </w:rPr>
         <w:t xml:space="preserve">只读访问（无写入）：</w:t>
       </w:r>
@@ -1271,7 +1375,7 @@
             </w:pPr>
             <w:r>
               <w:rPr>
-                <w:rFonts w:hint="eastAsia"/>
+                <w:rFonts w:hint="eastAsia" w:eastAsia="黑体"/>
               </w:rPr>
               <w:t xml:space="preserve">符号</w:t>
             </w:r>
@@ -1285,7 +1389,7 @@
             </w:pPr>
             <w:r>
               <w:rPr>
-                <w:rFonts w:hint="eastAsia"/>
+                <w:rFonts w:hint="eastAsia" w:eastAsia="黑体"/>
               </w:rPr>
               <w:t xml:space="preserve">含义</w:t>
             </w:r>
@@ -1299,7 +1403,7 @@
             </w:pPr>
             <w:r>
               <w:rPr>
-                <w:rFonts w:hint="eastAsia"/>
+                <w:rFonts w:hint="eastAsia" w:eastAsia="黑体"/>
               </w:rPr>
               <w:t xml:space="preserve">单位</w:t>
             </w:r>
@@ -1319,6 +1423,9 @@
               </m:r>
             </m:oMath>
             <w:r>
+              <w:rPr>
+                <w:rFonts w:eastAsia="黑体"/>
+              </w:rPr>
               <w:t xml:space="preserve">​</w:t>
             </w:r>
           </w:p>
@@ -1331,7 +1438,7 @@
             </w:pPr>
             <w:r>
               <w:rPr>
-                <w:rFonts w:hint="eastAsia"/>
+                <w:rFonts w:hint="eastAsia" w:eastAsia="黑体"/>
               </w:rPr>
               <w:t xml:space="preserve">地址线位数</w:t>
             </w:r>
@@ -1344,6 +1451,9 @@
               <w:pStyle w:val="Compact"/>
             </w:pPr>
             <w:r>
+              <w:rPr>
+                <w:rFonts w:eastAsia="黑体"/>
+              </w:rPr>
               <w:t xml:space="preserve">—</w:t>
             </w:r>
           </w:p>
@@ -1362,6 +1472,9 @@
               </m:r>
             </m:oMath>
             <w:r>
+              <w:rPr>
+                <w:rFonts w:eastAsia="黑体"/>
+              </w:rPr>
               <w:t xml:space="preserve">​</w:t>
             </w:r>
           </w:p>
@@ -1374,7 +1487,7 @@
             </w:pPr>
             <w:r>
               <w:rPr>
-                <w:rFonts w:hint="eastAsia"/>
+                <w:rFonts w:hint="eastAsia" w:eastAsia="黑体"/>
               </w:rPr>
               <w:t xml:space="preserve">数据线位数</w:t>
             </w:r>
@@ -1387,6 +1500,9 @@
               <w:pStyle w:val="Compact"/>
             </w:pPr>
             <w:r>
+              <w:rPr>
+                <w:rFonts w:eastAsia="黑体"/>
+              </w:rPr>
               <w:t xml:space="preserve">—</w:t>
             </w:r>
           </w:p>
@@ -1418,6 +1534,9 @@
               </m:sSub>
             </m:oMath>
             <w:r>
+              <w:rPr>
+                <w:rFonts w:eastAsia="黑体"/>
+              </w:rPr>
               <w:t xml:space="preserve">​</w:t>
             </w:r>
           </w:p>
@@ -1430,7 +1549,7 @@
             </w:pPr>
             <w:r>
               <w:rPr>
-                <w:rFonts w:hint="eastAsia"/>
+                <w:rFonts w:hint="eastAsia" w:eastAsia="黑体"/>
               </w:rPr>
               <w:t xml:space="preserve">总容量</w:t>
             </w:r>
@@ -1443,6 +1562,9 @@
               <w:pStyle w:val="Compact"/>
             </w:pPr>
             <w:r>
+              <w:rPr>
+                <w:rFonts w:eastAsia="黑体"/>
+              </w:rPr>
               <w:t xml:space="preserve">bit</w:t>
             </w:r>
           </w:p>
@@ -1461,6 +1583,9 @@
               </m:r>
             </m:oMath>
             <w:r>
+              <w:rPr>
+                <w:rFonts w:eastAsia="黑体"/>
+              </w:rPr>
               <w:t xml:space="preserve">​</w:t>
             </w:r>
           </w:p>
@@ -1473,7 +1598,7 @@
             </w:pPr>
             <w:r>
               <w:rPr>
-                <w:rFonts w:hint="eastAsia"/>
+                <w:rFonts w:hint="eastAsia" w:eastAsia="黑体"/>
               </w:rPr>
               <w:t xml:space="preserve">地址</w:t>
             </w:r>
@@ -1486,6 +1611,9 @@
               <w:pStyle w:val="Compact"/>
             </w:pPr>
             <w:r>
+              <w:rPr>
+                <w:rFonts w:eastAsia="黑体"/>
+              </w:rPr>
               <w:t xml:space="preserve">—</w:t>
             </w:r>
           </w:p>
@@ -1500,7 +1628,7 @@
       </w:pPr>
       <w:r>
         <w:rPr>
-          <w:rFonts w:hint="eastAsia"/>
+          <w:rFonts w:hint="eastAsia" w:eastAsia="黑体"/>
         </w:rPr>
         <w:t xml:space="preserve">元件调整影响</w:t>
       </w:r>
@@ -1515,7 +1643,7 @@
       </w:pPr>
       <w:r>
         <w:rPr>
-          <w:rFonts w:hint="eastAsia"/>
+          <w:rFonts w:hint="eastAsia" w:eastAsia="黑体"/>
           <w:b/>
           <w:bCs/>
         </w:rPr>
@@ -1523,6 +1651,7 @@
       </w:r>
       <w:r>
         <w:rPr>
+          <w:rFonts w:eastAsia="黑体"/>
           <w:b/>
           <w:bCs/>
         </w:rPr>
@@ -1530,25 +1659,34 @@
       </w:r>
       <w:r>
         <w:rPr>
-          <w:rFonts w:hint="eastAsia"/>
+          <w:rFonts w:hint="eastAsia" w:eastAsia="黑体"/>
           <w:b/>
           <w:bCs/>
         </w:rPr>
         <w:t xml:space="preserve">增大</w:t>
       </w:r>
       <w:r>
+        <w:rPr>
+          <w:rFonts w:eastAsia="黑体"/>
+        </w:rPr>
         <w:t xml:space="preserve"> </w:t>
       </w:r>
       <w:r>
+        <w:rPr>
+          <w:rFonts w:eastAsia="黑体"/>
+        </w:rPr>
         <w:t xml:space="preserve">→ </w:t>
       </w:r>
       <w:r>
         <w:rPr>
-          <w:rFonts w:hint="eastAsia"/>
+          <w:rFonts w:hint="eastAsia" w:eastAsia="黑体"/>
         </w:rPr>
         <w:t xml:space="preserve">容量按</w:t>
       </w:r>
       <w:r>
+        <w:rPr>
+          <w:rFonts w:eastAsia="黑体"/>
+        </w:rPr>
         <w:t xml:space="preserve"> </w:t>
       </w:r>
       <m:oMath>
@@ -1566,11 +1704,14 @@
         </m:sSup>
       </m:oMath>
       <w:r>
+        <w:rPr>
+          <w:rFonts w:eastAsia="黑体"/>
+        </w:rPr>
         <w:t xml:space="preserve"> </w:t>
       </w:r>
       <w:r>
         <w:rPr>
-          <w:rFonts w:hint="eastAsia"/>
+          <w:rFonts w:hint="eastAsia" w:eastAsia="黑体"/>
         </w:rPr>
         <w:t xml:space="preserve">增长，译码延迟增大。</w:t>
       </w:r>
@@ -1585,7 +1726,7 @@
       </w:pPr>
       <w:r>
         <w:rPr>
-          <w:rFonts w:hint="eastAsia"/>
+          <w:rFonts w:hint="eastAsia" w:eastAsia="黑体"/>
           <w:b/>
           <w:bCs/>
         </w:rPr>
@@ -1593,6 +1734,7 @@
       </w:r>
       <w:r>
         <w:rPr>
+          <w:rFonts w:eastAsia="黑体"/>
           <w:b/>
           <w:bCs/>
         </w:rPr>
@@ -1600,21 +1742,27 @@
       </w:r>
       <w:r>
         <w:rPr>
-          <w:rFonts w:hint="eastAsia"/>
+          <w:rFonts w:hint="eastAsia" w:eastAsia="黑体"/>
           <w:b/>
           <w:bCs/>
         </w:rPr>
         <w:t xml:space="preserve">增大</w:t>
       </w:r>
       <w:r>
+        <w:rPr>
+          <w:rFonts w:eastAsia="黑体"/>
+        </w:rPr>
         <w:t xml:space="preserve"> </w:t>
       </w:r>
       <w:r>
+        <w:rPr>
+          <w:rFonts w:eastAsia="黑体"/>
+        </w:rPr>
         <w:t xml:space="preserve">→ </w:t>
       </w:r>
       <w:r>
         <w:rPr>
-          <w:rFonts w:hint="eastAsia"/>
+          <w:rFonts w:hint="eastAsia" w:eastAsia="黑体"/>
         </w:rPr>
         <w:t xml:space="preserve">单次读出位数增加，接口变宽。</w:t>
       </w:r>
@@ -1629,7 +1777,7 @@
       </w:pPr>
       <w:r>
         <w:rPr>
-          <w:rFonts w:hint="eastAsia"/>
+          <w:rFonts w:hint="eastAsia" w:eastAsia="黑体"/>
           <w:b/>
           <w:bCs/>
         </w:rPr>
@@ -1637,6 +1785,7 @@
       </w:r>
       <w:r>
         <w:rPr>
+          <w:rFonts w:eastAsia="黑体"/>
           <w:b/>
           <w:bCs/>
         </w:rPr>
@@ -1644,21 +1793,27 @@
       </w:r>
       <w:r>
         <w:rPr>
-          <w:rFonts w:hint="eastAsia"/>
+          <w:rFonts w:hint="eastAsia" w:eastAsia="黑体"/>
           <w:b/>
           <w:bCs/>
         </w:rPr>
         <w:t xml:space="preserve">OTP（PROM）</w:t>
       </w:r>
       <w:r>
+        <w:rPr>
+          <w:rFonts w:eastAsia="黑体"/>
+        </w:rPr>
         <w:t xml:space="preserve"> </w:t>
       </w:r>
       <w:r>
+        <w:rPr>
+          <w:rFonts w:eastAsia="黑体"/>
+        </w:rPr>
         <w:t xml:space="preserve">→ </w:t>
       </w:r>
       <w:r>
         <w:rPr>
-          <w:rFonts w:hint="eastAsia"/>
+          <w:rFonts w:hint="eastAsia" w:eastAsia="黑体"/>
         </w:rPr>
         <w:t xml:space="preserve">只能写入一次，适合量产后固化。</w:t>
       </w:r>
@@ -1673,7 +1828,7 @@
       </w:pPr>
       <w:r>
         <w:rPr>
-          <w:rFonts w:hint="eastAsia"/>
+          <w:rFonts w:hint="eastAsia" w:eastAsia="黑体"/>
           <w:b/>
           <w:bCs/>
         </w:rPr>
@@ -1681,20 +1836,27 @@
       </w:r>
       <w:r>
         <w:rPr>
+          <w:rFonts w:eastAsia="黑体"/>
           <w:b/>
           <w:bCs/>
         </w:rPr>
         <w:t xml:space="preserve"> EEPROM/Flash</w:t>
       </w:r>
       <w:r>
+        <w:rPr>
+          <w:rFonts w:eastAsia="黑体"/>
+        </w:rPr>
         <w:t xml:space="preserve"> </w:t>
       </w:r>
       <w:r>
+        <w:rPr>
+          <w:rFonts w:eastAsia="黑体"/>
+        </w:rPr>
         <w:t xml:space="preserve">→ </w:t>
       </w:r>
       <w:r>
         <w:rPr>
-          <w:rFonts w:hint="eastAsia"/>
+          <w:rFonts w:hint="eastAsia" w:eastAsia="黑体"/>
         </w:rPr>
         <w:t xml:space="preserve">支持电擦除重写，但擦写次数有限。</w:t>
       </w:r>
@@ -1707,7 +1869,7 @@
       </w:pPr>
       <w:r>
         <w:rPr>
-          <w:rFonts w:hint="eastAsia"/>
+          <w:rFonts w:hint="eastAsia" w:eastAsia="黑体"/>
         </w:rPr>
         <w:t xml:space="preserve">典型参数示例</w:t>
       </w:r>
@@ -1722,25 +1884,31 @@
       </w:pPr>
       <w:r>
         <w:rPr>
-          <w:rFonts w:hint="eastAsia"/>
+          <w:rFonts w:hint="eastAsia" w:eastAsia="黑体"/>
         </w:rPr>
         <w:t xml:space="preserve">一个</w:t>
       </w:r>
       <w:r>
+        <w:rPr>
+          <w:rFonts w:eastAsia="黑体"/>
+        </w:rPr>
         <w:t xml:space="preserve"> 64 K×8 </w:t>
       </w:r>
       <w:r>
         <w:rPr>
-          <w:rFonts w:hint="eastAsia"/>
+          <w:rFonts w:hint="eastAsia" w:eastAsia="黑体"/>
         </w:rPr>
         <w:t xml:space="preserve">的</w:t>
       </w:r>
       <w:r>
+        <w:rPr>
+          <w:rFonts w:eastAsia="黑体"/>
+        </w:rPr>
         <w:t xml:space="preserve"> </w:t>
       </w:r>
       <w:r>
         <w:rPr>
-          <w:rFonts w:hint="eastAsia"/>
+          <w:rFonts w:hint="eastAsia" w:eastAsia="黑体"/>
         </w:rPr>
         <w:t xml:space="preserve">EPROM：</w:t>
       </w:r>
@@ -1760,7 +1928,7 @@
       </m:oMath>
       <w:r>
         <w:rPr>
-          <w:rFonts w:hint="eastAsia"/>
+          <w:rFonts w:hint="eastAsia" w:eastAsia="黑体"/>
         </w:rPr>
         <w:t xml:space="preserve">（</w:t>
       </w:r>
@@ -1789,7 +1957,7 @@
       </m:oMath>
       <w:r>
         <w:rPr>
-          <w:rFonts w:hint="eastAsia"/>
+          <w:rFonts w:hint="eastAsia" w:eastAsia="黑体"/>
         </w:rPr>
         <w:t xml:space="preserve">）、</w:t>
       </w:r>
@@ -1809,11 +1977,14 @@
       </m:oMath>
       <w:r>
         <w:rPr>
-          <w:rFonts w:hint="eastAsia"/>
+          <w:rFonts w:hint="eastAsia" w:eastAsia="黑体"/>
         </w:rPr>
         <w:t xml:space="preserve">，容量</w:t>
       </w:r>
       <w:r>
+        <w:rPr>
+          <w:rFonts w:eastAsia="黑体"/>
+        </w:rPr>
         <w:t xml:space="preserve"> </w:t>
       </w:r>
       <m:oMath>
@@ -1891,6 +2062,9 @@
         </m:r>
       </m:oMath>
       <w:r>
+        <w:rPr>
+          <w:rFonts w:eastAsia="黑体"/>
+        </w:rPr>
         <w:t xml:space="preserve">。</w:t>
       </w:r>
     </w:p>
@@ -1904,34 +2078,43 @@
       </w:pPr>
       <w:r>
         <w:rPr>
-          <w:rFonts w:hint="eastAsia"/>
+          <w:rFonts w:hint="eastAsia" w:eastAsia="黑体"/>
         </w:rPr>
         <w:t xml:space="preserve">用</w:t>
       </w:r>
       <w:r>
+        <w:rPr>
+          <w:rFonts w:eastAsia="黑体"/>
+        </w:rPr>
         <w:t xml:space="preserve"> ROM </w:t>
       </w:r>
       <w:r>
         <w:rPr>
-          <w:rFonts w:hint="eastAsia"/>
+          <w:rFonts w:hint="eastAsia" w:eastAsia="黑体"/>
         </w:rPr>
         <w:t xml:space="preserve">实现查表：把</w:t>
       </w:r>
       <w:r>
+        <w:rPr>
+          <w:rFonts w:eastAsia="黑体"/>
+        </w:rPr>
         <w:t xml:space="preserve"> n </w:t>
       </w:r>
       <w:r>
         <w:rPr>
-          <w:rFonts w:hint="eastAsia"/>
+          <w:rFonts w:hint="eastAsia" w:eastAsia="黑体"/>
         </w:rPr>
         <w:t xml:space="preserve">位地址当作输入、m</w:t>
       </w:r>
       <w:r>
+        <w:rPr>
+          <w:rFonts w:eastAsia="黑体"/>
+        </w:rPr>
         <w:t xml:space="preserve"> </w:t>
       </w:r>
       <w:r>
         <w:rPr>
-          <w:rFonts w:hint="eastAsia"/>
+          <w:rFonts w:hint="eastAsia" w:eastAsia="黑体"/>
         </w:rPr>
         <w:t xml:space="preserve">位数据当作函数输出，即可实现任意组合逻辑函数。</w:t>
       </w:r>
@@ -1944,7 +2127,7 @@
       </w:pPr>
       <w:r>
         <w:rPr>
-          <w:rFonts w:hint="eastAsia"/>
+          <w:rFonts w:hint="eastAsia" w:eastAsia="黑体"/>
         </w:rPr>
         <w:t xml:space="preserve">常见器件型号</w:t>
       </w:r>
@@ -1959,7 +2142,7 @@
       </w:pPr>
       <w:r>
         <w:rPr>
-          <w:rFonts w:hint="eastAsia"/>
+          <w:rFonts w:hint="eastAsia" w:eastAsia="黑体"/>
         </w:rPr>
         <w:t xml:space="preserve">EPROM：27C256（32K×8）、27C512。</w:t>
       </w:r>
@@ -1974,16 +2157,19 @@
       </w:pPr>
       <w:r>
         <w:rPr>
-          <w:rFonts w:hint="eastAsia"/>
+          <w:rFonts w:hint="eastAsia" w:eastAsia="黑体"/>
         </w:rPr>
         <w:t xml:space="preserve">EEPROM：AT24C02（I²C</w:t>
       </w:r>
       <w:r>
+        <w:rPr>
+          <w:rFonts w:eastAsia="黑体"/>
+        </w:rPr>
         <w:t xml:space="preserve"> </w:t>
       </w:r>
       <w:r>
         <w:rPr>
-          <w:rFonts w:hint="eastAsia"/>
+          <w:rFonts w:hint="eastAsia" w:eastAsia="黑体"/>
         </w:rPr>
         <w:t xml:space="preserve">2Kbit）、AT28C256。</w:t>
       </w:r>
@@ -1998,25 +2184,31 @@
       </w:pPr>
       <w:r>
         <w:rPr>
-          <w:rFonts w:hint="eastAsia"/>
+          <w:rFonts w:hint="eastAsia" w:eastAsia="黑体"/>
         </w:rPr>
         <w:t xml:space="preserve">Flash：W25Q128（SPI</w:t>
       </w:r>
       <w:r>
+        <w:rPr>
+          <w:rFonts w:eastAsia="黑体"/>
+        </w:rPr>
         <w:t xml:space="preserve"> NOR </w:t>
       </w:r>
       <w:r>
         <w:rPr>
-          <w:rFonts w:hint="eastAsia"/>
+          <w:rFonts w:hint="eastAsia" w:eastAsia="黑体"/>
         </w:rPr>
         <w:t xml:space="preserve">Flash）、常用</w:t>
       </w:r>
       <w:r>
+        <w:rPr>
+          <w:rFonts w:eastAsia="黑体"/>
+        </w:rPr>
         <w:t xml:space="preserve"> NAND Flash </w:t>
       </w:r>
       <w:r>
         <w:rPr>
-          <w:rFonts w:hint="eastAsia"/>
+          <w:rFonts w:hint="eastAsia" w:eastAsia="黑体"/>
         </w:rPr>
         <w:t xml:space="preserve">按需选型。</w:t>
       </w:r>
@@ -2029,7 +2221,7 @@
       </w:pPr>
       <w:r>
         <w:rPr>
-          <w:rFonts w:hint="eastAsia"/>
+          <w:rFonts w:hint="eastAsia" w:eastAsia="黑体"/>
         </w:rPr>
         <w:t xml:space="preserve">注意事项</w:t>
       </w:r>
@@ -2043,11 +2235,14 @@
         </w:numPr>
       </w:pPr>
       <w:r>
+        <w:rPr>
+          <w:rFonts w:eastAsia="黑体"/>
+        </w:rPr>
         <w:t xml:space="preserve">ROM </w:t>
       </w:r>
       <w:r>
         <w:rPr>
-          <w:rFonts w:hint="eastAsia"/>
+          <w:rFonts w:hint="eastAsia" w:eastAsia="黑体"/>
         </w:rPr>
         <w:t xml:space="preserve">可用作组合逻辑查表（把地址当输入、数据当输出）。</w:t>
       </w:r>
@@ -2061,20 +2256,26 @@
         </w:numPr>
       </w:pPr>
       <w:r>
+        <w:rPr>
+          <w:rFonts w:eastAsia="黑体"/>
+        </w:rPr>
         <w:t xml:space="preserve">EPROM </w:t>
       </w:r>
       <w:r>
         <w:rPr>
-          <w:rFonts w:hint="eastAsia"/>
+          <w:rFonts w:hint="eastAsia" w:eastAsia="黑体"/>
         </w:rPr>
         <w:t xml:space="preserve">需紫外擦除且读写电压特殊，使用较繁琐，多用</w:t>
       </w:r>
       <w:r>
+        <w:rPr>
+          <w:rFonts w:eastAsia="黑体"/>
+        </w:rPr>
         <w:t xml:space="preserve"> EEPROM/Flash </w:t>
       </w:r>
       <w:r>
         <w:rPr>
-          <w:rFonts w:hint="eastAsia"/>
+          <w:rFonts w:hint="eastAsia" w:eastAsia="黑体"/>
         </w:rPr>
         <w:t xml:space="preserve">替代。</w:t>
       </w:r>
@@ -2088,20 +2289,26 @@
         </w:numPr>
       </w:pPr>
       <w:r>
+        <w:rPr>
+          <w:rFonts w:eastAsia="黑体"/>
+        </w:rPr>
         <w:t xml:space="preserve">NOR Flash </w:t>
       </w:r>
       <w:r>
         <w:rPr>
-          <w:rFonts w:hint="eastAsia"/>
+          <w:rFonts w:hint="eastAsia" w:eastAsia="黑体"/>
         </w:rPr>
         <w:t xml:space="preserve">支持随机读、适合代码执行，NAND</w:t>
       </w:r>
       <w:r>
+        <w:rPr>
+          <w:rFonts w:eastAsia="黑体"/>
+        </w:rPr>
         <w:t xml:space="preserve"> Flash </w:t>
       </w:r>
       <w:r>
         <w:rPr>
-          <w:rFonts w:hint="eastAsia"/>
+          <w:rFonts w:hint="eastAsia" w:eastAsia="黑体"/>
         </w:rPr>
         <w:t xml:space="preserve">适合大容量数据存储。</w:t>
       </w:r>
@@ -2114,7 +2321,7 @@
       </w:pPr>
       <w:r>
         <w:rPr>
-          <w:rFonts w:hint="eastAsia"/>
+          <w:rFonts w:hint="eastAsia" w:eastAsia="黑体"/>
         </w:rPr>
         <w:t xml:space="preserve">参考资料</w:t>
       </w:r>
@@ -2128,6 +2335,9 @@
         </w:numPr>
       </w:pPr>
       <w:r>
+        <w:rPr>
+          <w:rFonts w:eastAsia="黑体"/>
+        </w:rPr>
         <w:t xml:space="preserve">Wikipedia: Read-only memory。</w:t>
       </w:r>
     </w:p>
@@ -2141,7 +2351,7 @@
       </w:pPr>
       <w:r>
         <w:rPr>
-          <w:rFonts w:hint="eastAsia"/>
+          <w:rFonts w:hint="eastAsia" w:eastAsia="黑体"/>
         </w:rPr>
         <w:t xml:space="preserve">《数字电子技术基础》（阎石）。</w:t>
       </w:r>
@@ -2155,11 +2365,14 @@
         </w:numPr>
       </w:pPr>
       <w:r>
+        <w:rPr>
+          <w:rFonts w:eastAsia="黑体"/>
+        </w:rPr>
         <w:t xml:space="preserve">Microchip / Winbond Flash </w:t>
       </w:r>
       <w:r>
         <w:rPr>
-          <w:rFonts w:hint="eastAsia"/>
+          <w:rFonts w:hint="eastAsia" w:eastAsia="黑体"/>
         </w:rPr>
         <w:t xml:space="preserve">数据手册。</w:t>
       </w:r>
@@ -2173,11 +2386,11 @@
       </w:pPr>
       <w:r>
         <w:rPr>
-          <w:rFonts w:ascii="Times New Roman" w:hAnsi="Times New Roman"/>
+          <w:rFonts w:ascii="Times New Roman" w:hAnsi="Times New Roman" w:eastAsia="黑体"/>
           <w:color w:val="555555"/>
           <w:sz w:val="21"/>
         </w:rPr>
-        <w:t>材料收集者：杜文杰</w:t>
+        <w:t>材料收集者：杜文杰，WX手机：19519196569，QQ:3478827729</w:t>
       </w:r>
     </w:p>
     <w:sectPr>
@@ -2197,7 +2410,7 @@
 </file>
 
 <file path=word/footer1.xml><?xml version="1.0" encoding="utf-8"?>
-<w:ftr xmlns:m="http://schemas.openxmlformats.org/officeDocument/2006/math" xmlns:mc="http://schemas.openxmlformats.org/markup-compatibility/2006" xmlns:mo="http://schemas.microsoft.com/office/mac/office/2008/main" xmlns:mv="urn:schemas-microsoft-com:mac:vml" xmlns:o="urn:schemas-microsoft-com:office:office" xmlns:r="http://schemas.openxmlformats.org/officeDocument/2006/relationships" xmlns:v="urn:schemas-microsoft-com:vml" xmlns:w10="urn:schemas-microsoft-com:office:word" xmlns:w14="http://schemas.microsoft.com/office/word/2010/wordml" xmlns:w="http://schemas.openxmlformats.org/wordprocessingml/2006/main" xmlns:wne="http://schemas.microsoft.com/office/word/2006/wordml" xmlns:wp14="http://schemas.microsoft.com/office/word/2010/wordprocessingDrawing" xmlns:wp="http://schemas.openxmlformats.org/drawingml/2006/wordprocessingDrawing" xmlns:wpc="http://schemas.microsoft.com/office/word/2010/wordprocessingCanvas" xmlns:wpg="http://schemas.microsoft.com/office/word/2010/wordprocessingGroup" xmlns:wpi="http://schemas.microsoft.com/office/word/2010/wordprocessingInk" xmlns:wps="http://schemas.microsoft.com/office/word/2010/wordprocessingShape" mc:Ignorable="w14 wp14">
+<w:ftr xmlns:mc="http://schemas.openxmlformats.org/markup-compatibility/2006" xmlns:w="http://schemas.openxmlformats.org/wordprocessingml/2006/main" xmlns:m="http://schemas.openxmlformats.org/officeDocument/2006/math" xmlns:mo="http://schemas.microsoft.com/office/mac/office/2008/main" xmlns:mv="urn:schemas-microsoft-com:mac:vml" xmlns:o="urn:schemas-microsoft-com:office:office" xmlns:r="http://schemas.openxmlformats.org/officeDocument/2006/relationships" xmlns:v="urn:schemas-microsoft-com:vml" xmlns:w10="urn:schemas-microsoft-com:office:word" xmlns:w14="http://schemas.microsoft.com/office/word/2010/wordml" xmlns:wne="http://schemas.microsoft.com/office/word/2006/wordml" xmlns:wp14="http://schemas.microsoft.com/office/word/2010/wordprocessingDrawing" xmlns:wp="http://schemas.openxmlformats.org/drawingml/2006/wordprocessingDrawing" xmlns:wpc="http://schemas.microsoft.com/office/word/2010/wordprocessingCanvas" xmlns:wpg="http://schemas.microsoft.com/office/word/2010/wordprocessingGroup" xmlns:wpi="http://schemas.microsoft.com/office/word/2010/wordprocessingInk" xmlns:wps="http://schemas.microsoft.com/office/word/2010/wordprocessingShape" mc:Ignorable="w14 wp14">
   <w:p>
     <w:pPr>
       <w:pStyle w:val="Footer"/>
@@ -2205,12 +2418,14 @@
     </w:pPr>
     <w:r>
       <w:rPr>
+        <w:rFonts w:eastAsia="黑体"/>
         <w:sz w:val="18"/>
       </w:rPr>
       <w:t xml:space="preserve">第 </w:t>
     </w:r>
     <w:r>
       <w:rPr>
+        <w:rFonts w:eastAsia="黑体"/>
         <w:sz w:val="18"/>
       </w:rPr>
       <w:fldChar w:fldCharType="begin"/>
@@ -2219,6 +2434,7 @@
     </w:r>
     <w:r>
       <w:rPr>
+        <w:rFonts w:eastAsia="黑体"/>
         <w:sz w:val="18"/>
       </w:rPr>
       <w:t xml:space="preserve"> 页</w:t>
@@ -2232,6 +2448,9 @@
   <w:footnote w:type="continuationSeparator" w:id="0">
     <w:p>
       <w:r>
+        <w:rPr>
+          <w:rFonts w:eastAsia="黑体"/>
+        </w:rPr>
         <w:continuationSeparator/>
       </w:r>
     </w:p>
@@ -2239,6 +2458,9 @@
   <w:footnote w:type="separator" w:id="-1">
     <w:p>
       <w:r>
+        <w:rPr>
+          <w:rFonts w:eastAsia="黑体"/>
+        </w:rPr>
         <w:separator/>
       </w:r>
     </w:p>
@@ -2247,7 +2469,7 @@
 </file>
 
 <file path=word/header1.xml><?xml version="1.0" encoding="utf-8"?>
-<w:hdr xmlns:m="http://schemas.openxmlformats.org/officeDocument/2006/math" xmlns:mc="http://schemas.openxmlformats.org/markup-compatibility/2006" xmlns:mo="http://schemas.microsoft.com/office/mac/office/2008/main" xmlns:mv="urn:schemas-microsoft-com:mac:vml" xmlns:o="urn:schemas-microsoft-com:office:office" xmlns:r="http://schemas.openxmlformats.org/officeDocument/2006/relationships" xmlns:v="urn:schemas-microsoft-com:vml" xmlns:w10="urn:schemas-microsoft-com:office:word" xmlns:w14="http://schemas.microsoft.com/office/word/2010/wordml" xmlns:w="http://schemas.openxmlformats.org/wordprocessingml/2006/main" xmlns:wne="http://schemas.microsoft.com/office/word/2006/wordml" xmlns:wp14="http://schemas.microsoft.com/office/word/2010/wordprocessingDrawing" xmlns:wp="http://schemas.openxmlformats.org/drawingml/2006/wordprocessingDrawing" xmlns:wpc="http://schemas.microsoft.com/office/word/2010/wordprocessingCanvas" xmlns:wpg="http://schemas.microsoft.com/office/word/2010/wordprocessingGroup" xmlns:wpi="http://schemas.microsoft.com/office/word/2010/wordprocessingInk" xmlns:wps="http://schemas.microsoft.com/office/word/2010/wordprocessingShape" mc:Ignorable="w14 wp14">
+<w:hdr xmlns:mc="http://schemas.openxmlformats.org/markup-compatibility/2006" xmlns:w="http://schemas.openxmlformats.org/wordprocessingml/2006/main" xmlns:m="http://schemas.openxmlformats.org/officeDocument/2006/math" xmlns:mo="http://schemas.microsoft.com/office/mac/office/2008/main" xmlns:mv="urn:schemas-microsoft-com:mac:vml" xmlns:o="urn:schemas-microsoft-com:office:office" xmlns:r="http://schemas.openxmlformats.org/officeDocument/2006/relationships" xmlns:v="urn:schemas-microsoft-com:vml" xmlns:w10="urn:schemas-microsoft-com:office:word" xmlns:w14="http://schemas.microsoft.com/office/word/2010/wordml" xmlns:wne="http://schemas.microsoft.com/office/word/2006/wordml" xmlns:wp14="http://schemas.microsoft.com/office/word/2010/wordprocessingDrawing" xmlns:wp="http://schemas.openxmlformats.org/drawingml/2006/wordprocessingDrawing" xmlns:wpc="http://schemas.microsoft.com/office/word/2010/wordprocessingCanvas" xmlns:wpg="http://schemas.microsoft.com/office/word/2010/wordprocessingGroup" xmlns:wpi="http://schemas.microsoft.com/office/word/2010/wordprocessingInk" xmlns:wps="http://schemas.microsoft.com/office/word/2010/wordprocessingShape" mc:Ignorable="w14 wp14">
   <w:p>
     <w:pPr>
       <w:pStyle w:val="Header"/>
@@ -2255,7 +2477,7 @@
     </w:pPr>
     <w:r>
       <w:rPr>
-        <w:rFonts w:ascii="Times New Roman" w:hAnsi="Times New Roman"/>
+        <w:rFonts w:ascii="Times New Roman" w:hAnsi="Times New Roman" w:eastAsia="黑体"/>
         <w:sz w:val="18"/>
         <w:rFonts w:eastAsia="黑体"/>
         <w:rFonts w:eastAsia="黑体"/>
@@ -2267,7 +2489,7 @@
 </file>
 
 <file path=word/numbering.xml><?xml version="1.0" encoding="utf-8"?>
-<w:numbering xmlns:m="http://schemas.openxmlformats.org/officeDocument/2006/math" xmlns:mc="http://schemas.openxmlformats.org/markup-compatibility/2006" xmlns:mo="http://schemas.microsoft.com/office/mac/office/2008/main" xmlns:mv="urn:schemas-microsoft-com:mac:vml" xmlns:o="urn:schemas-microsoft-com:office:office" xmlns:r="http://schemas.openxmlformats.org/officeDocument/2006/relationships" xmlns:v="urn:schemas-microsoft-com:vml" xmlns:w="http://schemas.openxmlformats.org/wordprocessingml/2006/main" xmlns:w10="urn:schemas-microsoft-com:office:word" xmlns:w14="http://schemas.microsoft.com/office/word/2010/wordml" xmlns:wne="http://schemas.microsoft.com/office/word/2006/wordml" xmlns:wp="http://schemas.openxmlformats.org/drawingml/2006/wordprocessingDrawing" xmlns:wp14="http://schemas.microsoft.com/office/word/2010/wordprocessingDrawing" xmlns:wpc="http://schemas.microsoft.com/office/word/2010/wordprocessingCanvas" xmlns:wpg="http://schemas.microsoft.com/office/word/2010/wordprocessingGroup" xmlns:wpi="http://schemas.microsoft.com/office/word/2010/wordprocessingInk" xmlns:wps="http://schemas.microsoft.com/office/word/2010/wordprocessingShape" mc:Ignorable="w14 wp14">
+<w:numbering xmlns:mc="http://schemas.openxmlformats.org/markup-compatibility/2006" xmlns:w="http://schemas.openxmlformats.org/wordprocessingml/2006/main" xmlns:m="http://schemas.openxmlformats.org/officeDocument/2006/math" xmlns:mo="http://schemas.microsoft.com/office/mac/office/2008/main" xmlns:mv="urn:schemas-microsoft-com:mac:vml" xmlns:o="urn:schemas-microsoft-com:office:office" xmlns:r="http://schemas.openxmlformats.org/officeDocument/2006/relationships" xmlns:v="urn:schemas-microsoft-com:vml" xmlns:w10="urn:schemas-microsoft-com:office:word" xmlns:w14="http://schemas.microsoft.com/office/word/2010/wordml" xmlns:wne="http://schemas.microsoft.com/office/word/2006/wordml" xmlns:wp="http://schemas.openxmlformats.org/drawingml/2006/wordprocessingDrawing" xmlns:wp14="http://schemas.microsoft.com/office/word/2010/wordprocessingDrawing" xmlns:wpc="http://schemas.microsoft.com/office/word/2010/wordprocessingCanvas" xmlns:wpg="http://schemas.microsoft.com/office/word/2010/wordprocessingGroup" xmlns:wpi="http://schemas.microsoft.com/office/word/2010/wordprocessingInk" xmlns:wps="http://schemas.microsoft.com/office/word/2010/wordprocessingShape" mc:Ignorable="w14 wp14">
   <w:abstractNum w:abstractNumId="0">
     <w:nsid w:val="FFFFFF7C"/>
     <w:multiLevelType w:val="singleLevel"/>
@@ -2354,7 +2576,7 @@
         <w:ind w:hanging="360" w:left="1440"/>
       </w:pPr>
       <w:rPr>
-        <w:rFonts w:ascii="Symbol" w:hAnsi="Symbol" w:hint="default"/>
+        <w:rFonts w:ascii="Symbol" w:hAnsi="Symbol" w:hint="default" w:eastAsia="黑体"/>
       </w:rPr>
     </w:lvl>
   </w:abstractNum>
@@ -2375,7 +2597,7 @@
         <w:ind w:hanging="360" w:left="1080"/>
       </w:pPr>
       <w:rPr>
-        <w:rFonts w:ascii="Symbol" w:hAnsi="Symbol" w:hint="default"/>
+        <w:rFonts w:ascii="Symbol" w:hAnsi="Symbol" w:hint="default" w:eastAsia="黑体"/>
       </w:rPr>
     </w:lvl>
   </w:abstractNum>
@@ -2396,7 +2618,7 @@
         <w:ind w:hanging="360" w:left="720"/>
       </w:pPr>
       <w:rPr>
-        <w:rFonts w:ascii="Symbol" w:hAnsi="Symbol" w:hint="default"/>
+        <w:rFonts w:ascii="Symbol" w:hAnsi="Symbol" w:hint="default" w:eastAsia="黑体"/>
       </w:rPr>
     </w:lvl>
   </w:abstractNum>
@@ -2435,7 +2657,7 @@
         <w:ind w:hanging="360" w:left="360"/>
       </w:pPr>
       <w:rPr>
-        <w:rFonts w:ascii="Symbol" w:hAnsi="Symbol" w:hint="default"/>
+        <w:rFonts w:ascii="Symbol" w:hAnsi="Symbol" w:hint="default" w:eastAsia="黑体"/>
       </w:rPr>
     </w:lvl>
   </w:abstractNum>
@@ -2526,7 +2748,7 @@
         <w:ind w:left="720" w:hanging="360"/>
       </w:pPr>
       <w:rPr>
-        <w:rFonts w:ascii="Symbol" w:hAnsi="Symbol" w:cs="Symbol" w:hint="default"/>
+        <w:rFonts w:ascii="Symbol" w:hAnsi="Symbol" w:cs="Symbol" w:hint="default" w:eastAsia="黑体"/>
       </w:rPr>
     </w:lvl>
     <w:lvl w:ilvl="1">
@@ -2537,7 +2759,7 @@
         <w:ind w:left="1440" w:hanging="360"/>
       </w:pPr>
       <w:rPr>
-        <w:rFonts w:ascii="Courier New" w:hAnsi="Courier New" w:cs="Courier New" w:hint="default"/>
+        <w:rFonts w:ascii="Courier New" w:hAnsi="Courier New" w:cs="Courier New" w:hint="default" w:eastAsia="黑体"/>
       </w:rPr>
     </w:lvl>
     <w:lvl w:ilvl="2">
@@ -2548,7 +2770,7 @@
         <w:ind w:left="2160" w:hanging="360"/>
       </w:pPr>
       <w:rPr>
-        <w:rFonts w:ascii="Wingdings" w:hAnsi="Wingdings" w:cs="Wingdings" w:hint="default"/>
+        <w:rFonts w:ascii="Wingdings" w:hAnsi="Wingdings" w:cs="Wingdings" w:hint="default" w:eastAsia="黑体"/>
       </w:rPr>
     </w:lvl>
     <w:lvl w:ilvl="3">
@@ -2559,7 +2781,7 @@
         <w:ind w:left="2880" w:hanging="360"/>
       </w:pPr>
       <w:rPr>
-        <w:rFonts w:ascii="Symbol" w:hAnsi="Symbol" w:cs="Symbol" w:hint="default"/>
+        <w:rFonts w:ascii="Symbol" w:hAnsi="Symbol" w:cs="Symbol" w:hint="default" w:eastAsia="黑体"/>
       </w:rPr>
     </w:lvl>
     <w:lvl w:ilvl="4">
@@ -2570,7 +2792,7 @@
         <w:ind w:left="3600" w:hanging="360"/>
       </w:pPr>
       <w:rPr>
-        <w:rFonts w:ascii="Courier New" w:hAnsi="Courier New" w:cs="Courier New" w:hint="default"/>
+        <w:rFonts w:ascii="Courier New" w:hAnsi="Courier New" w:cs="Courier New" w:hint="default" w:eastAsia="黑体"/>
       </w:rPr>
     </w:lvl>
     <w:lvl w:ilvl="5">
@@ -2581,7 +2803,7 @@
         <w:ind w:left="4320" w:hanging="360"/>
       </w:pPr>
       <w:rPr>
-        <w:rFonts w:ascii="Wingdings" w:hAnsi="Wingdings" w:cs="Wingdings" w:hint="default"/>
+        <w:rFonts w:ascii="Wingdings" w:hAnsi="Wingdings" w:cs="Wingdings" w:hint="default" w:eastAsia="黑体"/>
       </w:rPr>
     </w:lvl>
     <w:lvl w:ilvl="6">
@@ -2592,7 +2814,7 @@
         <w:ind w:left="5040" w:hanging="360"/>
       </w:pPr>
       <w:rPr>
-        <w:rFonts w:ascii="Symbol" w:hAnsi="Symbol" w:cs="Symbol" w:hint="default"/>
+        <w:rFonts w:ascii="Symbol" w:hAnsi="Symbol" w:cs="Symbol" w:hint="default" w:eastAsia="黑体"/>
       </w:rPr>
     </w:lvl>
     <w:lvl w:ilvl="7">
@@ -2603,7 +2825,7 @@
         <w:ind w:left="5760" w:hanging="360"/>
       </w:pPr>
       <w:rPr>
-        <w:rFonts w:ascii="Courier New" w:hAnsi="Courier New" w:cs="Courier New" w:hint="default"/>
+        <w:rFonts w:ascii="Courier New" w:hAnsi="Courier New" w:cs="Courier New" w:hint="default" w:eastAsia="黑体"/>
       </w:rPr>
     </w:lvl>
     <w:lvl w:ilvl="8">
@@ -2614,7 +2836,7 @@
         <w:ind w:left="6480" w:hanging="360"/>
       </w:pPr>
       <w:rPr>
-        <w:rFonts w:ascii="Wingdings" w:hAnsi="Wingdings" w:cs="Wingdings" w:hint="default"/>
+        <w:rFonts w:ascii="Wingdings" w:hAnsi="Wingdings" w:cs="Wingdings" w:hint="default" w:eastAsia="黑体"/>
       </w:rPr>
     </w:lvl>
   </w:abstractNum>
@@ -2670,11 +2892,11 @@
 </file>
 
 <file path=word/styles.xml><?xml version="1.0" encoding="utf-8"?>
-<w:styles xmlns:mc="http://schemas.openxmlformats.org/markup-compatibility/2006" xmlns:r="http://schemas.openxmlformats.org/officeDocument/2006/relationships" xmlns:w="http://schemas.openxmlformats.org/wordprocessingml/2006/main" xmlns:w14="http://schemas.microsoft.com/office/word/2010/wordml" mc:Ignorable="w14">
+<w:styles xmlns:mc="http://schemas.openxmlformats.org/markup-compatibility/2006" xmlns:w="http://schemas.openxmlformats.org/wordprocessingml/2006/main" xmlns:r="http://schemas.openxmlformats.org/officeDocument/2006/relationships" xmlns:w14="http://schemas.microsoft.com/office/word/2010/wordml" mc:Ignorable="w14">
   <w:docDefaults>
     <w:rPrDefault>
       <w:rPr>
-        <w:rFonts w:asciiTheme="minorHAnsi" w:cstheme="minorBidi" w:eastAsiaTheme="minorEastAsia" w:hAnsiTheme="minorHAnsi"/>
+        <w:rFonts w:asciiTheme="minorHAnsi" w:cstheme="minorBidi" w:hAnsiTheme="minorHAnsi" w:eastAsia="黑体"/>
         <w:sz w:val="22"/>
         <w:szCs w:val="22"/>
         <w:lang w:bidi="ar-SA" w:eastAsia="en-US" w:val="en-US"/>
@@ -2896,7 +3118,7 @@
       <w:outlineLvl w:val="0"/>
     </w:pPr>
     <w:rPr>
-      <w:rFonts w:ascii="Times New Roman" w:asciiTheme="majorHAnsi" w:cstheme="majorBidi" w:eastAsia="黑体" w:eastAsiaTheme="majorEastAsia" w:hAnsi="Times New Roman" w:hAnsiTheme="majorHAnsi"/>
+      <w:rFonts w:ascii="Times New Roman" w:asciiTheme="majorHAnsi" w:cstheme="majorBidi" w:eastAsia="黑体" w:hAnsi="Times New Roman" w:hAnsiTheme="majorHAnsi"/>
       <w:b/>
       <w:bCs/>
       <w:color w:val="1F3864"/>
@@ -2920,7 +3142,7 @@
       <w:outlineLvl w:val="1"/>
     </w:pPr>
     <w:rPr>
-      <w:rFonts w:ascii="Times New Roman" w:asciiTheme="majorHAnsi" w:cstheme="majorBidi" w:eastAsia="黑体" w:eastAsiaTheme="majorEastAsia" w:hAnsi="Times New Roman" w:hAnsiTheme="majorHAnsi"/>
+      <w:rFonts w:ascii="Times New Roman" w:asciiTheme="majorHAnsi" w:cstheme="majorBidi" w:eastAsia="黑体" w:hAnsi="Times New Roman" w:hAnsiTheme="majorHAnsi"/>
       <w:b/>
       <w:bCs/>
       <w:color w:val="2E4E7E"/>
@@ -2944,7 +3166,7 @@
       <w:outlineLvl w:val="2"/>
     </w:pPr>
     <w:rPr>
-      <w:rFonts w:ascii="Times New Roman" w:asciiTheme="majorHAnsi" w:cstheme="majorBidi" w:eastAsia="黑体" w:eastAsiaTheme="majorEastAsia" w:hAnsi="Times New Roman" w:hAnsiTheme="majorHAnsi"/>
+      <w:rFonts w:ascii="Times New Roman" w:asciiTheme="majorHAnsi" w:cstheme="majorBidi" w:eastAsia="黑体" w:hAnsi="Times New Roman" w:hAnsiTheme="majorHAnsi"/>
       <w:b/>
       <w:bCs/>
       <w:color w:val="2E4E7E"/>
@@ -2968,7 +3190,7 @@
       <w:outlineLvl w:val="3"/>
     </w:pPr>
     <w:rPr>
-      <w:rFonts w:ascii="Times New Roman" w:asciiTheme="majorHAnsi" w:cstheme="majorBidi" w:eastAsia="黑体" w:eastAsiaTheme="majorEastAsia" w:hAnsi="Times New Roman" w:hAnsiTheme="majorHAnsi"/>
+      <w:rFonts w:ascii="Times New Roman" w:asciiTheme="majorHAnsi" w:cstheme="majorBidi" w:eastAsia="黑体" w:hAnsi="Times New Roman" w:hAnsiTheme="majorHAnsi"/>
       <w:b/>
       <w:bCs/>
       <w:i/>
@@ -2994,7 +3216,7 @@
       <w:outlineLvl w:val="4"/>
     </w:pPr>
     <w:rPr>
-      <w:rFonts w:ascii="Times New Roman" w:asciiTheme="majorHAnsi" w:cstheme="majorBidi" w:eastAsia="黑体" w:eastAsiaTheme="majorEastAsia" w:hAnsi="Times New Roman" w:hAnsiTheme="majorHAnsi"/>
+      <w:rFonts w:ascii="Times New Roman" w:asciiTheme="majorHAnsi" w:cstheme="majorBidi" w:eastAsia="黑体" w:hAnsi="Times New Roman" w:hAnsiTheme="majorHAnsi"/>
       <w:b/>
       <w:color w:val="333333"/>
       <w:sz w:val="22"/>
@@ -3017,7 +3239,7 @@
       <w:outlineLvl w:val="5"/>
     </w:pPr>
     <w:rPr>
-      <w:rFonts w:asciiTheme="majorHAnsi" w:cstheme="majorBidi" w:eastAsiaTheme="majorEastAsia" w:hAnsiTheme="majorHAnsi"/>
+      <w:rFonts w:asciiTheme="majorHAnsi" w:cstheme="majorBidi" w:hAnsiTheme="majorHAnsi" w:eastAsia="黑体"/>
       <w:i/>
       <w:iCs/>
       <w:color w:themeColor="accent1" w:themeShade="7F" w:val="243F60"/>
@@ -3040,7 +3262,7 @@
       <w:outlineLvl w:val="6"/>
     </w:pPr>
     <w:rPr>
-      <w:rFonts w:asciiTheme="majorHAnsi" w:cstheme="majorBidi" w:eastAsiaTheme="majorEastAsia" w:hAnsiTheme="majorHAnsi"/>
+      <w:rFonts w:asciiTheme="majorHAnsi" w:cstheme="majorBidi" w:hAnsiTheme="majorHAnsi" w:eastAsia="黑体"/>
       <w:i/>
       <w:iCs/>
       <w:color w:themeColor="text1" w:themeTint="BF" w:val="404040"/>
@@ -3063,7 +3285,7 @@
       <w:outlineLvl w:val="7"/>
     </w:pPr>
     <w:rPr>
-      <w:rFonts w:asciiTheme="majorHAnsi" w:cstheme="majorBidi" w:eastAsiaTheme="majorEastAsia" w:hAnsiTheme="majorHAnsi"/>
+      <w:rFonts w:asciiTheme="majorHAnsi" w:cstheme="majorBidi" w:hAnsiTheme="majorHAnsi" w:eastAsia="黑体"/>
       <w:color w:themeColor="accent1" w:val="4F81BD"/>
       <w:sz w:val="20"/>
       <w:szCs w:val="20"/>
@@ -3086,7 +3308,7 @@
       <w:outlineLvl w:val="8"/>
     </w:pPr>
     <w:rPr>
-      <w:rFonts w:asciiTheme="majorHAnsi" w:cstheme="majorBidi" w:eastAsiaTheme="majorEastAsia" w:hAnsiTheme="majorHAnsi"/>
+      <w:rFonts w:asciiTheme="majorHAnsi" w:cstheme="majorBidi" w:hAnsiTheme="majorHAnsi" w:eastAsia="黑体"/>
       <w:i/>
       <w:iCs/>
       <w:color w:themeColor="text1" w:themeTint="BF" w:val="404040"/>
@@ -3137,7 +3359,7 @@
     <w:uiPriority w:val="9"/>
     <w:rsid w:val="00FC693F"/>
     <w:rPr>
-      <w:rFonts w:asciiTheme="majorHAnsi" w:cstheme="majorBidi" w:eastAsiaTheme="majorEastAsia" w:hAnsiTheme="majorHAnsi"/>
+      <w:rFonts w:asciiTheme="majorHAnsi" w:cstheme="majorBidi" w:hAnsiTheme="majorHAnsi" w:eastAsia="黑体"/>
       <w:b/>
       <w:bCs/>
       <w:color w:themeColor="accent1" w:themeShade="BF" w:val="365F91"/>
@@ -3152,7 +3374,7 @@
     <w:uiPriority w:val="9"/>
     <w:rsid w:val="00FC693F"/>
     <w:rPr>
-      <w:rFonts w:asciiTheme="majorHAnsi" w:cstheme="majorBidi" w:eastAsiaTheme="majorEastAsia" w:hAnsiTheme="majorHAnsi"/>
+      <w:rFonts w:asciiTheme="majorHAnsi" w:cstheme="majorBidi" w:hAnsiTheme="majorHAnsi" w:eastAsia="黑体"/>
       <w:b/>
       <w:bCs/>
       <w:color w:themeColor="accent1" w:val="4F81BD"/>
@@ -3167,7 +3389,7 @@
     <w:uiPriority w:val="9"/>
     <w:rsid w:val="00FC693F"/>
     <w:rPr>
-      <w:rFonts w:asciiTheme="majorHAnsi" w:cstheme="majorBidi" w:eastAsiaTheme="majorEastAsia" w:hAnsiTheme="majorHAnsi"/>
+      <w:rFonts w:asciiTheme="majorHAnsi" w:cstheme="majorBidi" w:hAnsiTheme="majorHAnsi" w:eastAsia="黑体"/>
       <w:b/>
       <w:bCs/>
       <w:color w:themeColor="accent1" w:val="4F81BD"/>
@@ -3190,7 +3412,7 @@
       <w:contextualSpacing/>
     </w:pPr>
     <w:rPr>
-      <w:rFonts w:ascii="Times New Roman" w:asciiTheme="majorHAnsi" w:cstheme="majorBidi" w:eastAsia="黑体" w:eastAsiaTheme="majorEastAsia" w:hAnsi="Times New Roman" w:hAnsiTheme="majorHAnsi"/>
+      <w:rFonts w:ascii="Times New Roman" w:asciiTheme="majorHAnsi" w:cstheme="majorBidi" w:eastAsia="黑体" w:hAnsi="Times New Roman" w:hAnsiTheme="majorHAnsi"/>
       <w:b/>
       <w:color w:val="1F3864"/>
       <w:spacing w:val="5"/>
@@ -3206,7 +3428,7 @@
     <w:uiPriority w:val="10"/>
     <w:rsid w:val="00FC693F"/>
     <w:rPr>
-      <w:rFonts w:asciiTheme="majorHAnsi" w:cstheme="majorBidi" w:eastAsiaTheme="majorEastAsia" w:hAnsiTheme="majorHAnsi"/>
+      <w:rFonts w:asciiTheme="majorHAnsi" w:cstheme="majorBidi" w:hAnsiTheme="majorHAnsi" w:eastAsia="黑体"/>
       <w:color w:themeColor="text2" w:themeShade="BF" w:val="17365D"/>
       <w:spacing w:val="5"/>
       <w:kern w:val="28"/>
@@ -3228,7 +3450,7 @@
       </w:numPr>
     </w:pPr>
     <w:rPr>
-      <w:rFonts w:asciiTheme="majorHAnsi" w:cstheme="majorBidi" w:eastAsiaTheme="majorEastAsia" w:hAnsiTheme="majorHAnsi"/>
+      <w:rFonts w:asciiTheme="majorHAnsi" w:cstheme="majorBidi" w:hAnsiTheme="majorHAnsi" w:eastAsia="黑体"/>
       <w:i/>
       <w:iCs/>
       <w:color w:themeColor="accent1" w:val="4F81BD"/>
@@ -3244,7 +3466,7 @@
     <w:uiPriority w:val="11"/>
     <w:rsid w:val="00FC693F"/>
     <w:rPr>
-      <w:rFonts w:asciiTheme="majorHAnsi" w:cstheme="majorBidi" w:eastAsiaTheme="majorEastAsia" w:hAnsiTheme="majorHAnsi"/>
+      <w:rFonts w:asciiTheme="majorHAnsi" w:cstheme="majorBidi" w:hAnsiTheme="majorHAnsi" w:eastAsia="黑体"/>
       <w:i/>
       <w:iCs/>
       <w:color w:themeColor="accent1" w:val="4F81BD"/>
@@ -3311,6 +3533,7 @@
       <w:spacing w:after="120"/>
     </w:pPr>
     <w:rPr>
+      <w:rFonts w:eastAsia="黑体"/>
       <w:sz w:val="16"/>
       <w:szCs w:val="16"/>
     </w:rPr>
@@ -3322,6 +3545,7 @@
     <w:uiPriority w:val="99"/>
     <w:rsid w:val="00AA1D8D"/>
     <w:rPr>
+      <w:rFonts w:eastAsia="黑体"/>
       <w:sz w:val="16"/>
       <w:szCs w:val="16"/>
     </w:rPr>
@@ -3491,7 +3715,7 @@
       </w:tabs>
     </w:pPr>
     <w:rPr>
-      <w:rFonts w:ascii="Courier" w:hAnsi="Courier"/>
+      <w:rFonts w:ascii="Courier" w:hAnsi="Courier" w:eastAsia="黑体"/>
       <w:sz w:val="20"/>
       <w:szCs w:val="20"/>
     </w:rPr>
@@ -3503,7 +3727,7 @@
     <w:uiPriority w:val="99"/>
     <w:rsid w:val="0029639D"/>
     <w:rPr>
-      <w:rFonts w:ascii="Courier" w:hAnsi="Courier"/>
+      <w:rFonts w:ascii="Courier" w:hAnsi="Courier" w:eastAsia="黑体"/>
       <w:sz w:val="20"/>
       <w:szCs w:val="20"/>
     </w:rPr>
@@ -3539,6 +3763,7 @@
     <w:uiPriority w:val="29"/>
     <w:rsid w:val="00FC693F"/>
     <w:rPr>
+      <w:rFonts w:eastAsia="黑体"/>
       <w:i/>
       <w:iCs/>
       <w:color w:themeColor="text1" w:val="000000"/>
@@ -3552,7 +3777,7 @@
     <w:semiHidden/>
     <w:rsid w:val="00FC693F"/>
     <w:rPr>
-      <w:rFonts w:asciiTheme="majorHAnsi" w:cstheme="majorBidi" w:eastAsiaTheme="majorEastAsia" w:hAnsiTheme="majorHAnsi"/>
+      <w:rFonts w:asciiTheme="majorHAnsi" w:cstheme="majorBidi" w:hAnsiTheme="majorHAnsi" w:eastAsia="黑体"/>
       <w:b/>
       <w:bCs/>
       <w:i/>
@@ -3568,7 +3793,7 @@
     <w:semiHidden/>
     <w:rsid w:val="00FC693F"/>
     <w:rPr>
-      <w:rFonts w:asciiTheme="majorHAnsi" w:cstheme="majorBidi" w:eastAsiaTheme="majorEastAsia" w:hAnsiTheme="majorHAnsi"/>
+      <w:rFonts w:asciiTheme="majorHAnsi" w:cstheme="majorBidi" w:hAnsiTheme="majorHAnsi" w:eastAsia="黑体"/>
       <w:color w:themeColor="accent1" w:themeShade="7F" w:val="243F60"/>
     </w:rPr>
   </w:style>
@@ -3580,7 +3805,7 @@
     <w:semiHidden/>
     <w:rsid w:val="00FC693F"/>
     <w:rPr>
-      <w:rFonts w:asciiTheme="majorHAnsi" w:cstheme="majorBidi" w:eastAsiaTheme="majorEastAsia" w:hAnsiTheme="majorHAnsi"/>
+      <w:rFonts w:asciiTheme="majorHAnsi" w:cstheme="majorBidi" w:hAnsiTheme="majorHAnsi" w:eastAsia="黑体"/>
       <w:i/>
       <w:iCs/>
       <w:color w:themeColor="accent1" w:themeShade="7F" w:val="243F60"/>
@@ -3594,7 +3819,7 @@
     <w:semiHidden/>
     <w:rsid w:val="00FC693F"/>
     <w:rPr>
-      <w:rFonts w:asciiTheme="majorHAnsi" w:cstheme="majorBidi" w:eastAsiaTheme="majorEastAsia" w:hAnsiTheme="majorHAnsi"/>
+      <w:rFonts w:asciiTheme="majorHAnsi" w:cstheme="majorBidi" w:hAnsiTheme="majorHAnsi" w:eastAsia="黑体"/>
       <w:i/>
       <w:iCs/>
       <w:color w:themeColor="text1" w:themeTint="BF" w:val="404040"/>
@@ -3608,7 +3833,7 @@
     <w:semiHidden/>
     <w:rsid w:val="00FC693F"/>
     <w:rPr>
-      <w:rFonts w:asciiTheme="majorHAnsi" w:cstheme="majorBidi" w:eastAsiaTheme="majorEastAsia" w:hAnsiTheme="majorHAnsi"/>
+      <w:rFonts w:asciiTheme="majorHAnsi" w:cstheme="majorBidi" w:hAnsiTheme="majorHAnsi" w:eastAsia="黑体"/>
       <w:color w:themeColor="accent1" w:val="4F81BD"/>
       <w:sz w:val="20"/>
       <w:szCs w:val="20"/>
@@ -3622,7 +3847,7 @@
     <w:semiHidden/>
     <w:rsid w:val="00FC693F"/>
     <w:rPr>
-      <w:rFonts w:asciiTheme="majorHAnsi" w:cstheme="majorBidi" w:eastAsiaTheme="majorEastAsia" w:hAnsiTheme="majorHAnsi"/>
+      <w:rFonts w:asciiTheme="majorHAnsi" w:cstheme="majorBidi" w:hAnsiTheme="majorHAnsi" w:eastAsia="黑体"/>
       <w:i/>
       <w:iCs/>
       <w:color w:themeColor="text1" w:themeTint="BF" w:val="404040"/>
@@ -3643,6 +3868,7 @@
       <w:spacing w:line="240" w:lineRule="auto"/>
     </w:pPr>
     <w:rPr>
+      <w:rFonts w:eastAsia="黑体"/>
       <w:b/>
       <w:bCs/>
       <w:color w:themeColor="accent1" w:val="4F81BD"/>
@@ -3657,6 +3883,7 @@
     <w:qFormat/>
     <w:rsid w:val="00FC693F"/>
     <w:rPr>
+      <w:rFonts w:eastAsia="黑体"/>
       <w:b/>
       <w:bCs/>
     </w:rPr>
@@ -3668,6 +3895,7 @@
     <w:qFormat/>
     <w:rsid w:val="00FC693F"/>
     <w:rPr>
+      <w:rFonts w:eastAsia="黑体"/>
       <w:i/>
       <w:iCs/>
     </w:rPr>
@@ -3688,6 +3916,7 @@
       <w:ind w:left="936" w:right="936"/>
     </w:pPr>
     <w:rPr>
+      <w:rFonts w:eastAsia="黑体"/>
       <w:b/>
       <w:bCs/>
       <w:i/>
@@ -3702,6 +3931,7 @@
     <w:uiPriority w:val="30"/>
     <w:rsid w:val="00FC693F"/>
     <w:rPr>
+      <w:rFonts w:eastAsia="黑体"/>
       <w:b/>
       <w:bCs/>
       <w:i/>
@@ -3716,6 +3946,7 @@
     <w:qFormat/>
     <w:rsid w:val="00FC693F"/>
     <w:rPr>
+      <w:rFonts w:eastAsia="黑体"/>
       <w:i/>
       <w:iCs/>
       <w:color w:themeColor="text1" w:themeTint="7F" w:val="808080"/>
@@ -3728,6 +3959,7 @@
     <w:qFormat/>
     <w:rsid w:val="00FC693F"/>
     <w:rPr>
+      <w:rFonts w:eastAsia="黑体"/>
       <w:b/>
       <w:bCs/>
       <w:i/>
@@ -3742,6 +3974,7 @@
     <w:qFormat/>
     <w:rsid w:val="00FC693F"/>
     <w:rPr>
+      <w:rFonts w:eastAsia="黑体"/>
       <w:smallCaps/>
       <w:color w:themeColor="accent2" w:val="C0504D"/>
       <w:u w:val="single"/>
@@ -3754,6 +3987,7 @@
     <w:qFormat/>
     <w:rsid w:val="00FC693F"/>
     <w:rPr>
+      <w:rFonts w:eastAsia="黑体"/>
       <w:b/>
       <w:bCs/>
       <w:smallCaps/>
@@ -3769,6 +4003,7 @@
     <w:qFormat/>
     <w:rsid w:val="00FC693F"/>
     <w:rPr>
+      <w:rFonts w:eastAsia="黑体"/>
       <w:b/>
       <w:bCs/>
       <w:smallCaps/>
@@ -3823,6 +4058,7 @@
       <w:spacing w:after="0" w:line="240" w:lineRule="auto"/>
     </w:pPr>
     <w:rPr>
+      <w:rFonts w:eastAsia="黑体"/>
       <w:color w:themeColor="text1" w:themeShade="BF" w:val="000000"/>
     </w:rPr>
     <w:tblPr>
@@ -3845,6 +4081,7 @@
         <w:spacing w:after="0" w:before="0" w:line="240" w:lineRule="auto"/>
       </w:pPr>
       <w:rPr>
+        <w:rFonts w:eastAsia="黑体"/>
         <w:b/>
         <w:bCs/>
       </w:rPr>
@@ -3865,6 +4102,7 @@
         <w:spacing w:after="0" w:before="0" w:line="240" w:lineRule="auto"/>
       </w:pPr>
       <w:rPr>
+        <w:rFonts w:eastAsia="黑体"/>
         <w:b/>
         <w:bCs/>
       </w:rPr>
@@ -3882,12 +4120,14 @@
     </w:tblStylePr>
     <w:tblStylePr w:type="firstCol">
       <w:rPr>
+        <w:rFonts w:eastAsia="黑体"/>
         <w:b/>
         <w:bCs/>
       </w:rPr>
     </w:tblStylePr>
     <w:tblStylePr w:type="lastCol">
       <w:rPr>
+        <w:rFonts w:eastAsia="黑体"/>
         <w:b/>
         <w:bCs/>
       </w:rPr>
@@ -3926,6 +4166,7 @@
       <w:spacing w:after="0" w:line="240" w:lineRule="auto"/>
     </w:pPr>
     <w:rPr>
+      <w:rFonts w:eastAsia="黑体"/>
       <w:color w:themeColor="accent1" w:themeShade="BF" w:val="365F91"/>
     </w:rPr>
     <w:tblPr>
@@ -3948,6 +4189,7 @@
         <w:spacing w:after="0" w:before="0" w:line="240" w:lineRule="auto"/>
       </w:pPr>
       <w:rPr>
+        <w:rFonts w:eastAsia="黑体"/>
         <w:b/>
         <w:bCs/>
       </w:rPr>
@@ -3968,6 +4210,7 @@
         <w:spacing w:after="0" w:before="0" w:line="240" w:lineRule="auto"/>
       </w:pPr>
       <w:rPr>
+        <w:rFonts w:eastAsia="黑体"/>
         <w:b/>
         <w:bCs/>
       </w:rPr>
@@ -3985,12 +4228,14 @@
     </w:tblStylePr>
     <w:tblStylePr w:type="firstCol">
       <w:rPr>
+        <w:rFonts w:eastAsia="黑体"/>
         <w:b/>
         <w:bCs/>
       </w:rPr>
     </w:tblStylePr>
     <w:tblStylePr w:type="lastCol">
       <w:rPr>
+        <w:rFonts w:eastAsia="黑体"/>
         <w:b/>
         <w:bCs/>
       </w:rPr>
@@ -4029,6 +4274,7 @@
       <w:spacing w:after="0" w:line="240" w:lineRule="auto"/>
     </w:pPr>
     <w:rPr>
+      <w:rFonts w:eastAsia="黑体"/>
       <w:color w:themeColor="accent2" w:themeShade="BF" w:val="943634"/>
     </w:rPr>
     <w:tblPr>
@@ -4051,6 +4297,7 @@
         <w:spacing w:after="0" w:before="0" w:line="240" w:lineRule="auto"/>
       </w:pPr>
       <w:rPr>
+        <w:rFonts w:eastAsia="黑体"/>
         <w:b/>
         <w:bCs/>
       </w:rPr>
@@ -4071,6 +4318,7 @@
         <w:spacing w:after="0" w:before="0" w:line="240" w:lineRule="auto"/>
       </w:pPr>
       <w:rPr>
+        <w:rFonts w:eastAsia="黑体"/>
         <w:b/>
         <w:bCs/>
       </w:rPr>
@@ -4088,12 +4336,14 @@
     </w:tblStylePr>
     <w:tblStylePr w:type="firstCol">
       <w:rPr>
+        <w:rFonts w:eastAsia="黑体"/>
         <w:b/>
         <w:bCs/>
       </w:rPr>
     </w:tblStylePr>
     <w:tblStylePr w:type="lastCol">
       <w:rPr>
+        <w:rFonts w:eastAsia="黑体"/>
         <w:b/>
         <w:bCs/>
       </w:rPr>
@@ -4132,6 +4382,7 @@
       <w:spacing w:after="0" w:line="240" w:lineRule="auto"/>
     </w:pPr>
     <w:rPr>
+      <w:rFonts w:eastAsia="黑体"/>
       <w:color w:themeColor="accent3" w:themeShade="BF" w:val="76923C"/>
     </w:rPr>
     <w:tblPr>
@@ -4154,6 +4405,7 @@
         <w:spacing w:after="0" w:before="0" w:line="240" w:lineRule="auto"/>
       </w:pPr>
       <w:rPr>
+        <w:rFonts w:eastAsia="黑体"/>
         <w:b/>
         <w:bCs/>
       </w:rPr>
@@ -4174,6 +4426,7 @@
         <w:spacing w:after="0" w:before="0" w:line="240" w:lineRule="auto"/>
       </w:pPr>
       <w:rPr>
+        <w:rFonts w:eastAsia="黑体"/>
         <w:b/>
         <w:bCs/>
       </w:rPr>
@@ -4191,12 +4444,14 @@
     </w:tblStylePr>
     <w:tblStylePr w:type="firstCol">
       <w:rPr>
+        <w:rFonts w:eastAsia="黑体"/>
         <w:b/>
         <w:bCs/>
       </w:rPr>
     </w:tblStylePr>
     <w:tblStylePr w:type="lastCol">
       <w:rPr>
+        <w:rFonts w:eastAsia="黑体"/>
         <w:b/>
         <w:bCs/>
       </w:rPr>
@@ -4235,6 +4490,7 @@
       <w:spacing w:after="0" w:line="240" w:lineRule="auto"/>
     </w:pPr>
     <w:rPr>
+      <w:rFonts w:eastAsia="黑体"/>
       <w:color w:themeColor="accent4" w:themeShade="BF" w:val="5F497A"/>
     </w:rPr>
     <w:tblPr>
@@ -4257,6 +4513,7 @@
         <w:spacing w:after="0" w:before="0" w:line="240" w:lineRule="auto"/>
       </w:pPr>
       <w:rPr>
+        <w:rFonts w:eastAsia="黑体"/>
         <w:b/>
         <w:bCs/>
       </w:rPr>
@@ -4277,6 +4534,7 @@
         <w:spacing w:after="0" w:before="0" w:line="240" w:lineRule="auto"/>
       </w:pPr>
       <w:rPr>
+        <w:rFonts w:eastAsia="黑体"/>
         <w:b/>
         <w:bCs/>
       </w:rPr>
@@ -4294,12 +4552,14 @@
     </w:tblStylePr>
     <w:tblStylePr w:type="firstCol">
       <w:rPr>
+        <w:rFonts w:eastAsia="黑体"/>
         <w:b/>
         <w:bCs/>
       </w:rPr>
     </w:tblStylePr>
     <w:tblStylePr w:type="lastCol">
       <w:rPr>
+        <w:rFonts w:eastAsia="黑体"/>
         <w:b/>
         <w:bCs/>
       </w:rPr>
@@ -4338,6 +4598,7 @@
       <w:spacing w:after="0" w:line="240" w:lineRule="auto"/>
     </w:pPr>
     <w:rPr>
+      <w:rFonts w:eastAsia="黑体"/>
       <w:color w:themeColor="accent5" w:themeShade="BF" w:val="31849B"/>
     </w:rPr>
     <w:tblPr>
@@ -4360,6 +4621,7 @@
         <w:spacing w:after="0" w:before="0" w:line="240" w:lineRule="auto"/>
       </w:pPr>
       <w:rPr>
+        <w:rFonts w:eastAsia="黑体"/>
         <w:b/>
         <w:bCs/>
       </w:rPr>
@@ -4380,6 +4642,7 @@
         <w:spacing w:after="0" w:before="0" w:line="240" w:lineRule="auto"/>
       </w:pPr>
       <w:rPr>
+        <w:rFonts w:eastAsia="黑体"/>
         <w:b/>
         <w:bCs/>
       </w:rPr>
@@ -4397,12 +4660,14 @@
     </w:tblStylePr>
     <w:tblStylePr w:type="firstCol">
       <w:rPr>
+        <w:rFonts w:eastAsia="黑体"/>
         <w:b/>
         <w:bCs/>
       </w:rPr>
     </w:tblStylePr>
     <w:tblStylePr w:type="lastCol">
       <w:rPr>
+        <w:rFonts w:eastAsia="黑体"/>
         <w:b/>
         <w:bCs/>
       </w:rPr>
@@ -4441,6 +4706,7 @@
       <w:spacing w:after="0" w:line="240" w:lineRule="auto"/>
     </w:pPr>
     <w:rPr>
+      <w:rFonts w:eastAsia="黑体"/>
       <w:color w:themeColor="accent6" w:themeShade="BF" w:val="E36C0A"/>
     </w:rPr>
     <w:tblPr>
@@ -4463,6 +4729,7 @@
         <w:spacing w:after="0" w:before="0" w:line="240" w:lineRule="auto"/>
       </w:pPr>
       <w:rPr>
+        <w:rFonts w:eastAsia="黑体"/>
         <w:b/>
         <w:bCs/>
       </w:rPr>
@@ -4483,6 +4750,7 @@
         <w:spacing w:after="0" w:before="0" w:line="240" w:lineRule="auto"/>
       </w:pPr>
       <w:rPr>
+        <w:rFonts w:eastAsia="黑体"/>
         <w:b/>
         <w:bCs/>
       </w:rPr>
@@ -4500,12 +4768,14 @@
     </w:tblStylePr>
     <w:tblStylePr w:type="firstCol">
       <w:rPr>
+        <w:rFonts w:eastAsia="黑体"/>
         <w:b/>
         <w:bCs/>
       </w:rPr>
     </w:tblStylePr>
     <w:tblStylePr w:type="lastCol">
       <w:rPr>
+        <w:rFonts w:eastAsia="黑体"/>
         <w:b/>
         <w:bCs/>
       </w:rPr>
@@ -4565,6 +4835,7 @@
         <w:spacing w:after="0" w:before="0" w:line="240" w:lineRule="auto"/>
       </w:pPr>
       <w:rPr>
+        <w:rFonts w:eastAsia="黑体"/>
         <w:b/>
         <w:bCs/>
         <w:color w:themeColor="background1" w:val="FFFFFF"/>
@@ -4579,6 +4850,7 @@
         <w:spacing w:after="0" w:before="0" w:line="240" w:lineRule="auto"/>
       </w:pPr>
       <w:rPr>
+        <w:rFonts w:eastAsia="黑体"/>
         <w:b/>
         <w:bCs/>
       </w:rPr>
@@ -4594,12 +4866,14 @@
     </w:tblStylePr>
     <w:tblStylePr w:type="firstCol">
       <w:rPr>
+        <w:rFonts w:eastAsia="黑体"/>
         <w:b/>
         <w:bCs/>
       </w:rPr>
     </w:tblStylePr>
     <w:tblStylePr w:type="lastCol">
       <w:rPr>
+        <w:rFonts w:eastAsia="黑体"/>
         <w:b/>
         <w:bCs/>
       </w:rPr>
@@ -4657,6 +4931,7 @@
         <w:spacing w:after="0" w:before="0" w:line="240" w:lineRule="auto"/>
       </w:pPr>
       <w:rPr>
+        <w:rFonts w:eastAsia="黑体"/>
         <w:b/>
         <w:bCs/>
         <w:color w:themeColor="background1" w:val="FFFFFF"/>
@@ -4671,6 +4946,7 @@
         <w:spacing w:after="0" w:before="0" w:line="240" w:lineRule="auto"/>
       </w:pPr>
       <w:rPr>
+        <w:rFonts w:eastAsia="黑体"/>
         <w:b/>
         <w:bCs/>
       </w:rPr>
@@ -4686,12 +4962,14 @@
     </w:tblStylePr>
     <w:tblStylePr w:type="firstCol">
       <w:rPr>
+        <w:rFonts w:eastAsia="黑体"/>
         <w:b/>
         <w:bCs/>
       </w:rPr>
     </w:tblStylePr>
     <w:tblStylePr w:type="lastCol">
       <w:rPr>
+        <w:rFonts w:eastAsia="黑体"/>
         <w:b/>
         <w:bCs/>
       </w:rPr>
@@ -4749,6 +5027,7 @@
         <w:spacing w:after="0" w:before="0" w:line="240" w:lineRule="auto"/>
       </w:pPr>
       <w:rPr>
+        <w:rFonts w:eastAsia="黑体"/>
         <w:b/>
         <w:bCs/>
         <w:color w:themeColor="background1" w:val="FFFFFF"/>
@@ -4763,6 +5042,7 @@
         <w:spacing w:after="0" w:before="0" w:line="240" w:lineRule="auto"/>
       </w:pPr>
       <w:rPr>
+        <w:rFonts w:eastAsia="黑体"/>
         <w:b/>
         <w:bCs/>
       </w:rPr>
@@ -4778,12 +5058,14 @@
     </w:tblStylePr>
     <w:tblStylePr w:type="firstCol">
       <w:rPr>
+        <w:rFonts w:eastAsia="黑体"/>
         <w:b/>
         <w:bCs/>
       </w:rPr>
     </w:tblStylePr>
     <w:tblStylePr w:type="lastCol">
       <w:rPr>
+        <w:rFonts w:eastAsia="黑体"/>
         <w:b/>
         <w:bCs/>
       </w:rPr>
@@ -4841,6 +5123,7 @@
         <w:spacing w:after="0" w:before="0" w:line="240" w:lineRule="auto"/>
       </w:pPr>
       <w:rPr>
+        <w:rFonts w:eastAsia="黑体"/>
         <w:b/>
         <w:bCs/>
         <w:color w:themeColor="background1" w:val="FFFFFF"/>
@@ -4855,6 +5138,7 @@
         <w:spacing w:after="0" w:before="0" w:line="240" w:lineRule="auto"/>
       </w:pPr>
       <w:rPr>
+        <w:rFonts w:eastAsia="黑体"/>
         <w:b/>
         <w:bCs/>
       </w:rPr>
@@ -4870,12 +5154,14 @@
     </w:tblStylePr>
     <w:tblStylePr w:type="firstCol">
       <w:rPr>
+        <w:rFonts w:eastAsia="黑体"/>
         <w:b/>
         <w:bCs/>
       </w:rPr>
     </w:tblStylePr>
     <w:tblStylePr w:type="lastCol">
       <w:rPr>
+        <w:rFonts w:eastAsia="黑体"/>
         <w:b/>
         <w:bCs/>
       </w:rPr>
@@ -4933,6 +5219,7 @@
         <w:spacing w:after="0" w:before="0" w:line="240" w:lineRule="auto"/>
       </w:pPr>
       <w:rPr>
+        <w:rFonts w:eastAsia="黑体"/>
         <w:b/>
         <w:bCs/>
         <w:color w:themeColor="background1" w:val="FFFFFF"/>
@@ -4947,6 +5234,7 @@
         <w:spacing w:after="0" w:before="0" w:line="240" w:lineRule="auto"/>
       </w:pPr>
       <w:rPr>
+        <w:rFonts w:eastAsia="黑体"/>
         <w:b/>
         <w:bCs/>
       </w:rPr>
@@ -4962,12 +5250,14 @@
     </w:tblStylePr>
     <w:tblStylePr w:type="firstCol">
       <w:rPr>
+        <w:rFonts w:eastAsia="黑体"/>
         <w:b/>
         <w:bCs/>
       </w:rPr>
     </w:tblStylePr>
     <w:tblStylePr w:type="lastCol">
       <w:rPr>
+        <w:rFonts w:eastAsia="黑体"/>
         <w:b/>
         <w:bCs/>
       </w:rPr>
@@ -5025,6 +5315,7 @@
         <w:spacing w:after="0" w:before="0" w:line="240" w:lineRule="auto"/>
       </w:pPr>
       <w:rPr>
+        <w:rFonts w:eastAsia="黑体"/>
         <w:b/>
         <w:bCs/>
         <w:color w:themeColor="background1" w:val="FFFFFF"/>
@@ -5039,6 +5330,7 @@
         <w:spacing w:after="0" w:before="0" w:line="240" w:lineRule="auto"/>
       </w:pPr>
       <w:rPr>
+        <w:rFonts w:eastAsia="黑体"/>
         <w:b/>
         <w:bCs/>
       </w:rPr>
@@ -5054,12 +5346,14 @@
     </w:tblStylePr>
     <w:tblStylePr w:type="firstCol">
       <w:rPr>
+        <w:rFonts w:eastAsia="黑体"/>
         <w:b/>
         <w:bCs/>
       </w:rPr>
     </w:tblStylePr>
     <w:tblStylePr w:type="lastCol">
       <w:rPr>
+        <w:rFonts w:eastAsia="黑体"/>
         <w:b/>
         <w:bCs/>
       </w:rPr>
@@ -5117,6 +5411,7 @@
         <w:spacing w:after="0" w:before="0" w:line="240" w:lineRule="auto"/>
       </w:pPr>
       <w:rPr>
+        <w:rFonts w:eastAsia="黑体"/>
         <w:b/>
         <w:bCs/>
         <w:color w:themeColor="background1" w:val="FFFFFF"/>
@@ -5131,6 +5426,7 @@
         <w:spacing w:after="0" w:before="0" w:line="240" w:lineRule="auto"/>
       </w:pPr>
       <w:rPr>
+        <w:rFonts w:eastAsia="黑体"/>
         <w:b/>
         <w:bCs/>
       </w:rPr>
@@ -5146,12 +5442,14 @@
     </w:tblStylePr>
     <w:tblStylePr w:type="firstCol">
       <w:rPr>
+        <w:rFonts w:eastAsia="黑体"/>
         <w:b/>
         <w:bCs/>
       </w:rPr>
     </w:tblStylePr>
     <w:tblStylePr w:type="lastCol">
       <w:rPr>
+        <w:rFonts w:eastAsia="黑体"/>
         <w:b/>
         <w:bCs/>
       </w:rPr>
@@ -5211,7 +5509,7 @@
         <w:spacing w:after="0" w:before="0" w:line="240" w:lineRule="auto"/>
       </w:pPr>
       <w:rPr>
-        <w:rFonts w:asciiTheme="majorHAnsi" w:cstheme="majorBidi" w:eastAsiaTheme="majorEastAsia" w:hAnsiTheme="majorHAnsi"/>
+        <w:rFonts w:asciiTheme="majorHAnsi" w:cstheme="majorBidi" w:hAnsiTheme="majorHAnsi" w:eastAsia="黑体"/>
         <w:b/>
         <w:bCs/>
       </w:rPr>
@@ -5232,7 +5530,7 @@
         <w:spacing w:after="0" w:before="0" w:line="240" w:lineRule="auto"/>
       </w:pPr>
       <w:rPr>
-        <w:rFonts w:asciiTheme="majorHAnsi" w:cstheme="majorBidi" w:eastAsiaTheme="majorEastAsia" w:hAnsiTheme="majorHAnsi"/>
+        <w:rFonts w:asciiTheme="majorHAnsi" w:cstheme="majorBidi" w:hAnsiTheme="majorHAnsi" w:eastAsia="黑体"/>
         <w:b/>
         <w:bCs/>
       </w:rPr>
@@ -5250,14 +5548,14 @@
     </w:tblStylePr>
     <w:tblStylePr w:type="firstCol">
       <w:rPr>
-        <w:rFonts w:asciiTheme="majorHAnsi" w:cstheme="majorBidi" w:eastAsiaTheme="majorEastAsia" w:hAnsiTheme="majorHAnsi"/>
+        <w:rFonts w:asciiTheme="majorHAnsi" w:cstheme="majorBidi" w:hAnsiTheme="majorHAnsi" w:eastAsia="黑体"/>
         <w:b/>
         <w:bCs/>
       </w:rPr>
     </w:tblStylePr>
     <w:tblStylePr w:type="lastCol">
       <w:rPr>
-        <w:rFonts w:asciiTheme="majorHAnsi" w:cstheme="majorBidi" w:eastAsiaTheme="majorEastAsia" w:hAnsiTheme="majorHAnsi"/>
+        <w:rFonts w:asciiTheme="majorHAnsi" w:cstheme="majorBidi" w:hAnsiTheme="majorHAnsi" w:eastAsia="黑体"/>
         <w:b/>
         <w:bCs/>
       </w:rPr>
@@ -5341,7 +5639,7 @@
         <w:spacing w:after="0" w:before="0" w:line="240" w:lineRule="auto"/>
       </w:pPr>
       <w:rPr>
-        <w:rFonts w:asciiTheme="majorHAnsi" w:cstheme="majorBidi" w:eastAsiaTheme="majorEastAsia" w:hAnsiTheme="majorHAnsi"/>
+        <w:rFonts w:asciiTheme="majorHAnsi" w:cstheme="majorBidi" w:hAnsiTheme="majorHAnsi" w:eastAsia="黑体"/>
         <w:b/>
         <w:bCs/>
       </w:rPr>
@@ -5362,7 +5660,7 @@
         <w:spacing w:after="0" w:before="0" w:line="240" w:lineRule="auto"/>
       </w:pPr>
       <w:rPr>
-        <w:rFonts w:asciiTheme="majorHAnsi" w:cstheme="majorBidi" w:eastAsiaTheme="majorEastAsia" w:hAnsiTheme="majorHAnsi"/>
+        <w:rFonts w:asciiTheme="majorHAnsi" w:cstheme="majorBidi" w:hAnsiTheme="majorHAnsi" w:eastAsia="黑体"/>
         <w:b/>
         <w:bCs/>
       </w:rPr>
@@ -5380,14 +5678,14 @@
     </w:tblStylePr>
     <w:tblStylePr w:type="firstCol">
       <w:rPr>
-        <w:rFonts w:asciiTheme="majorHAnsi" w:cstheme="majorBidi" w:eastAsiaTheme="majorEastAsia" w:hAnsiTheme="majorHAnsi"/>
+        <w:rFonts w:asciiTheme="majorHAnsi" w:cstheme="majorBidi" w:hAnsiTheme="majorHAnsi" w:eastAsia="黑体"/>
         <w:b/>
         <w:bCs/>
       </w:rPr>
     </w:tblStylePr>
     <w:tblStylePr w:type="lastCol">
       <w:rPr>
-        <w:rFonts w:asciiTheme="majorHAnsi" w:cstheme="majorBidi" w:eastAsiaTheme="majorEastAsia" w:hAnsiTheme="majorHAnsi"/>
+        <w:rFonts w:asciiTheme="majorHAnsi" w:cstheme="majorBidi" w:hAnsiTheme="majorHAnsi" w:eastAsia="黑体"/>
         <w:b/>
         <w:bCs/>
       </w:rPr>
@@ -5471,7 +5769,7 @@
         <w:spacing w:after="0" w:before="0" w:line="240" w:lineRule="auto"/>
       </w:pPr>
       <w:rPr>
-        <w:rFonts w:asciiTheme="majorHAnsi" w:cstheme="majorBidi" w:eastAsiaTheme="majorEastAsia" w:hAnsiTheme="majorHAnsi"/>
+        <w:rFonts w:asciiTheme="majorHAnsi" w:cstheme="majorBidi" w:hAnsiTheme="majorHAnsi" w:eastAsia="黑体"/>
         <w:b/>
         <w:bCs/>
       </w:rPr>
@@ -5492,7 +5790,7 @@
         <w:spacing w:after="0" w:before="0" w:line="240" w:lineRule="auto"/>
       </w:pPr>
       <w:rPr>
-        <w:rFonts w:asciiTheme="majorHAnsi" w:cstheme="majorBidi" w:eastAsiaTheme="majorEastAsia" w:hAnsiTheme="majorHAnsi"/>
+        <w:rFonts w:asciiTheme="majorHAnsi" w:cstheme="majorBidi" w:hAnsiTheme="majorHAnsi" w:eastAsia="黑体"/>
         <w:b/>
         <w:bCs/>
       </w:rPr>
@@ -5510,14 +5808,14 @@
     </w:tblStylePr>
     <w:tblStylePr w:type="firstCol">
       <w:rPr>
-        <w:rFonts w:asciiTheme="majorHAnsi" w:cstheme="majorBidi" w:eastAsiaTheme="majorEastAsia" w:hAnsiTheme="majorHAnsi"/>
+        <w:rFonts w:asciiTheme="majorHAnsi" w:cstheme="majorBidi" w:hAnsiTheme="majorHAnsi" w:eastAsia="黑体"/>
         <w:b/>
         <w:bCs/>
       </w:rPr>
     </w:tblStylePr>
     <w:tblStylePr w:type="lastCol">
       <w:rPr>
-        <w:rFonts w:asciiTheme="majorHAnsi" w:cstheme="majorBidi" w:eastAsiaTheme="majorEastAsia" w:hAnsiTheme="majorHAnsi"/>
+        <w:rFonts w:asciiTheme="majorHAnsi" w:cstheme="majorBidi" w:hAnsiTheme="majorHAnsi" w:eastAsia="黑体"/>
         <w:b/>
         <w:bCs/>
       </w:rPr>
@@ -5601,7 +5899,7 @@
         <w:spacing w:after="0" w:before="0" w:line="240" w:lineRule="auto"/>
       </w:pPr>
       <w:rPr>
-        <w:rFonts w:asciiTheme="majorHAnsi" w:cstheme="majorBidi" w:eastAsiaTheme="majorEastAsia" w:hAnsiTheme="majorHAnsi"/>
+        <w:rFonts w:asciiTheme="majorHAnsi" w:cstheme="majorBidi" w:hAnsiTheme="majorHAnsi" w:eastAsia="黑体"/>
         <w:b/>
         <w:bCs/>
       </w:rPr>
@@ -5622,7 +5920,7 @@
         <w:spacing w:after="0" w:before="0" w:line="240" w:lineRule="auto"/>
       </w:pPr>
       <w:rPr>
-        <w:rFonts w:asciiTheme="majorHAnsi" w:cstheme="majorBidi" w:eastAsiaTheme="majorEastAsia" w:hAnsiTheme="majorHAnsi"/>
+        <w:rFonts w:asciiTheme="majorHAnsi" w:cstheme="majorBidi" w:hAnsiTheme="majorHAnsi" w:eastAsia="黑体"/>
         <w:b/>
         <w:bCs/>
       </w:rPr>
@@ -5640,14 +5938,14 @@
     </w:tblStylePr>
     <w:tblStylePr w:type="firstCol">
       <w:rPr>
-        <w:rFonts w:asciiTheme="majorHAnsi" w:cstheme="majorBidi" w:eastAsiaTheme="majorEastAsia" w:hAnsiTheme="majorHAnsi"/>
+        <w:rFonts w:asciiTheme="majorHAnsi" w:cstheme="majorBidi" w:hAnsiTheme="majorHAnsi" w:eastAsia="黑体"/>
         <w:b/>
         <w:bCs/>
       </w:rPr>
     </w:tblStylePr>
     <w:tblStylePr w:type="lastCol">
       <w:rPr>
-        <w:rFonts w:asciiTheme="majorHAnsi" w:cstheme="majorBidi" w:eastAsiaTheme="majorEastAsia" w:hAnsiTheme="majorHAnsi"/>
+        <w:rFonts w:asciiTheme="majorHAnsi" w:cstheme="majorBidi" w:hAnsiTheme="majorHAnsi" w:eastAsia="黑体"/>
         <w:b/>
         <w:bCs/>
       </w:rPr>
@@ -5731,7 +6029,7 @@
         <w:spacing w:after="0" w:before="0" w:line="240" w:lineRule="auto"/>
       </w:pPr>
       <w:rPr>
-        <w:rFonts w:asciiTheme="majorHAnsi" w:cstheme="majorBidi" w:eastAsiaTheme="majorEastAsia" w:hAnsiTheme="majorHAnsi"/>
+        <w:rFonts w:asciiTheme="majorHAnsi" w:cstheme="majorBidi" w:hAnsiTheme="majorHAnsi" w:eastAsia="黑体"/>
         <w:b/>
         <w:bCs/>
       </w:rPr>
@@ -5752,7 +6050,7 @@
         <w:spacing w:after="0" w:before="0" w:line="240" w:lineRule="auto"/>
       </w:pPr>
       <w:rPr>
-        <w:rFonts w:asciiTheme="majorHAnsi" w:cstheme="majorBidi" w:eastAsiaTheme="majorEastAsia" w:hAnsiTheme="majorHAnsi"/>
+        <w:rFonts w:asciiTheme="majorHAnsi" w:cstheme="majorBidi" w:hAnsiTheme="majorHAnsi" w:eastAsia="黑体"/>
         <w:b/>
         <w:bCs/>
       </w:rPr>
@@ -5770,14 +6068,14 @@
     </w:tblStylePr>
     <w:tblStylePr w:type="firstCol">
       <w:rPr>
-        <w:rFonts w:asciiTheme="majorHAnsi" w:cstheme="majorBidi" w:eastAsiaTheme="majorEastAsia" w:hAnsiTheme="majorHAnsi"/>
+        <w:rFonts w:asciiTheme="majorHAnsi" w:cstheme="majorBidi" w:hAnsiTheme="majorHAnsi" w:eastAsia="黑体"/>
         <w:b/>
         <w:bCs/>
       </w:rPr>
     </w:tblStylePr>
     <w:tblStylePr w:type="lastCol">
       <w:rPr>
-        <w:rFonts w:asciiTheme="majorHAnsi" w:cstheme="majorBidi" w:eastAsiaTheme="majorEastAsia" w:hAnsiTheme="majorHAnsi"/>
+        <w:rFonts w:asciiTheme="majorHAnsi" w:cstheme="majorBidi" w:hAnsiTheme="majorHAnsi" w:eastAsia="黑体"/>
         <w:b/>
         <w:bCs/>
       </w:rPr>
@@ -5861,7 +6159,7 @@
         <w:spacing w:after="0" w:before="0" w:line="240" w:lineRule="auto"/>
       </w:pPr>
       <w:rPr>
-        <w:rFonts w:asciiTheme="majorHAnsi" w:cstheme="majorBidi" w:eastAsiaTheme="majorEastAsia" w:hAnsiTheme="majorHAnsi"/>
+        <w:rFonts w:asciiTheme="majorHAnsi" w:cstheme="majorBidi" w:hAnsiTheme="majorHAnsi" w:eastAsia="黑体"/>
         <w:b/>
         <w:bCs/>
       </w:rPr>
@@ -5882,7 +6180,7 @@
         <w:spacing w:after="0" w:before="0" w:line="240" w:lineRule="auto"/>
       </w:pPr>
       <w:rPr>
-        <w:rFonts w:asciiTheme="majorHAnsi" w:cstheme="majorBidi" w:eastAsiaTheme="majorEastAsia" w:hAnsiTheme="majorHAnsi"/>
+        <w:rFonts w:asciiTheme="majorHAnsi" w:cstheme="majorBidi" w:hAnsiTheme="majorHAnsi" w:eastAsia="黑体"/>
         <w:b/>
         <w:bCs/>
       </w:rPr>
@@ -5900,14 +6198,14 @@
     </w:tblStylePr>
     <w:tblStylePr w:type="firstCol">
       <w:rPr>
-        <w:rFonts w:asciiTheme="majorHAnsi" w:cstheme="majorBidi" w:eastAsiaTheme="majorEastAsia" w:hAnsiTheme="majorHAnsi"/>
+        <w:rFonts w:asciiTheme="majorHAnsi" w:cstheme="majorBidi" w:hAnsiTheme="majorHAnsi" w:eastAsia="黑体"/>
         <w:b/>
         <w:bCs/>
       </w:rPr>
     </w:tblStylePr>
     <w:tblStylePr w:type="lastCol">
       <w:rPr>
-        <w:rFonts w:asciiTheme="majorHAnsi" w:cstheme="majorBidi" w:eastAsiaTheme="majorEastAsia" w:hAnsiTheme="majorHAnsi"/>
+        <w:rFonts w:asciiTheme="majorHAnsi" w:cstheme="majorBidi" w:hAnsiTheme="majorHAnsi" w:eastAsia="黑体"/>
         <w:b/>
         <w:bCs/>
       </w:rPr>
@@ -5991,7 +6289,7 @@
         <w:spacing w:after="0" w:before="0" w:line="240" w:lineRule="auto"/>
       </w:pPr>
       <w:rPr>
-        <w:rFonts w:asciiTheme="majorHAnsi" w:cstheme="majorBidi" w:eastAsiaTheme="majorEastAsia" w:hAnsiTheme="majorHAnsi"/>
+        <w:rFonts w:asciiTheme="majorHAnsi" w:cstheme="majorBidi" w:hAnsiTheme="majorHAnsi" w:eastAsia="黑体"/>
         <w:b/>
         <w:bCs/>
       </w:rPr>
@@ -6012,7 +6310,7 @@
         <w:spacing w:after="0" w:before="0" w:line="240" w:lineRule="auto"/>
       </w:pPr>
       <w:rPr>
-        <w:rFonts w:asciiTheme="majorHAnsi" w:cstheme="majorBidi" w:eastAsiaTheme="majorEastAsia" w:hAnsiTheme="majorHAnsi"/>
+        <w:rFonts w:asciiTheme="majorHAnsi" w:cstheme="majorBidi" w:hAnsiTheme="majorHAnsi" w:eastAsia="黑体"/>
         <w:b/>
         <w:bCs/>
       </w:rPr>
@@ -6030,14 +6328,14 @@
     </w:tblStylePr>
     <w:tblStylePr w:type="firstCol">
       <w:rPr>
-        <w:rFonts w:asciiTheme="majorHAnsi" w:cstheme="majorBidi" w:eastAsiaTheme="majorEastAsia" w:hAnsiTheme="majorHAnsi"/>
+        <w:rFonts w:asciiTheme="majorHAnsi" w:cstheme="majorBidi" w:hAnsiTheme="majorHAnsi" w:eastAsia="黑体"/>
         <w:b/>
         <w:bCs/>
       </w:rPr>
     </w:tblStylePr>
     <w:tblStylePr w:type="lastCol">
       <w:rPr>
-        <w:rFonts w:asciiTheme="majorHAnsi" w:cstheme="majorBidi" w:eastAsiaTheme="majorEastAsia" w:hAnsiTheme="majorHAnsi"/>
+        <w:rFonts w:asciiTheme="majorHAnsi" w:cstheme="majorBidi" w:hAnsiTheme="majorHAnsi" w:eastAsia="黑体"/>
         <w:b/>
         <w:bCs/>
       </w:rPr>
@@ -6120,6 +6418,7 @@
         <w:spacing w:after="0" w:before="0" w:line="240" w:lineRule="auto"/>
       </w:pPr>
       <w:rPr>
+        <w:rFonts w:eastAsia="黑体"/>
         <w:b/>
         <w:bCs/>
         <w:color w:themeColor="background1" w:val="FFFFFF"/>
@@ -6142,6 +6441,7 @@
         <w:spacing w:after="0" w:before="0" w:line="240" w:lineRule="auto"/>
       </w:pPr>
       <w:rPr>
+        <w:rFonts w:eastAsia="黑体"/>
         <w:b/>
         <w:bCs/>
       </w:rPr>
@@ -6159,12 +6459,14 @@
     </w:tblStylePr>
     <w:tblStylePr w:type="firstCol">
       <w:rPr>
+        <w:rFonts w:eastAsia="黑体"/>
         <w:b/>
         <w:bCs/>
       </w:rPr>
     </w:tblStylePr>
     <w:tblStylePr w:type="lastCol">
       <w:rPr>
+        <w:rFonts w:eastAsia="黑体"/>
         <w:b/>
         <w:bCs/>
       </w:rPr>
@@ -6226,6 +6528,7 @@
         <w:spacing w:after="0" w:before="0" w:line="240" w:lineRule="auto"/>
       </w:pPr>
       <w:rPr>
+        <w:rFonts w:eastAsia="黑体"/>
         <w:b/>
         <w:bCs/>
         <w:color w:themeColor="background1" w:val="FFFFFF"/>
@@ -6248,6 +6551,7 @@
         <w:spacing w:after="0" w:before="0" w:line="240" w:lineRule="auto"/>
       </w:pPr>
       <w:rPr>
+        <w:rFonts w:eastAsia="黑体"/>
         <w:b/>
         <w:bCs/>
       </w:rPr>
@@ -6265,12 +6569,14 @@
     </w:tblStylePr>
     <w:tblStylePr w:type="firstCol">
       <w:rPr>
+        <w:rFonts w:eastAsia="黑体"/>
         <w:b/>
         <w:bCs/>
       </w:rPr>
     </w:tblStylePr>
     <w:tblStylePr w:type="lastCol">
       <w:rPr>
+        <w:rFonts w:eastAsia="黑体"/>
         <w:b/>
         <w:bCs/>
       </w:rPr>
@@ -6332,6 +6638,7 @@
         <w:spacing w:after="0" w:before="0" w:line="240" w:lineRule="auto"/>
       </w:pPr>
       <w:rPr>
+        <w:rFonts w:eastAsia="黑体"/>
         <w:b/>
         <w:bCs/>
         <w:color w:themeColor="background1" w:val="FFFFFF"/>
@@ -6354,6 +6661,7 @@
         <w:spacing w:after="0" w:before="0" w:line="240" w:lineRule="auto"/>
       </w:pPr>
       <w:rPr>
+        <w:rFonts w:eastAsia="黑体"/>
         <w:b/>
         <w:bCs/>
       </w:rPr>
@@ -6371,12 +6679,14 @@
     </w:tblStylePr>
     <w:tblStylePr w:type="firstCol">
       <w:rPr>
+        <w:rFonts w:eastAsia="黑体"/>
         <w:b/>
         <w:bCs/>
       </w:rPr>
     </w:tblStylePr>
     <w:tblStylePr w:type="lastCol">
       <w:rPr>
+        <w:rFonts w:eastAsia="黑体"/>
         <w:b/>
         <w:bCs/>
       </w:rPr>
@@ -6438,6 +6748,7 @@
         <w:spacing w:after="0" w:before="0" w:line="240" w:lineRule="auto"/>
       </w:pPr>
       <w:rPr>
+        <w:rFonts w:eastAsia="黑体"/>
         <w:b/>
         <w:bCs/>
         <w:color w:themeColor="background1" w:val="FFFFFF"/>
@@ -6460,6 +6771,7 @@
         <w:spacing w:after="0" w:before="0" w:line="240" w:lineRule="auto"/>
       </w:pPr>
       <w:rPr>
+        <w:rFonts w:eastAsia="黑体"/>
         <w:b/>
         <w:bCs/>
       </w:rPr>
@@ -6477,12 +6789,14 @@
     </w:tblStylePr>
     <w:tblStylePr w:type="firstCol">
       <w:rPr>
+        <w:rFonts w:eastAsia="黑体"/>
         <w:b/>
         <w:bCs/>
       </w:rPr>
     </w:tblStylePr>
     <w:tblStylePr w:type="lastCol">
       <w:rPr>
+        <w:rFonts w:eastAsia="黑体"/>
         <w:b/>
         <w:bCs/>
       </w:rPr>
@@ -6544,6 +6858,7 @@
         <w:spacing w:after="0" w:before="0" w:line="240" w:lineRule="auto"/>
       </w:pPr>
       <w:rPr>
+        <w:rFonts w:eastAsia="黑体"/>
         <w:b/>
         <w:bCs/>
         <w:color w:themeColor="background1" w:val="FFFFFF"/>
@@ -6566,6 +6881,7 @@
         <w:spacing w:after="0" w:before="0" w:line="240" w:lineRule="auto"/>
       </w:pPr>
       <w:rPr>
+        <w:rFonts w:eastAsia="黑体"/>
         <w:b/>
         <w:bCs/>
       </w:rPr>
@@ -6583,12 +6899,14 @@
     </w:tblStylePr>
     <w:tblStylePr w:type="firstCol">
       <w:rPr>
+        <w:rFonts w:eastAsia="黑体"/>
         <w:b/>
         <w:bCs/>
       </w:rPr>
     </w:tblStylePr>
     <w:tblStylePr w:type="lastCol">
       <w:rPr>
+        <w:rFonts w:eastAsia="黑体"/>
         <w:b/>
         <w:bCs/>
       </w:rPr>
@@ -6650,6 +6968,7 @@
         <w:spacing w:after="0" w:before="0" w:line="240" w:lineRule="auto"/>
       </w:pPr>
       <w:rPr>
+        <w:rFonts w:eastAsia="黑体"/>
         <w:b/>
         <w:bCs/>
         <w:color w:themeColor="background1" w:val="FFFFFF"/>
@@ -6672,6 +6991,7 @@
         <w:spacing w:after="0" w:before="0" w:line="240" w:lineRule="auto"/>
       </w:pPr>
       <w:rPr>
+        <w:rFonts w:eastAsia="黑体"/>
         <w:b/>
         <w:bCs/>
       </w:rPr>
@@ -6689,12 +7009,14 @@
     </w:tblStylePr>
     <w:tblStylePr w:type="firstCol">
       <w:rPr>
+        <w:rFonts w:eastAsia="黑体"/>
         <w:b/>
         <w:bCs/>
       </w:rPr>
     </w:tblStylePr>
     <w:tblStylePr w:type="lastCol">
       <w:rPr>
+        <w:rFonts w:eastAsia="黑体"/>
         <w:b/>
         <w:bCs/>
       </w:rPr>
@@ -6756,6 +7078,7 @@
         <w:spacing w:after="0" w:before="0" w:line="240" w:lineRule="auto"/>
       </w:pPr>
       <w:rPr>
+        <w:rFonts w:eastAsia="黑体"/>
         <w:b/>
         <w:bCs/>
         <w:color w:themeColor="background1" w:val="FFFFFF"/>
@@ -6778,6 +7101,7 @@
         <w:spacing w:after="0" w:before="0" w:line="240" w:lineRule="auto"/>
       </w:pPr>
       <w:rPr>
+        <w:rFonts w:eastAsia="黑体"/>
         <w:b/>
         <w:bCs/>
       </w:rPr>
@@ -6795,12 +7119,14 @@
     </w:tblStylePr>
     <w:tblStylePr w:type="firstCol">
       <w:rPr>
+        <w:rFonts w:eastAsia="黑体"/>
         <w:b/>
         <w:bCs/>
       </w:rPr>
     </w:tblStylePr>
     <w:tblStylePr w:type="lastCol">
       <w:rPr>
+        <w:rFonts w:eastAsia="黑体"/>
         <w:b/>
         <w:bCs/>
       </w:rPr>
@@ -6859,6 +7185,7 @@
         <w:spacing w:after="0" w:before="0" w:line="240" w:lineRule="auto"/>
       </w:pPr>
       <w:rPr>
+        <w:rFonts w:eastAsia="黑体"/>
         <w:b/>
         <w:bCs/>
         <w:color w:themeColor="background1" w:val="FFFFFF"/>
@@ -6881,6 +7208,7 @@
         <w:spacing w:after="0" w:before="0" w:line="240" w:lineRule="auto"/>
       </w:pPr>
       <w:rPr>
+        <w:rFonts w:eastAsia="黑体"/>
         <w:color w:val="auto"/>
       </w:rPr>
       <w:tblPr/>
@@ -6898,6 +7226,7 @@
     </w:tblStylePr>
     <w:tblStylePr w:type="firstCol">
       <w:rPr>
+        <w:rFonts w:eastAsia="黑体"/>
         <w:b/>
         <w:bCs/>
         <w:color w:themeColor="background1" w:val="FFFFFF"/>
@@ -6917,6 +7246,7 @@
     </w:tblStylePr>
     <w:tblStylePr w:type="lastCol">
       <w:rPr>
+        <w:rFonts w:eastAsia="黑体"/>
         <w:b/>
         <w:bCs/>
         <w:color w:themeColor="background1" w:val="FFFFFF"/>
@@ -6965,6 +7295,7 @@
     </w:tblStylePr>
     <w:tblStylePr w:type="nwCell">
       <w:rPr>
+        <w:rFonts w:eastAsia="黑体"/>
         <w:color w:themeColor="background1" w:val="FFFFFF"/>
       </w:rPr>
       <w:tblPr/>
@@ -7008,6 +7339,7 @@
         <w:spacing w:after="0" w:before="0" w:line="240" w:lineRule="auto"/>
       </w:pPr>
       <w:rPr>
+        <w:rFonts w:eastAsia="黑体"/>
         <w:b/>
         <w:bCs/>
         <w:color w:themeColor="background1" w:val="FFFFFF"/>
@@ -7030,6 +7362,7 @@
         <w:spacing w:after="0" w:before="0" w:line="240" w:lineRule="auto"/>
       </w:pPr>
       <w:rPr>
+        <w:rFonts w:eastAsia="黑体"/>
         <w:color w:val="auto"/>
       </w:rPr>
       <w:tblPr/>
@@ -7047,6 +7380,7 @@
     </w:tblStylePr>
     <w:tblStylePr w:type="firstCol">
       <w:rPr>
+        <w:rFonts w:eastAsia="黑体"/>
         <w:b/>
         <w:bCs/>
         <w:color w:themeColor="background1" w:val="FFFFFF"/>
@@ -7066,6 +7400,7 @@
     </w:tblStylePr>
     <w:tblStylePr w:type="lastCol">
       <w:rPr>
+        <w:rFonts w:eastAsia="黑体"/>
         <w:b/>
         <w:bCs/>
         <w:color w:themeColor="background1" w:val="FFFFFF"/>
@@ -7114,6 +7449,7 @@
     </w:tblStylePr>
     <w:tblStylePr w:type="nwCell">
       <w:rPr>
+        <w:rFonts w:eastAsia="黑体"/>
         <w:color w:themeColor="background1" w:val="FFFFFF"/>
       </w:rPr>
       <w:tblPr/>
@@ -7157,6 +7493,7 @@
         <w:spacing w:after="0" w:before="0" w:line="240" w:lineRule="auto"/>
       </w:pPr>
       <w:rPr>
+        <w:rFonts w:eastAsia="黑体"/>
         <w:b/>
         <w:bCs/>
         <w:color w:themeColor="background1" w:val="FFFFFF"/>
@@ -7179,6 +7516,7 @@
         <w:spacing w:after="0" w:before="0" w:line="240" w:lineRule="auto"/>
       </w:pPr>
       <w:rPr>
+        <w:rFonts w:eastAsia="黑体"/>
         <w:color w:val="auto"/>
       </w:rPr>
       <w:tblPr/>
@@ -7196,6 +7534,7 @@
     </w:tblStylePr>
     <w:tblStylePr w:type="firstCol">
       <w:rPr>
+        <w:rFonts w:eastAsia="黑体"/>
         <w:b/>
         <w:bCs/>
         <w:color w:themeColor="background1" w:val="FFFFFF"/>
@@ -7215,6 +7554,7 @@
     </w:tblStylePr>
     <w:tblStylePr w:type="lastCol">
       <w:rPr>
+        <w:rFonts w:eastAsia="黑体"/>
         <w:b/>
         <w:bCs/>
         <w:color w:themeColor="background1" w:val="FFFFFF"/>
@@ -7263,6 +7603,7 @@
     </w:tblStylePr>
     <w:tblStylePr w:type="nwCell">
       <w:rPr>
+        <w:rFonts w:eastAsia="黑体"/>
         <w:color w:themeColor="background1" w:val="FFFFFF"/>
       </w:rPr>
       <w:tblPr/>
@@ -7306,6 +7647,7 @@
         <w:spacing w:after="0" w:before="0" w:line="240" w:lineRule="auto"/>
       </w:pPr>
       <w:rPr>
+        <w:rFonts w:eastAsia="黑体"/>
         <w:b/>
         <w:bCs/>
         <w:color w:themeColor="background1" w:val="FFFFFF"/>
@@ -7328,6 +7670,7 @@
         <w:spacing w:after="0" w:before="0" w:line="240" w:lineRule="auto"/>
       </w:pPr>
       <w:rPr>
+        <w:rFonts w:eastAsia="黑体"/>
         <w:color w:val="auto"/>
       </w:rPr>
       <w:tblPr/>
@@ -7345,6 +7688,7 @@
     </w:tblStylePr>
     <w:tblStylePr w:type="firstCol">
       <w:rPr>
+        <w:rFonts w:eastAsia="黑体"/>
         <w:b/>
         <w:bCs/>
         <w:color w:themeColor="background1" w:val="FFFFFF"/>
@@ -7364,6 +7708,7 @@
     </w:tblStylePr>
     <w:tblStylePr w:type="lastCol">
       <w:rPr>
+        <w:rFonts w:eastAsia="黑体"/>
         <w:b/>
         <w:bCs/>
         <w:color w:themeColor="background1" w:val="FFFFFF"/>
@@ -7412,6 +7757,7 @@
     </w:tblStylePr>
     <w:tblStylePr w:type="nwCell">
       <w:rPr>
+        <w:rFonts w:eastAsia="黑体"/>
         <w:color w:themeColor="background1" w:val="FFFFFF"/>
       </w:rPr>
       <w:tblPr/>
@@ -7455,6 +7801,7 @@
         <w:spacing w:after="0" w:before="0" w:line="240" w:lineRule="auto"/>
       </w:pPr>
       <w:rPr>
+        <w:rFonts w:eastAsia="黑体"/>
         <w:b/>
         <w:bCs/>
         <w:color w:themeColor="background1" w:val="FFFFFF"/>
@@ -7477,6 +7824,7 @@
         <w:spacing w:after="0" w:before="0" w:line="240" w:lineRule="auto"/>
       </w:pPr>
       <w:rPr>
+        <w:rFonts w:eastAsia="黑体"/>
         <w:color w:val="auto"/>
       </w:rPr>
       <w:tblPr/>
@@ -7494,6 +7842,7 @@
     </w:tblStylePr>
     <w:tblStylePr w:type="firstCol">
       <w:rPr>
+        <w:rFonts w:eastAsia="黑体"/>
         <w:b/>
         <w:bCs/>
         <w:color w:themeColor="background1" w:val="FFFFFF"/>
@@ -7513,6 +7862,7 @@
     </w:tblStylePr>
     <w:tblStylePr w:type="lastCol">
       <w:rPr>
+        <w:rFonts w:eastAsia="黑体"/>
         <w:b/>
         <w:bCs/>
         <w:color w:themeColor="background1" w:val="FFFFFF"/>
@@ -7561,6 +7911,7 @@
     </w:tblStylePr>
     <w:tblStylePr w:type="nwCell">
       <w:rPr>
+        <w:rFonts w:eastAsia="黑体"/>
         <w:color w:themeColor="background1" w:val="FFFFFF"/>
       </w:rPr>
       <w:tblPr/>
@@ -7604,6 +7955,7 @@
         <w:spacing w:after="0" w:before="0" w:line="240" w:lineRule="auto"/>
       </w:pPr>
       <w:rPr>
+        <w:rFonts w:eastAsia="黑体"/>
         <w:b/>
         <w:bCs/>
         <w:color w:themeColor="background1" w:val="FFFFFF"/>
@@ -7626,6 +7978,7 @@
         <w:spacing w:after="0" w:before="0" w:line="240" w:lineRule="auto"/>
       </w:pPr>
       <w:rPr>
+        <w:rFonts w:eastAsia="黑体"/>
         <w:color w:val="auto"/>
       </w:rPr>
       <w:tblPr/>
@@ -7643,6 +7996,7 @@
     </w:tblStylePr>
     <w:tblStylePr w:type="firstCol">
       <w:rPr>
+        <w:rFonts w:eastAsia="黑体"/>
         <w:b/>
         <w:bCs/>
         <w:color w:themeColor="background1" w:val="FFFFFF"/>
@@ -7662,6 +8016,7 @@
     </w:tblStylePr>
     <w:tblStylePr w:type="lastCol">
       <w:rPr>
+        <w:rFonts w:eastAsia="黑体"/>
         <w:b/>
         <w:bCs/>
         <w:color w:themeColor="background1" w:val="FFFFFF"/>
@@ -7710,6 +8065,7 @@
     </w:tblStylePr>
     <w:tblStylePr w:type="nwCell">
       <w:rPr>
+        <w:rFonts w:eastAsia="黑体"/>
         <w:color w:themeColor="background1" w:val="FFFFFF"/>
       </w:rPr>
       <w:tblPr/>
@@ -7753,6 +8109,7 @@
         <w:spacing w:after="0" w:before="0" w:line="240" w:lineRule="auto"/>
       </w:pPr>
       <w:rPr>
+        <w:rFonts w:eastAsia="黑体"/>
         <w:b/>
         <w:bCs/>
         <w:color w:themeColor="background1" w:val="FFFFFF"/>
@@ -7775,6 +8132,7 @@
         <w:spacing w:after="0" w:before="0" w:line="240" w:lineRule="auto"/>
       </w:pPr>
       <w:rPr>
+        <w:rFonts w:eastAsia="黑体"/>
         <w:color w:val="auto"/>
       </w:rPr>
       <w:tblPr/>
@@ -7792,6 +8150,7 @@
     </w:tblStylePr>
     <w:tblStylePr w:type="firstCol">
       <w:rPr>
+        <w:rFonts w:eastAsia="黑体"/>
         <w:b/>
         <w:bCs/>
         <w:color w:themeColor="background1" w:val="FFFFFF"/>
@@ -7811,6 +8170,7 @@
     </w:tblStylePr>
     <w:tblStylePr w:type="lastCol">
       <w:rPr>
+        <w:rFonts w:eastAsia="黑体"/>
         <w:b/>
         <w:bCs/>
         <w:color w:themeColor="background1" w:val="FFFFFF"/>
@@ -7859,6 +8219,7 @@
     </w:tblStylePr>
     <w:tblStylePr w:type="nwCell">
       <w:rPr>
+        <w:rFonts w:eastAsia="黑体"/>
         <w:color w:themeColor="background1" w:val="FFFFFF"/>
       </w:rPr>
       <w:tblPr/>
@@ -7883,6 +8244,7 @@
       <w:spacing w:after="0" w:line="240" w:lineRule="auto"/>
     </w:pPr>
     <w:rPr>
+      <w:rFonts w:eastAsia="黑体"/>
       <w:color w:themeColor="text1" w:val="000000"/>
     </w:rPr>
     <w:tblPr>
@@ -7902,7 +8264,7 @@
     </w:tblPr>
     <w:tblStylePr w:type="firstRow">
       <w:rPr>
-        <w:rFonts w:asciiTheme="majorHAnsi" w:cstheme="majorBidi" w:eastAsiaTheme="majorEastAsia" w:hAnsiTheme="majorHAnsi"/>
+        <w:rFonts w:asciiTheme="majorHAnsi" w:cstheme="majorBidi" w:hAnsiTheme="majorHAnsi" w:eastAsia="黑体"/>
       </w:rPr>
       <w:tblPr/>
       <w:tcPr>
@@ -7914,6 +8276,7 @@
     </w:tblStylePr>
     <w:tblStylePr w:type="lastRow">
       <w:rPr>
+        <w:rFonts w:eastAsia="黑体"/>
         <w:b/>
         <w:bCs/>
         <w:color w:themeColor="text2" w:val="1F497D"/>
@@ -7928,12 +8291,14 @@
     </w:tblStylePr>
     <w:tblStylePr w:type="firstCol">
       <w:rPr>
+        <w:rFonts w:eastAsia="黑体"/>
         <w:b/>
         <w:bCs/>
       </w:rPr>
     </w:tblStylePr>
     <w:tblStylePr w:type="lastCol">
       <w:rPr>
+        <w:rFonts w:eastAsia="黑体"/>
         <w:b/>
         <w:bCs/>
       </w:rPr>
@@ -7967,6 +8332,7 @@
       <w:spacing w:after="0" w:line="240" w:lineRule="auto"/>
     </w:pPr>
     <w:rPr>
+      <w:rFonts w:eastAsia="黑体"/>
       <w:color w:themeColor="text1" w:val="000000"/>
     </w:rPr>
     <w:tblPr>
@@ -7986,7 +8352,7 @@
     </w:tblPr>
     <w:tblStylePr w:type="firstRow">
       <w:rPr>
-        <w:rFonts w:asciiTheme="majorHAnsi" w:cstheme="majorBidi" w:eastAsiaTheme="majorEastAsia" w:hAnsiTheme="majorHAnsi"/>
+        <w:rFonts w:asciiTheme="majorHAnsi" w:cstheme="majorBidi" w:hAnsiTheme="majorHAnsi" w:eastAsia="黑体"/>
       </w:rPr>
       <w:tblPr/>
       <w:tcPr>
@@ -7998,6 +8364,7 @@
     </w:tblStylePr>
     <w:tblStylePr w:type="lastRow">
       <w:rPr>
+        <w:rFonts w:eastAsia="黑体"/>
         <w:b/>
         <w:bCs/>
         <w:color w:themeColor="text2" w:val="1F497D"/>
@@ -8012,12 +8379,14 @@
     </w:tblStylePr>
     <w:tblStylePr w:type="firstCol">
       <w:rPr>
+        <w:rFonts w:eastAsia="黑体"/>
         <w:b/>
         <w:bCs/>
       </w:rPr>
     </w:tblStylePr>
     <w:tblStylePr w:type="lastCol">
       <w:rPr>
+        <w:rFonts w:eastAsia="黑体"/>
         <w:b/>
         <w:bCs/>
       </w:rPr>
@@ -8051,6 +8420,7 @@
       <w:spacing w:after="0" w:line="240" w:lineRule="auto"/>
     </w:pPr>
     <w:rPr>
+      <w:rFonts w:eastAsia="黑体"/>
       <w:color w:themeColor="text1" w:val="000000"/>
     </w:rPr>
     <w:tblPr>
@@ -8070,7 +8440,7 @@
     </w:tblPr>
     <w:tblStylePr w:type="firstRow">
       <w:rPr>
-        <w:rFonts w:asciiTheme="majorHAnsi" w:cstheme="majorBidi" w:eastAsiaTheme="majorEastAsia" w:hAnsiTheme="majorHAnsi"/>
+        <w:rFonts w:asciiTheme="majorHAnsi" w:cstheme="majorBidi" w:hAnsiTheme="majorHAnsi" w:eastAsia="黑体"/>
       </w:rPr>
       <w:tblPr/>
       <w:tcPr>
@@ -8082,6 +8452,7 @@
     </w:tblStylePr>
     <w:tblStylePr w:type="lastRow">
       <w:rPr>
+        <w:rFonts w:eastAsia="黑体"/>
         <w:b/>
         <w:bCs/>
         <w:color w:themeColor="text2" w:val="1F497D"/>
@@ -8096,12 +8467,14 @@
     </w:tblStylePr>
     <w:tblStylePr w:type="firstCol">
       <w:rPr>
+        <w:rFonts w:eastAsia="黑体"/>
         <w:b/>
         <w:bCs/>
       </w:rPr>
     </w:tblStylePr>
     <w:tblStylePr w:type="lastCol">
       <w:rPr>
+        <w:rFonts w:eastAsia="黑体"/>
         <w:b/>
         <w:bCs/>
       </w:rPr>
@@ -8135,6 +8508,7 @@
       <w:spacing w:after="0" w:line="240" w:lineRule="auto"/>
     </w:pPr>
     <w:rPr>
+      <w:rFonts w:eastAsia="黑体"/>
       <w:color w:themeColor="text1" w:val="000000"/>
     </w:rPr>
     <w:tblPr>
@@ -8154,7 +8528,7 @@
     </w:tblPr>
     <w:tblStylePr w:type="firstRow">
       <w:rPr>
-        <w:rFonts w:asciiTheme="majorHAnsi" w:cstheme="majorBidi" w:eastAsiaTheme="majorEastAsia" w:hAnsiTheme="majorHAnsi"/>
+        <w:rFonts w:asciiTheme="majorHAnsi" w:cstheme="majorBidi" w:hAnsiTheme="majorHAnsi" w:eastAsia="黑体"/>
       </w:rPr>
       <w:tblPr/>
       <w:tcPr>
@@ -8166,6 +8540,7 @@
     </w:tblStylePr>
     <w:tblStylePr w:type="lastRow">
       <w:rPr>
+        <w:rFonts w:eastAsia="黑体"/>
         <w:b/>
         <w:bCs/>
         <w:color w:themeColor="text2" w:val="1F497D"/>
@@ -8180,12 +8555,14 @@
     </w:tblStylePr>
     <w:tblStylePr w:type="firstCol">
       <w:rPr>
+        <w:rFonts w:eastAsia="黑体"/>
         <w:b/>
         <w:bCs/>
       </w:rPr>
     </w:tblStylePr>
     <w:tblStylePr w:type="lastCol">
       <w:rPr>
+        <w:rFonts w:eastAsia="黑体"/>
         <w:b/>
         <w:bCs/>
       </w:rPr>
@@ -8219,6 +8596,7 @@
       <w:spacing w:after="0" w:line="240" w:lineRule="auto"/>
     </w:pPr>
     <w:rPr>
+      <w:rFonts w:eastAsia="黑体"/>
       <w:color w:themeColor="text1" w:val="000000"/>
     </w:rPr>
     <w:tblPr>
@@ -8238,7 +8616,7 @@
     </w:tblPr>
     <w:tblStylePr w:type="firstRow">
       <w:rPr>
-        <w:rFonts w:asciiTheme="majorHAnsi" w:cstheme="majorBidi" w:eastAsiaTheme="majorEastAsia" w:hAnsiTheme="majorHAnsi"/>
+        <w:rFonts w:asciiTheme="majorHAnsi" w:cstheme="majorBidi" w:hAnsiTheme="majorHAnsi" w:eastAsia="黑体"/>
       </w:rPr>
       <w:tblPr/>
       <w:tcPr>
@@ -8250,6 +8628,7 @@
     </w:tblStylePr>
     <w:tblStylePr w:type="lastRow">
       <w:rPr>
+        <w:rFonts w:eastAsia="黑体"/>
         <w:b/>
         <w:bCs/>
         <w:color w:themeColor="text2" w:val="1F497D"/>
@@ -8264,12 +8643,14 @@
     </w:tblStylePr>
     <w:tblStylePr w:type="firstCol">
       <w:rPr>
+        <w:rFonts w:eastAsia="黑体"/>
         <w:b/>
         <w:bCs/>
       </w:rPr>
     </w:tblStylePr>
     <w:tblStylePr w:type="lastCol">
       <w:rPr>
+        <w:rFonts w:eastAsia="黑体"/>
         <w:b/>
         <w:bCs/>
       </w:rPr>
@@ -8303,6 +8684,7 @@
       <w:spacing w:after="0" w:line="240" w:lineRule="auto"/>
     </w:pPr>
     <w:rPr>
+      <w:rFonts w:eastAsia="黑体"/>
       <w:color w:themeColor="text1" w:val="000000"/>
     </w:rPr>
     <w:tblPr>
@@ -8322,7 +8704,7 @@
     </w:tblPr>
     <w:tblStylePr w:type="firstRow">
       <w:rPr>
-        <w:rFonts w:asciiTheme="majorHAnsi" w:cstheme="majorBidi" w:eastAsiaTheme="majorEastAsia" w:hAnsiTheme="majorHAnsi"/>
+        <w:rFonts w:asciiTheme="majorHAnsi" w:cstheme="majorBidi" w:hAnsiTheme="majorHAnsi" w:eastAsia="黑体"/>
       </w:rPr>
       <w:tblPr/>
       <w:tcPr>
@@ -8334,6 +8716,7 @@
     </w:tblStylePr>
     <w:tblStylePr w:type="lastRow">
       <w:rPr>
+        <w:rFonts w:eastAsia="黑体"/>
         <w:b/>
         <w:bCs/>
         <w:color w:themeColor="text2" w:val="1F497D"/>
@@ -8348,12 +8731,14 @@
     </w:tblStylePr>
     <w:tblStylePr w:type="firstCol">
       <w:rPr>
+        <w:rFonts w:eastAsia="黑体"/>
         <w:b/>
         <w:bCs/>
       </w:rPr>
     </w:tblStylePr>
     <w:tblStylePr w:type="lastCol">
       <w:rPr>
+        <w:rFonts w:eastAsia="黑体"/>
         <w:b/>
         <w:bCs/>
       </w:rPr>
@@ -8387,6 +8772,7 @@
       <w:spacing w:after="0" w:line="240" w:lineRule="auto"/>
     </w:pPr>
     <w:rPr>
+      <w:rFonts w:eastAsia="黑体"/>
       <w:color w:themeColor="text1" w:val="000000"/>
     </w:rPr>
     <w:tblPr>
@@ -8406,7 +8792,7 @@
     </w:tblPr>
     <w:tblStylePr w:type="firstRow">
       <w:rPr>
-        <w:rFonts w:asciiTheme="majorHAnsi" w:cstheme="majorBidi" w:eastAsiaTheme="majorEastAsia" w:hAnsiTheme="majorHAnsi"/>
+        <w:rFonts w:asciiTheme="majorHAnsi" w:cstheme="majorBidi" w:hAnsiTheme="majorHAnsi" w:eastAsia="黑体"/>
       </w:rPr>
       <w:tblPr/>
       <w:tcPr>
@@ -8418,6 +8804,7 @@
     </w:tblStylePr>
     <w:tblStylePr w:type="lastRow">
       <w:rPr>
+        <w:rFonts w:eastAsia="黑体"/>
         <w:b/>
         <w:bCs/>
         <w:color w:themeColor="text2" w:val="1F497D"/>
@@ -8432,12 +8819,14 @@
     </w:tblStylePr>
     <w:tblStylePr w:type="firstCol">
       <w:rPr>
+        <w:rFonts w:eastAsia="黑体"/>
         <w:b/>
         <w:bCs/>
       </w:rPr>
     </w:tblStylePr>
     <w:tblStylePr w:type="lastCol">
       <w:rPr>
+        <w:rFonts w:eastAsia="黑体"/>
         <w:b/>
         <w:bCs/>
       </w:rPr>
@@ -8471,7 +8860,7 @@
       <w:spacing w:after="0" w:line="240" w:lineRule="auto"/>
     </w:pPr>
     <w:rPr>
-      <w:rFonts w:asciiTheme="majorHAnsi" w:cstheme="majorBidi" w:eastAsiaTheme="majorEastAsia" w:hAnsiTheme="majorHAnsi"/>
+      <w:rFonts w:asciiTheme="majorHAnsi" w:cstheme="majorBidi" w:hAnsiTheme="majorHAnsi" w:eastAsia="黑体"/>
       <w:color w:themeColor="text1" w:val="000000"/>
     </w:rPr>
     <w:tblPr>
@@ -8493,6 +8882,7 @@
     </w:tblPr>
     <w:tblStylePr w:type="firstRow">
       <w:rPr>
+        <w:rFonts w:eastAsia="黑体"/>
         <w:sz w:val="24"/>
         <w:szCs w:val="24"/>
       </w:rPr>
@@ -8599,7 +8989,7 @@
       <w:spacing w:after="0" w:line="240" w:lineRule="auto"/>
     </w:pPr>
     <w:rPr>
-      <w:rFonts w:asciiTheme="majorHAnsi" w:cstheme="majorBidi" w:eastAsiaTheme="majorEastAsia" w:hAnsiTheme="majorHAnsi"/>
+      <w:rFonts w:asciiTheme="majorHAnsi" w:cstheme="majorBidi" w:hAnsiTheme="majorHAnsi" w:eastAsia="黑体"/>
       <w:color w:themeColor="text1" w:val="000000"/>
     </w:rPr>
     <w:tblPr>
@@ -8621,6 +9011,7 @@
     </w:tblPr>
     <w:tblStylePr w:type="firstRow">
       <w:rPr>
+        <w:rFonts w:eastAsia="黑体"/>
         <w:sz w:val="24"/>
         <w:szCs w:val="24"/>
       </w:rPr>
@@ -8727,7 +9118,7 @@
       <w:spacing w:after="0" w:line="240" w:lineRule="auto"/>
     </w:pPr>
     <w:rPr>
-      <w:rFonts w:asciiTheme="majorHAnsi" w:cstheme="majorBidi" w:eastAsiaTheme="majorEastAsia" w:hAnsiTheme="majorHAnsi"/>
+      <w:rFonts w:asciiTheme="majorHAnsi" w:cstheme="majorBidi" w:hAnsiTheme="majorHAnsi" w:eastAsia="黑体"/>
       <w:color w:themeColor="text1" w:val="000000"/>
     </w:rPr>
     <w:tblPr>
@@ -8749,6 +9140,7 @@
     </w:tblPr>
     <w:tblStylePr w:type="firstRow">
       <w:rPr>
+        <w:rFonts w:eastAsia="黑体"/>
         <w:sz w:val="24"/>
         <w:szCs w:val="24"/>
       </w:rPr>
@@ -8855,7 +9247,7 @@
       <w:spacing w:after="0" w:line="240" w:lineRule="auto"/>
     </w:pPr>
     <w:rPr>
-      <w:rFonts w:asciiTheme="majorHAnsi" w:cstheme="majorBidi" w:eastAsiaTheme="majorEastAsia" w:hAnsiTheme="majorHAnsi"/>
+      <w:rFonts w:asciiTheme="majorHAnsi" w:cstheme="majorBidi" w:hAnsiTheme="majorHAnsi" w:eastAsia="黑体"/>
       <w:color w:themeColor="text1" w:val="000000"/>
     </w:rPr>
     <w:tblPr>
@@ -8877,6 +9269,7 @@
     </w:tblPr>
     <w:tblStylePr w:type="firstRow">
       <w:rPr>
+        <w:rFonts w:eastAsia="黑体"/>
         <w:sz w:val="24"/>
         <w:szCs w:val="24"/>
       </w:rPr>
@@ -8983,7 +9376,7 @@
       <w:spacing w:after="0" w:line="240" w:lineRule="auto"/>
     </w:pPr>
     <w:rPr>
-      <w:rFonts w:asciiTheme="majorHAnsi" w:cstheme="majorBidi" w:eastAsiaTheme="majorEastAsia" w:hAnsiTheme="majorHAnsi"/>
+      <w:rFonts w:asciiTheme="majorHAnsi" w:cstheme="majorBidi" w:hAnsiTheme="majorHAnsi" w:eastAsia="黑体"/>
       <w:color w:themeColor="text1" w:val="000000"/>
     </w:rPr>
     <w:tblPr>
@@ -9005,6 +9398,7 @@
     </w:tblPr>
     <w:tblStylePr w:type="firstRow">
       <w:rPr>
+        <w:rFonts w:eastAsia="黑体"/>
         <w:sz w:val="24"/>
         <w:szCs w:val="24"/>
       </w:rPr>
@@ -9111,7 +9505,7 @@
       <w:spacing w:after="0" w:line="240" w:lineRule="auto"/>
     </w:pPr>
     <w:rPr>
-      <w:rFonts w:asciiTheme="majorHAnsi" w:cstheme="majorBidi" w:eastAsiaTheme="majorEastAsia" w:hAnsiTheme="majorHAnsi"/>
+      <w:rFonts w:asciiTheme="majorHAnsi" w:cstheme="majorBidi" w:hAnsiTheme="majorHAnsi" w:eastAsia="黑体"/>
       <w:color w:themeColor="text1" w:val="000000"/>
     </w:rPr>
     <w:tblPr>
@@ -9133,6 +9527,7 @@
     </w:tblPr>
     <w:tblStylePr w:type="firstRow">
       <w:rPr>
+        <w:rFonts w:eastAsia="黑体"/>
         <w:sz w:val="24"/>
         <w:szCs w:val="24"/>
       </w:rPr>
@@ -9239,7 +9634,7 @@
       <w:spacing w:after="0" w:line="240" w:lineRule="auto"/>
     </w:pPr>
     <w:rPr>
-      <w:rFonts w:asciiTheme="majorHAnsi" w:cstheme="majorBidi" w:eastAsiaTheme="majorEastAsia" w:hAnsiTheme="majorHAnsi"/>
+      <w:rFonts w:asciiTheme="majorHAnsi" w:cstheme="majorBidi" w:hAnsiTheme="majorHAnsi" w:eastAsia="黑体"/>
       <w:color w:themeColor="text1" w:val="000000"/>
     </w:rPr>
     <w:tblPr>
@@ -9261,6 +9656,7 @@
     </w:tblPr>
     <w:tblStylePr w:type="firstRow">
       <w:rPr>
+        <w:rFonts w:eastAsia="黑体"/>
         <w:sz w:val="24"/>
         <w:szCs w:val="24"/>
       </w:rPr>
@@ -9390,12 +9786,14 @@
     </w:tcPr>
     <w:tblStylePr w:type="firstRow">
       <w:rPr>
+        <w:rFonts w:eastAsia="黑体"/>
         <w:b/>
         <w:bCs/>
       </w:rPr>
     </w:tblStylePr>
     <w:tblStylePr w:type="lastRow">
       <w:rPr>
+        <w:rFonts w:eastAsia="黑体"/>
         <w:b/>
         <w:bCs/>
       </w:rPr>
@@ -9408,12 +9806,14 @@
     </w:tblStylePr>
     <w:tblStylePr w:type="firstCol">
       <w:rPr>
+        <w:rFonts w:eastAsia="黑体"/>
         <w:b/>
         <w:bCs/>
       </w:rPr>
     </w:tblStylePr>
     <w:tblStylePr w:type="lastCol">
       <w:rPr>
+        <w:rFonts w:eastAsia="黑体"/>
         <w:b/>
         <w:bCs/>
       </w:rPr>
@@ -9463,12 +9863,14 @@
     </w:tcPr>
     <w:tblStylePr w:type="firstRow">
       <w:rPr>
+        <w:rFonts w:eastAsia="黑体"/>
         <w:b/>
         <w:bCs/>
       </w:rPr>
     </w:tblStylePr>
     <w:tblStylePr w:type="lastRow">
       <w:rPr>
+        <w:rFonts w:eastAsia="黑体"/>
         <w:b/>
         <w:bCs/>
       </w:rPr>
@@ -9481,12 +9883,14 @@
     </w:tblStylePr>
     <w:tblStylePr w:type="firstCol">
       <w:rPr>
+        <w:rFonts w:eastAsia="黑体"/>
         <w:b/>
         <w:bCs/>
       </w:rPr>
     </w:tblStylePr>
     <w:tblStylePr w:type="lastCol">
       <w:rPr>
+        <w:rFonts w:eastAsia="黑体"/>
         <w:b/>
         <w:bCs/>
       </w:rPr>
@@ -9536,12 +9940,14 @@
     </w:tcPr>
     <w:tblStylePr w:type="firstRow">
       <w:rPr>
+        <w:rFonts w:eastAsia="黑体"/>
         <w:b/>
         <w:bCs/>
       </w:rPr>
     </w:tblStylePr>
     <w:tblStylePr w:type="lastRow">
       <w:rPr>
+        <w:rFonts w:eastAsia="黑体"/>
         <w:b/>
         <w:bCs/>
       </w:rPr>
@@ -9554,12 +9960,14 @@
     </w:tblStylePr>
     <w:tblStylePr w:type="firstCol">
       <w:rPr>
+        <w:rFonts w:eastAsia="黑体"/>
         <w:b/>
         <w:bCs/>
       </w:rPr>
     </w:tblStylePr>
     <w:tblStylePr w:type="lastCol">
       <w:rPr>
+        <w:rFonts w:eastAsia="黑体"/>
         <w:b/>
         <w:bCs/>
       </w:rPr>
@@ -9609,12 +10017,14 @@
     </w:tcPr>
     <w:tblStylePr w:type="firstRow">
       <w:rPr>
+        <w:rFonts w:eastAsia="黑体"/>
         <w:b/>
         <w:bCs/>
       </w:rPr>
     </w:tblStylePr>
     <w:tblStylePr w:type="lastRow">
       <w:rPr>
+        <w:rFonts w:eastAsia="黑体"/>
         <w:b/>
         <w:bCs/>
       </w:rPr>
@@ -9627,12 +10037,14 @@
     </w:tblStylePr>
     <w:tblStylePr w:type="firstCol">
       <w:rPr>
+        <w:rFonts w:eastAsia="黑体"/>
         <w:b/>
         <w:bCs/>
       </w:rPr>
     </w:tblStylePr>
     <w:tblStylePr w:type="lastCol">
       <w:rPr>
+        <w:rFonts w:eastAsia="黑体"/>
         <w:b/>
         <w:bCs/>
       </w:rPr>
@@ -9682,12 +10094,14 @@
     </w:tcPr>
     <w:tblStylePr w:type="firstRow">
       <w:rPr>
+        <w:rFonts w:eastAsia="黑体"/>
         <w:b/>
         <w:bCs/>
       </w:rPr>
     </w:tblStylePr>
     <w:tblStylePr w:type="lastRow">
       <w:rPr>
+        <w:rFonts w:eastAsia="黑体"/>
         <w:b/>
         <w:bCs/>
       </w:rPr>
@@ -9700,12 +10114,14 @@
     </w:tblStylePr>
     <w:tblStylePr w:type="firstCol">
       <w:rPr>
+        <w:rFonts w:eastAsia="黑体"/>
         <w:b/>
         <w:bCs/>
       </w:rPr>
     </w:tblStylePr>
     <w:tblStylePr w:type="lastCol">
       <w:rPr>
+        <w:rFonts w:eastAsia="黑体"/>
         <w:b/>
         <w:bCs/>
       </w:rPr>
@@ -9755,12 +10171,14 @@
     </w:tcPr>
     <w:tblStylePr w:type="firstRow">
       <w:rPr>
+        <w:rFonts w:eastAsia="黑体"/>
         <w:b/>
         <w:bCs/>
       </w:rPr>
     </w:tblStylePr>
     <w:tblStylePr w:type="lastRow">
       <w:rPr>
+        <w:rFonts w:eastAsia="黑体"/>
         <w:b/>
         <w:bCs/>
       </w:rPr>
@@ -9773,12 +10191,14 @@
     </w:tblStylePr>
     <w:tblStylePr w:type="firstCol">
       <w:rPr>
+        <w:rFonts w:eastAsia="黑体"/>
         <w:b/>
         <w:bCs/>
       </w:rPr>
     </w:tblStylePr>
     <w:tblStylePr w:type="lastCol">
       <w:rPr>
+        <w:rFonts w:eastAsia="黑体"/>
         <w:b/>
         <w:bCs/>
       </w:rPr>
@@ -9828,12 +10248,14 @@
     </w:tcPr>
     <w:tblStylePr w:type="firstRow">
       <w:rPr>
+        <w:rFonts w:eastAsia="黑体"/>
         <w:b/>
         <w:bCs/>
       </w:rPr>
     </w:tblStylePr>
     <w:tblStylePr w:type="lastRow">
       <w:rPr>
+        <w:rFonts w:eastAsia="黑体"/>
         <w:b/>
         <w:bCs/>
       </w:rPr>
@@ -9846,12 +10268,14 @@
     </w:tblStylePr>
     <w:tblStylePr w:type="firstCol">
       <w:rPr>
+        <w:rFonts w:eastAsia="黑体"/>
         <w:b/>
         <w:bCs/>
       </w:rPr>
     </w:tblStylePr>
     <w:tblStylePr w:type="lastCol">
       <w:rPr>
+        <w:rFonts w:eastAsia="黑体"/>
         <w:b/>
         <w:bCs/>
       </w:rPr>
@@ -9878,7 +10302,7 @@
       <w:spacing w:after="0" w:line="240" w:lineRule="auto"/>
     </w:pPr>
     <w:rPr>
-      <w:rFonts w:asciiTheme="majorHAnsi" w:cstheme="majorBidi" w:eastAsiaTheme="majorEastAsia" w:hAnsiTheme="majorHAnsi"/>
+      <w:rFonts w:asciiTheme="majorHAnsi" w:cstheme="majorBidi" w:hAnsiTheme="majorHAnsi" w:eastAsia="黑体"/>
       <w:color w:themeColor="text1" w:val="000000"/>
     </w:rPr>
     <w:tblPr>
@@ -9905,6 +10329,7 @@
     </w:tcPr>
     <w:tblStylePr w:type="firstRow">
       <w:rPr>
+        <w:rFonts w:eastAsia="黑体"/>
         <w:b/>
         <w:bCs/>
         <w:color w:themeColor="text1" w:val="000000"/>
@@ -9916,6 +10341,7 @@
     </w:tblStylePr>
     <w:tblStylePr w:type="lastRow">
       <w:rPr>
+        <w:rFonts w:eastAsia="黑体"/>
         <w:b/>
         <w:bCs/>
         <w:color w:themeColor="text1" w:val="000000"/>
@@ -9935,6 +10361,7 @@
     </w:tblStylePr>
     <w:tblStylePr w:type="firstCol">
       <w:rPr>
+        <w:rFonts w:eastAsia="黑体"/>
         <w:b/>
         <w:bCs/>
         <w:color w:themeColor="text1" w:val="000000"/>
@@ -9954,6 +10381,7 @@
     </w:tblStylePr>
     <w:tblStylePr w:type="lastCol">
       <w:rPr>
+        <w:rFonts w:eastAsia="黑体"/>
         <w:b w:val="0"/>
         <w:bCs w:val="0"/>
         <w:color w:themeColor="text1" w:val="000000"/>
@@ -10003,7 +10431,7 @@
       <w:spacing w:after="0" w:line="240" w:lineRule="auto"/>
     </w:pPr>
     <w:rPr>
-      <w:rFonts w:asciiTheme="majorHAnsi" w:cstheme="majorBidi" w:eastAsiaTheme="majorEastAsia" w:hAnsiTheme="majorHAnsi"/>
+      <w:rFonts w:asciiTheme="majorHAnsi" w:cstheme="majorBidi" w:hAnsiTheme="majorHAnsi" w:eastAsia="黑体"/>
       <w:color w:themeColor="text1" w:val="000000"/>
     </w:rPr>
     <w:tblPr>
@@ -10030,6 +10458,7 @@
     </w:tcPr>
     <w:tblStylePr w:type="firstRow">
       <w:rPr>
+        <w:rFonts w:eastAsia="黑体"/>
         <w:b/>
         <w:bCs/>
         <w:color w:themeColor="text1" w:val="000000"/>
@@ -10041,6 +10470,7 @@
     </w:tblStylePr>
     <w:tblStylePr w:type="lastRow">
       <w:rPr>
+        <w:rFonts w:eastAsia="黑体"/>
         <w:b/>
         <w:bCs/>
         <w:color w:themeColor="text1" w:val="000000"/>
@@ -10060,6 +10490,7 @@
     </w:tblStylePr>
     <w:tblStylePr w:type="firstCol">
       <w:rPr>
+        <w:rFonts w:eastAsia="黑体"/>
         <w:b/>
         <w:bCs/>
         <w:color w:themeColor="text1" w:val="000000"/>
@@ -10079,6 +10510,7 @@
     </w:tblStylePr>
     <w:tblStylePr w:type="lastCol">
       <w:rPr>
+        <w:rFonts w:eastAsia="黑体"/>
         <w:b w:val="0"/>
         <w:bCs w:val="0"/>
         <w:color w:themeColor="text1" w:val="000000"/>
@@ -10128,7 +10560,7 @@
       <w:spacing w:after="0" w:line="240" w:lineRule="auto"/>
     </w:pPr>
     <w:rPr>
-      <w:rFonts w:asciiTheme="majorHAnsi" w:cstheme="majorBidi" w:eastAsiaTheme="majorEastAsia" w:hAnsiTheme="majorHAnsi"/>
+      <w:rFonts w:asciiTheme="majorHAnsi" w:cstheme="majorBidi" w:hAnsiTheme="majorHAnsi" w:eastAsia="黑体"/>
       <w:color w:themeColor="text1" w:val="000000"/>
     </w:rPr>
     <w:tblPr>
@@ -10155,6 +10587,7 @@
     </w:tcPr>
     <w:tblStylePr w:type="firstRow">
       <w:rPr>
+        <w:rFonts w:eastAsia="黑体"/>
         <w:b/>
         <w:bCs/>
         <w:color w:themeColor="text1" w:val="000000"/>
@@ -10166,6 +10599,7 @@
     </w:tblStylePr>
     <w:tblStylePr w:type="lastRow">
       <w:rPr>
+        <w:rFonts w:eastAsia="黑体"/>
         <w:b/>
         <w:bCs/>
         <w:color w:themeColor="text1" w:val="000000"/>
@@ -10185,6 +10619,7 @@
     </w:tblStylePr>
     <w:tblStylePr w:type="firstCol">
       <w:rPr>
+        <w:rFonts w:eastAsia="黑体"/>
         <w:b/>
         <w:bCs/>
         <w:color w:themeColor="text1" w:val="000000"/>
@@ -10204,6 +10639,7 @@
     </w:tblStylePr>
     <w:tblStylePr w:type="lastCol">
       <w:rPr>
+        <w:rFonts w:eastAsia="黑体"/>
         <w:b w:val="0"/>
         <w:bCs w:val="0"/>
         <w:color w:themeColor="text1" w:val="000000"/>
@@ -10253,7 +10689,7 @@
       <w:spacing w:after="0" w:line="240" w:lineRule="auto"/>
     </w:pPr>
     <w:rPr>
-      <w:rFonts w:asciiTheme="majorHAnsi" w:cstheme="majorBidi" w:eastAsiaTheme="majorEastAsia" w:hAnsiTheme="majorHAnsi"/>
+      <w:rFonts w:asciiTheme="majorHAnsi" w:cstheme="majorBidi" w:hAnsiTheme="majorHAnsi" w:eastAsia="黑体"/>
       <w:color w:themeColor="text1" w:val="000000"/>
     </w:rPr>
     <w:tblPr>
@@ -10280,6 +10716,7 @@
     </w:tcPr>
     <w:tblStylePr w:type="firstRow">
       <w:rPr>
+        <w:rFonts w:eastAsia="黑体"/>
         <w:b/>
         <w:bCs/>
         <w:color w:themeColor="text1" w:val="000000"/>
@@ -10291,6 +10728,7 @@
     </w:tblStylePr>
     <w:tblStylePr w:type="lastRow">
       <w:rPr>
+        <w:rFonts w:eastAsia="黑体"/>
         <w:b/>
         <w:bCs/>
         <w:color w:themeColor="text1" w:val="000000"/>
@@ -10310,6 +10748,7 @@
     </w:tblStylePr>
     <w:tblStylePr w:type="firstCol">
       <w:rPr>
+        <w:rFonts w:eastAsia="黑体"/>
         <w:b/>
         <w:bCs/>
         <w:color w:themeColor="text1" w:val="000000"/>
@@ -10329,6 +10768,7 @@
     </w:tblStylePr>
     <w:tblStylePr w:type="lastCol">
       <w:rPr>
+        <w:rFonts w:eastAsia="黑体"/>
         <w:b w:val="0"/>
         <w:bCs w:val="0"/>
         <w:color w:themeColor="text1" w:val="000000"/>
@@ -10378,7 +10818,7 @@
       <w:spacing w:after="0" w:line="240" w:lineRule="auto"/>
     </w:pPr>
     <w:rPr>
-      <w:rFonts w:asciiTheme="majorHAnsi" w:cstheme="majorBidi" w:eastAsiaTheme="majorEastAsia" w:hAnsiTheme="majorHAnsi"/>
+      <w:rFonts w:asciiTheme="majorHAnsi" w:cstheme="majorBidi" w:hAnsiTheme="majorHAnsi" w:eastAsia="黑体"/>
       <w:color w:themeColor="text1" w:val="000000"/>
     </w:rPr>
     <w:tblPr>
@@ -10405,6 +10845,7 @@
     </w:tcPr>
     <w:tblStylePr w:type="firstRow">
       <w:rPr>
+        <w:rFonts w:eastAsia="黑体"/>
         <w:b/>
         <w:bCs/>
         <w:color w:themeColor="text1" w:val="000000"/>
@@ -10416,6 +10857,7 @@
     </w:tblStylePr>
     <w:tblStylePr w:type="lastRow">
       <w:rPr>
+        <w:rFonts w:eastAsia="黑体"/>
         <w:b/>
         <w:bCs/>
         <w:color w:themeColor="text1" w:val="000000"/>
@@ -10435,6 +10877,7 @@
     </w:tblStylePr>
     <w:tblStylePr w:type="firstCol">
       <w:rPr>
+        <w:rFonts w:eastAsia="黑体"/>
         <w:b/>
         <w:bCs/>
         <w:color w:themeColor="text1" w:val="000000"/>
@@ -10454,6 +10897,7 @@
     </w:tblStylePr>
     <w:tblStylePr w:type="lastCol">
       <w:rPr>
+        <w:rFonts w:eastAsia="黑体"/>
         <w:b w:val="0"/>
         <w:bCs w:val="0"/>
         <w:color w:themeColor="text1" w:val="000000"/>
@@ -10503,7 +10947,7 @@
       <w:spacing w:after="0" w:line="240" w:lineRule="auto"/>
     </w:pPr>
     <w:rPr>
-      <w:rFonts w:asciiTheme="majorHAnsi" w:cstheme="majorBidi" w:eastAsiaTheme="majorEastAsia" w:hAnsiTheme="majorHAnsi"/>
+      <w:rFonts w:asciiTheme="majorHAnsi" w:cstheme="majorBidi" w:hAnsiTheme="majorHAnsi" w:eastAsia="黑体"/>
       <w:color w:themeColor="text1" w:val="000000"/>
     </w:rPr>
     <w:tblPr>
@@ -10530,6 +10974,7 @@
     </w:tcPr>
     <w:tblStylePr w:type="firstRow">
       <w:rPr>
+        <w:rFonts w:eastAsia="黑体"/>
         <w:b/>
         <w:bCs/>
         <w:color w:themeColor="text1" w:val="000000"/>
@@ -10541,6 +10986,7 @@
     </w:tblStylePr>
     <w:tblStylePr w:type="lastRow">
       <w:rPr>
+        <w:rFonts w:eastAsia="黑体"/>
         <w:b/>
         <w:bCs/>
         <w:color w:themeColor="text1" w:val="000000"/>
@@ -10560,6 +11006,7 @@
     </w:tblStylePr>
     <w:tblStylePr w:type="firstCol">
       <w:rPr>
+        <w:rFonts w:eastAsia="黑体"/>
         <w:b/>
         <w:bCs/>
         <w:color w:themeColor="text1" w:val="000000"/>
@@ -10579,6 +11026,7 @@
     </w:tblStylePr>
     <w:tblStylePr w:type="lastCol">
       <w:rPr>
+        <w:rFonts w:eastAsia="黑体"/>
         <w:b w:val="0"/>
         <w:bCs w:val="0"/>
         <w:color w:themeColor="text1" w:val="000000"/>
@@ -10628,7 +11076,7 @@
       <w:spacing w:after="0" w:line="240" w:lineRule="auto"/>
     </w:pPr>
     <w:rPr>
-      <w:rFonts w:asciiTheme="majorHAnsi" w:cstheme="majorBidi" w:eastAsiaTheme="majorEastAsia" w:hAnsiTheme="majorHAnsi"/>
+      <w:rFonts w:asciiTheme="majorHAnsi" w:cstheme="majorBidi" w:hAnsiTheme="majorHAnsi" w:eastAsia="黑体"/>
       <w:color w:themeColor="text1" w:val="000000"/>
     </w:rPr>
     <w:tblPr>
@@ -10655,6 +11103,7 @@
     </w:tcPr>
     <w:tblStylePr w:type="firstRow">
       <w:rPr>
+        <w:rFonts w:eastAsia="黑体"/>
         <w:b/>
         <w:bCs/>
         <w:color w:themeColor="text1" w:val="000000"/>
@@ -10666,6 +11115,7 @@
     </w:tblStylePr>
     <w:tblStylePr w:type="lastRow">
       <w:rPr>
+        <w:rFonts w:eastAsia="黑体"/>
         <w:b/>
         <w:bCs/>
         <w:color w:themeColor="text1" w:val="000000"/>
@@ -10685,6 +11135,7 @@
     </w:tblStylePr>
     <w:tblStylePr w:type="firstCol">
       <w:rPr>
+        <w:rFonts w:eastAsia="黑体"/>
         <w:b/>
         <w:bCs/>
         <w:color w:themeColor="text1" w:val="000000"/>
@@ -10704,6 +11155,7 @@
     </w:tblStylePr>
     <w:tblStylePr w:type="lastCol">
       <w:rPr>
+        <w:rFonts w:eastAsia="黑体"/>
         <w:b w:val="0"/>
         <w:bCs w:val="0"/>
         <w:color w:themeColor="text1" w:val="000000"/>
@@ -10776,6 +11228,7 @@
     </w:tcPr>
     <w:tblStylePr w:type="firstRow">
       <w:rPr>
+        <w:rFonts w:eastAsia="黑体"/>
         <w:b/>
         <w:bCs/>
         <w:i w:val="0"/>
@@ -10797,6 +11250,7 @@
     </w:tblStylePr>
     <w:tblStylePr w:type="lastRow">
       <w:rPr>
+        <w:rFonts w:eastAsia="黑体"/>
         <w:b/>
         <w:bCs/>
         <w:i w:val="0"/>
@@ -10818,6 +11272,7 @@
     </w:tblStylePr>
     <w:tblStylePr w:type="firstCol">
       <w:rPr>
+        <w:rFonts w:eastAsia="黑体"/>
         <w:b/>
         <w:bCs/>
         <w:i w:val="0"/>
@@ -10837,6 +11292,7 @@
     </w:tblStylePr>
     <w:tblStylePr w:type="lastCol">
       <w:rPr>
+        <w:rFonts w:eastAsia="黑体"/>
         <w:b/>
         <w:bCs/>
         <w:i w:val="0"/>
@@ -10917,6 +11373,7 @@
     </w:tcPr>
     <w:tblStylePr w:type="firstRow">
       <w:rPr>
+        <w:rFonts w:eastAsia="黑体"/>
         <w:b/>
         <w:bCs/>
         <w:i w:val="0"/>
@@ -10938,6 +11395,7 @@
     </w:tblStylePr>
     <w:tblStylePr w:type="lastRow">
       <w:rPr>
+        <w:rFonts w:eastAsia="黑体"/>
         <w:b/>
         <w:bCs/>
         <w:i w:val="0"/>
@@ -10959,6 +11417,7 @@
     </w:tblStylePr>
     <w:tblStylePr w:type="firstCol">
       <w:rPr>
+        <w:rFonts w:eastAsia="黑体"/>
         <w:b/>
         <w:bCs/>
         <w:i w:val="0"/>
@@ -10978,6 +11437,7 @@
     </w:tblStylePr>
     <w:tblStylePr w:type="lastCol">
       <w:rPr>
+        <w:rFonts w:eastAsia="黑体"/>
         <w:b/>
         <w:bCs/>
         <w:i w:val="0"/>
@@ -11058,6 +11518,7 @@
     </w:tcPr>
     <w:tblStylePr w:type="firstRow">
       <w:rPr>
+        <w:rFonts w:eastAsia="黑体"/>
         <w:b/>
         <w:bCs/>
         <w:i w:val="0"/>
@@ -11079,6 +11540,7 @@
     </w:tblStylePr>
     <w:tblStylePr w:type="lastRow">
       <w:rPr>
+        <w:rFonts w:eastAsia="黑体"/>
         <w:b/>
         <w:bCs/>
         <w:i w:val="0"/>
@@ -11100,6 +11562,7 @@
     </w:tblStylePr>
     <w:tblStylePr w:type="firstCol">
       <w:rPr>
+        <w:rFonts w:eastAsia="黑体"/>
         <w:b/>
         <w:bCs/>
         <w:i w:val="0"/>
@@ -11119,6 +11582,7 @@
     </w:tblStylePr>
     <w:tblStylePr w:type="lastCol">
       <w:rPr>
+        <w:rFonts w:eastAsia="黑体"/>
         <w:b/>
         <w:bCs/>
         <w:i w:val="0"/>
@@ -11199,6 +11663,7 @@
     </w:tcPr>
     <w:tblStylePr w:type="firstRow">
       <w:rPr>
+        <w:rFonts w:eastAsia="黑体"/>
         <w:b/>
         <w:bCs/>
         <w:i w:val="0"/>
@@ -11220,6 +11685,7 @@
     </w:tblStylePr>
     <w:tblStylePr w:type="lastRow">
       <w:rPr>
+        <w:rFonts w:eastAsia="黑体"/>
         <w:b/>
         <w:bCs/>
         <w:i w:val="0"/>
@@ -11241,6 +11707,7 @@
     </w:tblStylePr>
     <w:tblStylePr w:type="firstCol">
       <w:rPr>
+        <w:rFonts w:eastAsia="黑体"/>
         <w:b/>
         <w:bCs/>
         <w:i w:val="0"/>
@@ -11260,6 +11727,7 @@
     </w:tblStylePr>
     <w:tblStylePr w:type="lastCol">
       <w:rPr>
+        <w:rFonts w:eastAsia="黑体"/>
         <w:b/>
         <w:bCs/>
         <w:i w:val="0"/>
@@ -11340,6 +11808,7 @@
     </w:tcPr>
     <w:tblStylePr w:type="firstRow">
       <w:rPr>
+        <w:rFonts w:eastAsia="黑体"/>
         <w:b/>
         <w:bCs/>
         <w:i w:val="0"/>
@@ -11361,6 +11830,7 @@
     </w:tblStylePr>
     <w:tblStylePr w:type="lastRow">
       <w:rPr>
+        <w:rFonts w:eastAsia="黑体"/>
         <w:b/>
         <w:bCs/>
         <w:i w:val="0"/>
@@ -11382,6 +11852,7 @@
     </w:tblStylePr>
     <w:tblStylePr w:type="firstCol">
       <w:rPr>
+        <w:rFonts w:eastAsia="黑体"/>
         <w:b/>
         <w:bCs/>
         <w:i w:val="0"/>
@@ -11401,6 +11872,7 @@
     </w:tblStylePr>
     <w:tblStylePr w:type="lastCol">
       <w:rPr>
+        <w:rFonts w:eastAsia="黑体"/>
         <w:b/>
         <w:bCs/>
         <w:i w:val="0"/>
@@ -11481,6 +11953,7 @@
     </w:tcPr>
     <w:tblStylePr w:type="firstRow">
       <w:rPr>
+        <w:rFonts w:eastAsia="黑体"/>
         <w:b/>
         <w:bCs/>
         <w:i w:val="0"/>
@@ -11502,6 +11975,7 @@
     </w:tblStylePr>
     <w:tblStylePr w:type="lastRow">
       <w:rPr>
+        <w:rFonts w:eastAsia="黑体"/>
         <w:b/>
         <w:bCs/>
         <w:i w:val="0"/>
@@ -11523,6 +11997,7 @@
     </w:tblStylePr>
     <w:tblStylePr w:type="firstCol">
       <w:rPr>
+        <w:rFonts w:eastAsia="黑体"/>
         <w:b/>
         <w:bCs/>
         <w:i w:val="0"/>
@@ -11542,6 +12017,7 @@
     </w:tblStylePr>
     <w:tblStylePr w:type="lastCol">
       <w:rPr>
+        <w:rFonts w:eastAsia="黑体"/>
         <w:b/>
         <w:bCs/>
         <w:i w:val="0"/>
@@ -11622,6 +12098,7 @@
     </w:tcPr>
     <w:tblStylePr w:type="firstRow">
       <w:rPr>
+        <w:rFonts w:eastAsia="黑体"/>
         <w:b/>
         <w:bCs/>
         <w:i w:val="0"/>
@@ -11643,6 +12120,7 @@
     </w:tblStylePr>
     <w:tblStylePr w:type="lastRow">
       <w:rPr>
+        <w:rFonts w:eastAsia="黑体"/>
         <w:b/>
         <w:bCs/>
         <w:i w:val="0"/>
@@ -11664,6 +12142,7 @@
     </w:tblStylePr>
     <w:tblStylePr w:type="firstCol">
       <w:rPr>
+        <w:rFonts w:eastAsia="黑体"/>
         <w:b/>
         <w:bCs/>
         <w:i w:val="0"/>
@@ -11683,6 +12162,7 @@
     </w:tblStylePr>
     <w:tblStylePr w:type="lastCol">
       <w:rPr>
+        <w:rFonts w:eastAsia="黑体"/>
         <w:b/>
         <w:bCs/>
         <w:i w:val="0"/>
@@ -11740,6 +12220,7 @@
       <w:spacing w:after="0" w:line="240" w:lineRule="auto"/>
     </w:pPr>
     <w:rPr>
+      <w:rFonts w:eastAsia="黑体"/>
       <w:color w:themeColor="background1" w:val="FFFFFF"/>
     </w:rPr>
     <w:tblPr>
@@ -11758,6 +12239,7 @@
     </w:tcPr>
     <w:tblStylePr w:type="firstRow">
       <w:rPr>
+        <w:rFonts w:eastAsia="黑体"/>
         <w:b/>
         <w:bCs/>
       </w:rPr>
@@ -11854,6 +12336,7 @@
       <w:spacing w:after="0" w:line="240" w:lineRule="auto"/>
     </w:pPr>
     <w:rPr>
+      <w:rFonts w:eastAsia="黑体"/>
       <w:color w:themeColor="background1" w:val="FFFFFF"/>
     </w:rPr>
     <w:tblPr>
@@ -11872,6 +12355,7 @@
     </w:tcPr>
     <w:tblStylePr w:type="firstRow">
       <w:rPr>
+        <w:rFonts w:eastAsia="黑体"/>
         <w:b/>
         <w:bCs/>
       </w:rPr>
@@ -11968,6 +12452,7 @@
       <w:spacing w:after="0" w:line="240" w:lineRule="auto"/>
     </w:pPr>
     <w:rPr>
+      <w:rFonts w:eastAsia="黑体"/>
       <w:color w:themeColor="background1" w:val="FFFFFF"/>
     </w:rPr>
     <w:tblPr>
@@ -11986,6 +12471,7 @@
     </w:tcPr>
     <w:tblStylePr w:type="firstRow">
       <w:rPr>
+        <w:rFonts w:eastAsia="黑体"/>
         <w:b/>
         <w:bCs/>
       </w:rPr>
@@ -12082,6 +12568,7 @@
       <w:spacing w:after="0" w:line="240" w:lineRule="auto"/>
     </w:pPr>
     <w:rPr>
+      <w:rFonts w:eastAsia="黑体"/>
       <w:color w:themeColor="background1" w:val="FFFFFF"/>
     </w:rPr>
     <w:tblPr>
@@ -12100,6 +12587,7 @@
     </w:tcPr>
     <w:tblStylePr w:type="firstRow">
       <w:rPr>
+        <w:rFonts w:eastAsia="黑体"/>
         <w:b/>
         <w:bCs/>
       </w:rPr>
@@ -12196,6 +12684,7 @@
       <w:spacing w:after="0" w:line="240" w:lineRule="auto"/>
     </w:pPr>
     <w:rPr>
+      <w:rFonts w:eastAsia="黑体"/>
       <w:color w:themeColor="background1" w:val="FFFFFF"/>
     </w:rPr>
     <w:tblPr>
@@ -12214,6 +12703,7 @@
     </w:tcPr>
     <w:tblStylePr w:type="firstRow">
       <w:rPr>
+        <w:rFonts w:eastAsia="黑体"/>
         <w:b/>
         <w:bCs/>
       </w:rPr>
@@ -12310,6 +12800,7 @@
       <w:spacing w:after="0" w:line="240" w:lineRule="auto"/>
     </w:pPr>
     <w:rPr>
+      <w:rFonts w:eastAsia="黑体"/>
       <w:color w:themeColor="background1" w:val="FFFFFF"/>
     </w:rPr>
     <w:tblPr>
@@ -12328,6 +12819,7 @@
     </w:tcPr>
     <w:tblStylePr w:type="firstRow">
       <w:rPr>
+        <w:rFonts w:eastAsia="黑体"/>
         <w:b/>
         <w:bCs/>
       </w:rPr>
@@ -12424,6 +12916,7 @@
       <w:spacing w:after="0" w:line="240" w:lineRule="auto"/>
     </w:pPr>
     <w:rPr>
+      <w:rFonts w:eastAsia="黑体"/>
       <w:color w:themeColor="background1" w:val="FFFFFF"/>
     </w:rPr>
     <w:tblPr>
@@ -12442,6 +12935,7 @@
     </w:tcPr>
     <w:tblStylePr w:type="firstRow">
       <w:rPr>
+        <w:rFonts w:eastAsia="黑体"/>
         <w:b/>
         <w:bCs/>
       </w:rPr>
@@ -12538,6 +13032,7 @@
       <w:spacing w:after="0" w:line="240" w:lineRule="auto"/>
     </w:pPr>
     <w:rPr>
+      <w:rFonts w:eastAsia="黑体"/>
       <w:color w:themeColor="text1" w:val="000000"/>
     </w:rPr>
     <w:tblPr>
@@ -12564,6 +13059,7 @@
     </w:tcPr>
     <w:tblStylePr w:type="firstRow">
       <w:rPr>
+        <w:rFonts w:eastAsia="黑体"/>
         <w:b/>
         <w:bCs/>
       </w:rPr>
@@ -12582,6 +13078,7 @@
     </w:tblStylePr>
     <w:tblStylePr w:type="lastRow">
       <w:rPr>
+        <w:rFonts w:eastAsia="黑体"/>
         <w:b/>
         <w:bCs/>
         <w:color w:themeColor="background1" w:val="FFFFFF"/>
@@ -12596,6 +13093,7 @@
     </w:tblStylePr>
     <w:tblStylePr w:type="firstCol">
       <w:rPr>
+        <w:rFonts w:eastAsia="黑体"/>
         <w:color w:themeColor="background1" w:val="FFFFFF"/>
       </w:rPr>
       <w:tblPr/>
@@ -12613,6 +13111,7 @@
     </w:tblStylePr>
     <w:tblStylePr w:type="lastCol">
       <w:rPr>
+        <w:rFonts w:eastAsia="黑体"/>
         <w:color w:themeColor="background1" w:val="FFFFFF"/>
       </w:rPr>
       <w:tblPr/>
@@ -12642,11 +13141,13 @@
     </w:tblStylePr>
     <w:tblStylePr w:type="neCell">
       <w:rPr>
+        <w:rFonts w:eastAsia="黑体"/>
         <w:color w:themeColor="text1" w:val="000000"/>
       </w:rPr>
     </w:tblStylePr>
     <w:tblStylePr w:type="nwCell">
       <w:rPr>
+        <w:rFonts w:eastAsia="黑体"/>
         <w:color w:themeColor="text1" w:val="000000"/>
       </w:rPr>
     </w:tblStylePr>
@@ -12660,6 +13161,7 @@
       <w:spacing w:after="0" w:line="240" w:lineRule="auto"/>
     </w:pPr>
     <w:rPr>
+      <w:rFonts w:eastAsia="黑体"/>
       <w:color w:themeColor="text1" w:val="000000"/>
     </w:rPr>
     <w:tblPr>
@@ -12686,6 +13188,7 @@
     </w:tcPr>
     <w:tblStylePr w:type="firstRow">
       <w:rPr>
+        <w:rFonts w:eastAsia="黑体"/>
         <w:b/>
         <w:bCs/>
       </w:rPr>
@@ -12704,6 +13207,7 @@
     </w:tblStylePr>
     <w:tblStylePr w:type="lastRow">
       <w:rPr>
+        <w:rFonts w:eastAsia="黑体"/>
         <w:b/>
         <w:bCs/>
         <w:color w:themeColor="background1" w:val="FFFFFF"/>
@@ -12718,6 +13222,7 @@
     </w:tblStylePr>
     <w:tblStylePr w:type="firstCol">
       <w:rPr>
+        <w:rFonts w:eastAsia="黑体"/>
         <w:color w:themeColor="background1" w:val="FFFFFF"/>
       </w:rPr>
       <w:tblPr/>
@@ -12735,6 +13240,7 @@
     </w:tblStylePr>
     <w:tblStylePr w:type="lastCol">
       <w:rPr>
+        <w:rFonts w:eastAsia="黑体"/>
         <w:color w:themeColor="background1" w:val="FFFFFF"/>
       </w:rPr>
       <w:tblPr/>
@@ -12764,11 +13270,13 @@
     </w:tblStylePr>
     <w:tblStylePr w:type="neCell">
       <w:rPr>
+        <w:rFonts w:eastAsia="黑体"/>
         <w:color w:themeColor="text1" w:val="000000"/>
       </w:rPr>
     </w:tblStylePr>
     <w:tblStylePr w:type="nwCell">
       <w:rPr>
+        <w:rFonts w:eastAsia="黑体"/>
         <w:color w:themeColor="text1" w:val="000000"/>
       </w:rPr>
     </w:tblStylePr>
@@ -12782,6 +13290,7 @@
       <w:spacing w:after="0" w:line="240" w:lineRule="auto"/>
     </w:pPr>
     <w:rPr>
+      <w:rFonts w:eastAsia="黑体"/>
       <w:color w:themeColor="text1" w:val="000000"/>
     </w:rPr>
     <w:tblPr>
@@ -12808,6 +13317,7 @@
     </w:tcPr>
     <w:tblStylePr w:type="firstRow">
       <w:rPr>
+        <w:rFonts w:eastAsia="黑体"/>
         <w:b/>
         <w:bCs/>
       </w:rPr>
@@ -12826,6 +13336,7 @@
     </w:tblStylePr>
     <w:tblStylePr w:type="lastRow">
       <w:rPr>
+        <w:rFonts w:eastAsia="黑体"/>
         <w:b/>
         <w:bCs/>
         <w:color w:themeColor="background1" w:val="FFFFFF"/>
@@ -12840,6 +13351,7 @@
     </w:tblStylePr>
     <w:tblStylePr w:type="firstCol">
       <w:rPr>
+        <w:rFonts w:eastAsia="黑体"/>
         <w:color w:themeColor="background1" w:val="FFFFFF"/>
       </w:rPr>
       <w:tblPr/>
@@ -12857,6 +13369,7 @@
     </w:tblStylePr>
     <w:tblStylePr w:type="lastCol">
       <w:rPr>
+        <w:rFonts w:eastAsia="黑体"/>
         <w:color w:themeColor="background1" w:val="FFFFFF"/>
       </w:rPr>
       <w:tblPr/>
@@ -12886,11 +13399,13 @@
     </w:tblStylePr>
     <w:tblStylePr w:type="neCell">
       <w:rPr>
+        <w:rFonts w:eastAsia="黑体"/>
         <w:color w:themeColor="text1" w:val="000000"/>
       </w:rPr>
     </w:tblStylePr>
     <w:tblStylePr w:type="nwCell">
       <w:rPr>
+        <w:rFonts w:eastAsia="黑体"/>
         <w:color w:themeColor="text1" w:val="000000"/>
       </w:rPr>
     </w:tblStylePr>
@@ -12904,6 +13419,7 @@
       <w:spacing w:after="0" w:line="240" w:lineRule="auto"/>
     </w:pPr>
     <w:rPr>
+      <w:rFonts w:eastAsia="黑体"/>
       <w:color w:themeColor="text1" w:val="000000"/>
     </w:rPr>
     <w:tblPr>
@@ -12930,6 +13446,7 @@
     </w:tcPr>
     <w:tblStylePr w:type="firstRow">
       <w:rPr>
+        <w:rFonts w:eastAsia="黑体"/>
         <w:b/>
         <w:bCs/>
       </w:rPr>
@@ -12948,6 +13465,7 @@
     </w:tblStylePr>
     <w:tblStylePr w:type="lastRow">
       <w:rPr>
+        <w:rFonts w:eastAsia="黑体"/>
         <w:b/>
         <w:bCs/>
         <w:color w:themeColor="background1" w:val="FFFFFF"/>
@@ -12962,6 +13480,7 @@
     </w:tblStylePr>
     <w:tblStylePr w:type="firstCol">
       <w:rPr>
+        <w:rFonts w:eastAsia="黑体"/>
         <w:color w:themeColor="background1" w:val="FFFFFF"/>
       </w:rPr>
       <w:tblPr/>
@@ -12979,6 +13498,7 @@
     </w:tblStylePr>
     <w:tblStylePr w:type="lastCol">
       <w:rPr>
+        <w:rFonts w:eastAsia="黑体"/>
         <w:color w:themeColor="background1" w:val="FFFFFF"/>
       </w:rPr>
       <w:tblPr/>
@@ -13016,6 +13536,7 @@
       <w:spacing w:after="0" w:line="240" w:lineRule="auto"/>
     </w:pPr>
     <w:rPr>
+      <w:rFonts w:eastAsia="黑体"/>
       <w:color w:themeColor="text1" w:val="000000"/>
     </w:rPr>
     <w:tblPr>
@@ -13042,6 +13563,7 @@
     </w:tcPr>
     <w:tblStylePr w:type="firstRow">
       <w:rPr>
+        <w:rFonts w:eastAsia="黑体"/>
         <w:b/>
         <w:bCs/>
       </w:rPr>
@@ -13060,6 +13582,7 @@
     </w:tblStylePr>
     <w:tblStylePr w:type="lastRow">
       <w:rPr>
+        <w:rFonts w:eastAsia="黑体"/>
         <w:b/>
         <w:bCs/>
         <w:color w:themeColor="background1" w:val="FFFFFF"/>
@@ -13074,6 +13597,7 @@
     </w:tblStylePr>
     <w:tblStylePr w:type="firstCol">
       <w:rPr>
+        <w:rFonts w:eastAsia="黑体"/>
         <w:color w:themeColor="background1" w:val="FFFFFF"/>
       </w:rPr>
       <w:tblPr/>
@@ -13091,6 +13615,7 @@
     </w:tblStylePr>
     <w:tblStylePr w:type="lastCol">
       <w:rPr>
+        <w:rFonts w:eastAsia="黑体"/>
         <w:color w:themeColor="background1" w:val="FFFFFF"/>
       </w:rPr>
       <w:tblPr/>
@@ -13120,11 +13645,13 @@
     </w:tblStylePr>
     <w:tblStylePr w:type="neCell">
       <w:rPr>
+        <w:rFonts w:eastAsia="黑体"/>
         <w:color w:themeColor="text1" w:val="000000"/>
       </w:rPr>
     </w:tblStylePr>
     <w:tblStylePr w:type="nwCell">
       <w:rPr>
+        <w:rFonts w:eastAsia="黑体"/>
         <w:color w:themeColor="text1" w:val="000000"/>
       </w:rPr>
     </w:tblStylePr>
@@ -13138,6 +13665,7 @@
       <w:spacing w:after="0" w:line="240" w:lineRule="auto"/>
     </w:pPr>
     <w:rPr>
+      <w:rFonts w:eastAsia="黑体"/>
       <w:color w:themeColor="text1" w:val="000000"/>
     </w:rPr>
     <w:tblPr>
@@ -13164,6 +13692,7 @@
     </w:tcPr>
     <w:tblStylePr w:type="firstRow">
       <w:rPr>
+        <w:rFonts w:eastAsia="黑体"/>
         <w:b/>
         <w:bCs/>
       </w:rPr>
@@ -13182,6 +13711,7 @@
     </w:tblStylePr>
     <w:tblStylePr w:type="lastRow">
       <w:rPr>
+        <w:rFonts w:eastAsia="黑体"/>
         <w:b/>
         <w:bCs/>
         <w:color w:themeColor="background1" w:val="FFFFFF"/>
@@ -13196,6 +13726,7 @@
     </w:tblStylePr>
     <w:tblStylePr w:type="firstCol">
       <w:rPr>
+        <w:rFonts w:eastAsia="黑体"/>
         <w:color w:themeColor="background1" w:val="FFFFFF"/>
       </w:rPr>
       <w:tblPr/>
@@ -13213,6 +13744,7 @@
     </w:tblStylePr>
     <w:tblStylePr w:type="lastCol">
       <w:rPr>
+        <w:rFonts w:eastAsia="黑体"/>
         <w:color w:themeColor="background1" w:val="FFFFFF"/>
       </w:rPr>
       <w:tblPr/>
@@ -13242,11 +13774,13 @@
     </w:tblStylePr>
     <w:tblStylePr w:type="neCell">
       <w:rPr>
+        <w:rFonts w:eastAsia="黑体"/>
         <w:color w:themeColor="text1" w:val="000000"/>
       </w:rPr>
     </w:tblStylePr>
     <w:tblStylePr w:type="nwCell">
       <w:rPr>
+        <w:rFonts w:eastAsia="黑体"/>
         <w:color w:themeColor="text1" w:val="000000"/>
       </w:rPr>
     </w:tblStylePr>
@@ -13260,6 +13794,7 @@
       <w:spacing w:after="0" w:line="240" w:lineRule="auto"/>
     </w:pPr>
     <w:rPr>
+      <w:rFonts w:eastAsia="黑体"/>
       <w:color w:themeColor="text1" w:val="000000"/>
     </w:rPr>
     <w:tblPr>
@@ -13286,6 +13821,7 @@
     </w:tcPr>
     <w:tblStylePr w:type="firstRow">
       <w:rPr>
+        <w:rFonts w:eastAsia="黑体"/>
         <w:b/>
         <w:bCs/>
       </w:rPr>
@@ -13304,6 +13840,7 @@
     </w:tblStylePr>
     <w:tblStylePr w:type="lastRow">
       <w:rPr>
+        <w:rFonts w:eastAsia="黑体"/>
         <w:b/>
         <w:bCs/>
         <w:color w:themeColor="background1" w:val="FFFFFF"/>
@@ -13318,6 +13855,7 @@
     </w:tblStylePr>
     <w:tblStylePr w:type="firstCol">
       <w:rPr>
+        <w:rFonts w:eastAsia="黑体"/>
         <w:color w:themeColor="background1" w:val="FFFFFF"/>
       </w:rPr>
       <w:tblPr/>
@@ -13335,6 +13873,7 @@
     </w:tblStylePr>
     <w:tblStylePr w:type="lastCol">
       <w:rPr>
+        <w:rFonts w:eastAsia="黑体"/>
         <w:color w:themeColor="background1" w:val="FFFFFF"/>
       </w:rPr>
       <w:tblPr/>
@@ -13364,11 +13903,13 @@
     </w:tblStylePr>
     <w:tblStylePr w:type="neCell">
       <w:rPr>
+        <w:rFonts w:eastAsia="黑体"/>
         <w:color w:themeColor="text1" w:val="000000"/>
       </w:rPr>
     </w:tblStylePr>
     <w:tblStylePr w:type="nwCell">
       <w:rPr>
+        <w:rFonts w:eastAsia="黑体"/>
         <w:color w:themeColor="text1" w:val="000000"/>
       </w:rPr>
     </w:tblStylePr>
@@ -13382,6 +13923,7 @@
       <w:spacing w:after="0" w:line="240" w:lineRule="auto"/>
     </w:pPr>
     <w:rPr>
+      <w:rFonts w:eastAsia="黑体"/>
       <w:color w:themeColor="text1" w:val="000000"/>
     </w:rPr>
     <w:tblPr>
@@ -13400,6 +13942,7 @@
     </w:tcPr>
     <w:tblStylePr w:type="firstRow">
       <w:rPr>
+        <w:rFonts w:eastAsia="黑体"/>
         <w:b/>
         <w:bCs/>
         <w:color w:themeColor="background1" w:val="FFFFFF"/>
@@ -13414,6 +13957,7 @@
     </w:tblStylePr>
     <w:tblStylePr w:type="lastRow">
       <w:rPr>
+        <w:rFonts w:eastAsia="黑体"/>
         <w:b/>
         <w:bCs/>
         <w:color w:themeColor="accent2" w:themeShade="CC" w:val="9E3A38"/>
@@ -13428,12 +13972,14 @@
     </w:tblStylePr>
     <w:tblStylePr w:type="firstCol">
       <w:rPr>
+        <w:rFonts w:eastAsia="黑体"/>
         <w:b/>
         <w:bCs/>
       </w:rPr>
     </w:tblStylePr>
     <w:tblStylePr w:type="lastCol">
       <w:rPr>
+        <w:rFonts w:eastAsia="黑体"/>
         <w:b/>
         <w:bCs/>
       </w:rPr>
@@ -13468,6 +14014,7 @@
       <w:spacing w:after="0" w:line="240" w:lineRule="auto"/>
     </w:pPr>
     <w:rPr>
+      <w:rFonts w:eastAsia="黑体"/>
       <w:color w:themeColor="text1" w:val="000000"/>
     </w:rPr>
     <w:tblPr>
@@ -13486,6 +14033,7 @@
     </w:tcPr>
     <w:tblStylePr w:type="firstRow">
       <w:rPr>
+        <w:rFonts w:eastAsia="黑体"/>
         <w:b/>
         <w:bCs/>
         <w:color w:themeColor="background1" w:val="FFFFFF"/>
@@ -13500,6 +14048,7 @@
     </w:tblStylePr>
     <w:tblStylePr w:type="lastRow">
       <w:rPr>
+        <w:rFonts w:eastAsia="黑体"/>
         <w:b/>
         <w:bCs/>
         <w:color w:themeColor="accent2" w:themeShade="CC" w:val="9E3A38"/>
@@ -13514,12 +14063,14 @@
     </w:tblStylePr>
     <w:tblStylePr w:type="firstCol">
       <w:rPr>
+        <w:rFonts w:eastAsia="黑体"/>
         <w:b/>
         <w:bCs/>
       </w:rPr>
     </w:tblStylePr>
     <w:tblStylePr w:type="lastCol">
       <w:rPr>
+        <w:rFonts w:eastAsia="黑体"/>
         <w:b/>
         <w:bCs/>
       </w:rPr>
@@ -13554,6 +14105,7 @@
       <w:spacing w:after="0" w:line="240" w:lineRule="auto"/>
     </w:pPr>
     <w:rPr>
+      <w:rFonts w:eastAsia="黑体"/>
       <w:color w:themeColor="text1" w:val="000000"/>
     </w:rPr>
     <w:tblPr>
@@ -13572,6 +14124,7 @@
     </w:tcPr>
     <w:tblStylePr w:type="firstRow">
       <w:rPr>
+        <w:rFonts w:eastAsia="黑体"/>
         <w:b/>
         <w:bCs/>
         <w:color w:themeColor="background1" w:val="FFFFFF"/>
@@ -13586,6 +14139,7 @@
     </w:tblStylePr>
     <w:tblStylePr w:type="lastRow">
       <w:rPr>
+        <w:rFonts w:eastAsia="黑体"/>
         <w:b/>
         <w:bCs/>
         <w:color w:themeColor="accent2" w:themeShade="CC" w:val="9E3A38"/>
@@ -13600,12 +14154,14 @@
     </w:tblStylePr>
     <w:tblStylePr w:type="firstCol">
       <w:rPr>
+        <w:rFonts w:eastAsia="黑体"/>
         <w:b/>
         <w:bCs/>
       </w:rPr>
     </w:tblStylePr>
     <w:tblStylePr w:type="lastCol">
       <w:rPr>
+        <w:rFonts w:eastAsia="黑体"/>
         <w:b/>
         <w:bCs/>
       </w:rPr>
@@ -13640,6 +14196,7 @@
       <w:spacing w:after="0" w:line="240" w:lineRule="auto"/>
     </w:pPr>
     <w:rPr>
+      <w:rFonts w:eastAsia="黑体"/>
       <w:color w:themeColor="text1" w:val="000000"/>
     </w:rPr>
     <w:tblPr>
@@ -13658,6 +14215,7 @@
     </w:tcPr>
     <w:tblStylePr w:type="firstRow">
       <w:rPr>
+        <w:rFonts w:eastAsia="黑体"/>
         <w:b/>
         <w:bCs/>
         <w:color w:themeColor="background1" w:val="FFFFFF"/>
@@ -13672,6 +14230,7 @@
     </w:tblStylePr>
     <w:tblStylePr w:type="lastRow">
       <w:rPr>
+        <w:rFonts w:eastAsia="黑体"/>
         <w:b/>
         <w:bCs/>
         <w:color w:themeColor="accent4" w:themeShade="CC" w:val="664E82"/>
@@ -13686,12 +14245,14 @@
     </w:tblStylePr>
     <w:tblStylePr w:type="firstCol">
       <w:rPr>
+        <w:rFonts w:eastAsia="黑体"/>
         <w:b/>
         <w:bCs/>
       </w:rPr>
     </w:tblStylePr>
     <w:tblStylePr w:type="lastCol">
       <w:rPr>
+        <w:rFonts w:eastAsia="黑体"/>
         <w:b/>
         <w:bCs/>
       </w:rPr>
@@ -13726,6 +14287,7 @@
       <w:spacing w:after="0" w:line="240" w:lineRule="auto"/>
     </w:pPr>
     <w:rPr>
+      <w:rFonts w:eastAsia="黑体"/>
       <w:color w:themeColor="text1" w:val="000000"/>
     </w:rPr>
     <w:tblPr>
@@ -13744,6 +14306,7 @@
     </w:tcPr>
     <w:tblStylePr w:type="firstRow">
       <w:rPr>
+        <w:rFonts w:eastAsia="黑体"/>
         <w:b/>
         <w:bCs/>
         <w:color w:themeColor="background1" w:val="FFFFFF"/>
@@ -13758,6 +14321,7 @@
     </w:tblStylePr>
     <w:tblStylePr w:type="lastRow">
       <w:rPr>
+        <w:rFonts w:eastAsia="黑体"/>
         <w:b/>
         <w:bCs/>
         <w:color w:themeColor="accent3" w:themeShade="CC" w:val="7E9C40"/>
@@ -13772,12 +14336,14 @@
     </w:tblStylePr>
     <w:tblStylePr w:type="firstCol">
       <w:rPr>
+        <w:rFonts w:eastAsia="黑体"/>
         <w:b/>
         <w:bCs/>
       </w:rPr>
     </w:tblStylePr>
     <w:tblStylePr w:type="lastCol">
       <w:rPr>
+        <w:rFonts w:eastAsia="黑体"/>
         <w:b/>
         <w:bCs/>
       </w:rPr>
@@ -13812,6 +14378,7 @@
       <w:spacing w:after="0" w:line="240" w:lineRule="auto"/>
     </w:pPr>
     <w:rPr>
+      <w:rFonts w:eastAsia="黑体"/>
       <w:color w:themeColor="text1" w:val="000000"/>
     </w:rPr>
     <w:tblPr>
@@ -13830,6 +14397,7 @@
     </w:tcPr>
     <w:tblStylePr w:type="firstRow">
       <w:rPr>
+        <w:rFonts w:eastAsia="黑体"/>
         <w:b/>
         <w:bCs/>
         <w:color w:themeColor="background1" w:val="FFFFFF"/>
@@ -13844,6 +14412,7 @@
     </w:tblStylePr>
     <w:tblStylePr w:type="lastRow">
       <w:rPr>
+        <w:rFonts w:eastAsia="黑体"/>
         <w:b/>
         <w:bCs/>
         <w:color w:themeColor="accent6" w:themeShade="CC" w:val="F2730A"/>
@@ -13858,12 +14427,14 @@
     </w:tblStylePr>
     <w:tblStylePr w:type="firstCol">
       <w:rPr>
+        <w:rFonts w:eastAsia="黑体"/>
         <w:b/>
         <w:bCs/>
       </w:rPr>
     </w:tblStylePr>
     <w:tblStylePr w:type="lastCol">
       <w:rPr>
+        <w:rFonts w:eastAsia="黑体"/>
         <w:b/>
         <w:bCs/>
       </w:rPr>
@@ -13898,6 +14469,7 @@
       <w:spacing w:after="0" w:line="240" w:lineRule="auto"/>
     </w:pPr>
     <w:rPr>
+      <w:rFonts w:eastAsia="黑体"/>
       <w:color w:themeColor="text1" w:val="000000"/>
     </w:rPr>
     <w:tblPr>
@@ -13916,6 +14488,7 @@
     </w:tcPr>
     <w:tblStylePr w:type="firstRow">
       <w:rPr>
+        <w:rFonts w:eastAsia="黑体"/>
         <w:b/>
         <w:bCs/>
         <w:color w:themeColor="background1" w:val="FFFFFF"/>
@@ -13930,6 +14503,7 @@
     </w:tblStylePr>
     <w:tblStylePr w:type="lastRow">
       <w:rPr>
+        <w:rFonts w:eastAsia="黑体"/>
         <w:b/>
         <w:bCs/>
         <w:color w:themeColor="accent5" w:themeShade="CC" w:val="348DA5"/>
@@ -13944,12 +14518,14 @@
     </w:tblStylePr>
     <w:tblStylePr w:type="firstCol">
       <w:rPr>
+        <w:rFonts w:eastAsia="黑体"/>
         <w:b/>
         <w:bCs/>
       </w:rPr>
     </w:tblStylePr>
     <w:tblStylePr w:type="lastCol">
       <w:rPr>
+        <w:rFonts w:eastAsia="黑体"/>
         <w:b/>
         <w:bCs/>
       </w:rPr>
@@ -13984,6 +14560,7 @@
       <w:spacing w:after="0" w:line="240" w:lineRule="auto"/>
     </w:pPr>
     <w:rPr>
+      <w:rFonts w:eastAsia="黑体"/>
       <w:color w:themeColor="text1" w:val="000000"/>
     </w:rPr>
     <w:tblPr>
@@ -14005,6 +14582,7 @@
     </w:tcPr>
     <w:tblStylePr w:type="firstRow">
       <w:rPr>
+        <w:rFonts w:eastAsia="黑体"/>
         <w:b/>
         <w:bCs/>
       </w:rPr>
@@ -14015,6 +14593,7 @@
     </w:tblStylePr>
     <w:tblStylePr w:type="lastRow">
       <w:rPr>
+        <w:rFonts w:eastAsia="黑体"/>
         <w:b/>
         <w:bCs/>
         <w:color w:themeColor="text1" w:val="000000"/>
@@ -14026,6 +14605,7 @@
     </w:tblStylePr>
     <w:tblStylePr w:type="firstCol">
       <w:rPr>
+        <w:rFonts w:eastAsia="黑体"/>
         <w:color w:themeColor="background1" w:val="FFFFFF"/>
       </w:rPr>
       <w:tblPr/>
@@ -14035,6 +14615,7 @@
     </w:tblStylePr>
     <w:tblStylePr w:type="lastCol">
       <w:rPr>
+        <w:rFonts w:eastAsia="黑体"/>
         <w:color w:themeColor="background1" w:val="FFFFFF"/>
       </w:rPr>
       <w:tblPr/>
@@ -14064,6 +14645,7 @@
       <w:spacing w:after="0" w:line="240" w:lineRule="auto"/>
     </w:pPr>
     <w:rPr>
+      <w:rFonts w:eastAsia="黑体"/>
       <w:color w:themeColor="text1" w:val="000000"/>
     </w:rPr>
     <w:tblPr>
@@ -14085,6 +14667,7 @@
     </w:tcPr>
     <w:tblStylePr w:type="firstRow">
       <w:rPr>
+        <w:rFonts w:eastAsia="黑体"/>
         <w:b/>
         <w:bCs/>
       </w:rPr>
@@ -14095,6 +14678,7 @@
     </w:tblStylePr>
     <w:tblStylePr w:type="lastRow">
       <w:rPr>
+        <w:rFonts w:eastAsia="黑体"/>
         <w:b/>
         <w:bCs/>
         <w:color w:themeColor="text1" w:val="000000"/>
@@ -14106,6 +14690,7 @@
     </w:tblStylePr>
     <w:tblStylePr w:type="firstCol">
       <w:rPr>
+        <w:rFonts w:eastAsia="黑体"/>
         <w:color w:themeColor="background1" w:val="FFFFFF"/>
       </w:rPr>
       <w:tblPr/>
@@ -14115,6 +14700,7 @@
     </w:tblStylePr>
     <w:tblStylePr w:type="lastCol">
       <w:rPr>
+        <w:rFonts w:eastAsia="黑体"/>
         <w:color w:themeColor="background1" w:val="FFFFFF"/>
       </w:rPr>
       <w:tblPr/>
@@ -14144,6 +14730,7 @@
       <w:spacing w:after="0" w:line="240" w:lineRule="auto"/>
     </w:pPr>
     <w:rPr>
+      <w:rFonts w:eastAsia="黑体"/>
       <w:color w:themeColor="text1" w:val="000000"/>
     </w:rPr>
     <w:tblPr>
@@ -14165,6 +14752,7 @@
     </w:tcPr>
     <w:tblStylePr w:type="firstRow">
       <w:rPr>
+        <w:rFonts w:eastAsia="黑体"/>
         <w:b/>
         <w:bCs/>
       </w:rPr>
@@ -14175,6 +14763,7 @@
     </w:tblStylePr>
     <w:tblStylePr w:type="lastRow">
       <w:rPr>
+        <w:rFonts w:eastAsia="黑体"/>
         <w:b/>
         <w:bCs/>
         <w:color w:themeColor="text1" w:val="000000"/>
@@ -14186,6 +14775,7 @@
     </w:tblStylePr>
     <w:tblStylePr w:type="firstCol">
       <w:rPr>
+        <w:rFonts w:eastAsia="黑体"/>
         <w:color w:themeColor="background1" w:val="FFFFFF"/>
       </w:rPr>
       <w:tblPr/>
@@ -14195,6 +14785,7 @@
     </w:tblStylePr>
     <w:tblStylePr w:type="lastCol">
       <w:rPr>
+        <w:rFonts w:eastAsia="黑体"/>
         <w:color w:themeColor="background1" w:val="FFFFFF"/>
       </w:rPr>
       <w:tblPr/>
@@ -14224,6 +14815,7 @@
       <w:spacing w:after="0" w:line="240" w:lineRule="auto"/>
     </w:pPr>
     <w:rPr>
+      <w:rFonts w:eastAsia="黑体"/>
       <w:color w:themeColor="text1" w:val="000000"/>
     </w:rPr>
     <w:tblPr>
@@ -14245,6 +14837,7 @@
     </w:tcPr>
     <w:tblStylePr w:type="firstRow">
       <w:rPr>
+        <w:rFonts w:eastAsia="黑体"/>
         <w:b/>
         <w:bCs/>
       </w:rPr>
@@ -14255,6 +14848,7 @@
     </w:tblStylePr>
     <w:tblStylePr w:type="lastRow">
       <w:rPr>
+        <w:rFonts w:eastAsia="黑体"/>
         <w:b/>
         <w:bCs/>
         <w:color w:themeColor="text1" w:val="000000"/>
@@ -14266,6 +14860,7 @@
     </w:tblStylePr>
     <w:tblStylePr w:type="firstCol">
       <w:rPr>
+        <w:rFonts w:eastAsia="黑体"/>
         <w:color w:themeColor="background1" w:val="FFFFFF"/>
       </w:rPr>
       <w:tblPr/>
@@ -14275,6 +14870,7 @@
     </w:tblStylePr>
     <w:tblStylePr w:type="lastCol">
       <w:rPr>
+        <w:rFonts w:eastAsia="黑体"/>
         <w:color w:themeColor="background1" w:val="FFFFFF"/>
       </w:rPr>
       <w:tblPr/>
@@ -14304,6 +14900,7 @@
       <w:spacing w:after="0" w:line="240" w:lineRule="auto"/>
     </w:pPr>
     <w:rPr>
+      <w:rFonts w:eastAsia="黑体"/>
       <w:color w:themeColor="text1" w:val="000000"/>
     </w:rPr>
     <w:tblPr>
@@ -14325,6 +14922,7 @@
     </w:tcPr>
     <w:tblStylePr w:type="firstRow">
       <w:rPr>
+        <w:rFonts w:eastAsia="黑体"/>
         <w:b/>
         <w:bCs/>
       </w:rPr>
@@ -14335,6 +14933,7 @@
     </w:tblStylePr>
     <w:tblStylePr w:type="lastRow">
       <w:rPr>
+        <w:rFonts w:eastAsia="黑体"/>
         <w:b/>
         <w:bCs/>
         <w:color w:themeColor="text1" w:val="000000"/>
@@ -14346,6 +14945,7 @@
     </w:tblStylePr>
     <w:tblStylePr w:type="firstCol">
       <w:rPr>
+        <w:rFonts w:eastAsia="黑体"/>
         <w:color w:themeColor="background1" w:val="FFFFFF"/>
       </w:rPr>
       <w:tblPr/>
@@ -14355,6 +14955,7 @@
     </w:tblStylePr>
     <w:tblStylePr w:type="lastCol">
       <w:rPr>
+        <w:rFonts w:eastAsia="黑体"/>
         <w:color w:themeColor="background1" w:val="FFFFFF"/>
       </w:rPr>
       <w:tblPr/>
@@ -14384,6 +14985,7 @@
       <w:spacing w:after="0" w:line="240" w:lineRule="auto"/>
     </w:pPr>
     <w:rPr>
+      <w:rFonts w:eastAsia="黑体"/>
       <w:color w:themeColor="text1" w:val="000000"/>
     </w:rPr>
     <w:tblPr>
@@ -14405,6 +15007,7 @@
     </w:tcPr>
     <w:tblStylePr w:type="firstRow">
       <w:rPr>
+        <w:rFonts w:eastAsia="黑体"/>
         <w:b/>
         <w:bCs/>
       </w:rPr>
@@ -14415,6 +15018,7 @@
     </w:tblStylePr>
     <w:tblStylePr w:type="lastRow">
       <w:rPr>
+        <w:rFonts w:eastAsia="黑体"/>
         <w:b/>
         <w:bCs/>
         <w:color w:themeColor="text1" w:val="000000"/>
@@ -14426,6 +15030,7 @@
     </w:tblStylePr>
     <w:tblStylePr w:type="firstCol">
       <w:rPr>
+        <w:rFonts w:eastAsia="黑体"/>
         <w:color w:themeColor="background1" w:val="FFFFFF"/>
       </w:rPr>
       <w:tblPr/>
@@ -14435,6 +15040,7 @@
     </w:tblStylePr>
     <w:tblStylePr w:type="lastCol">
       <w:rPr>
+        <w:rFonts w:eastAsia="黑体"/>
         <w:color w:themeColor="background1" w:val="FFFFFF"/>
       </w:rPr>
       <w:tblPr/>
@@ -14464,6 +15070,7 @@
       <w:spacing w:after="0" w:line="240" w:lineRule="auto"/>
     </w:pPr>
     <w:rPr>
+      <w:rFonts w:eastAsia="黑体"/>
       <w:color w:themeColor="text1" w:val="000000"/>
     </w:rPr>
     <w:tblPr>
@@ -14485,6 +15092,7 @@
     </w:tcPr>
     <w:tblStylePr w:type="firstRow">
       <w:rPr>
+        <w:rFonts w:eastAsia="黑体"/>
         <w:b/>
         <w:bCs/>
       </w:rPr>
@@ -14495,6 +15103,7 @@
     </w:tblStylePr>
     <w:tblStylePr w:type="lastRow">
       <w:rPr>
+        <w:rFonts w:eastAsia="黑体"/>
         <w:b/>
         <w:bCs/>
         <w:color w:themeColor="text1" w:val="000000"/>
@@ -14506,6 +15115,7 @@
     </w:tblStylePr>
     <w:tblStylePr w:type="firstCol">
       <w:rPr>
+        <w:rFonts w:eastAsia="黑体"/>
         <w:color w:themeColor="background1" w:val="FFFFFF"/>
       </w:rPr>
       <w:tblPr/>
@@ -14515,6 +15125,7 @@
     </w:tblStylePr>
     <w:tblStylePr w:type="lastCol">
       <w:rPr>
+        <w:rFonts w:eastAsia="黑体"/>
         <w:color w:themeColor="background1" w:val="FFFFFF"/>
       </w:rPr>
       <w:tblPr/>
@@ -14547,6 +15158,7 @@
     <w:name w:val="KeywordTok"/>
     <w:basedOn w:val="VerbatimChar"/>
     <w:rPr>
+      <w:rFonts w:eastAsia="黑体"/>
       <w:b/>
       <w:color w:val="007020"/>
     </w:rPr>
@@ -14555,6 +15167,7 @@
     <w:name w:val="DataTypeTok"/>
     <w:basedOn w:val="VerbatimChar"/>
     <w:rPr>
+      <w:rFonts w:eastAsia="黑体"/>
       <w:color w:val="902000"/>
     </w:rPr>
   </w:style>
@@ -14562,6 +15175,7 @@
     <w:name w:val="DecValTok"/>
     <w:basedOn w:val="VerbatimChar"/>
     <w:rPr>
+      <w:rFonts w:eastAsia="黑体"/>
       <w:color w:val="40a070"/>
     </w:rPr>
   </w:style>
@@ -14569,6 +15183,7 @@
     <w:name w:val="BaseNTok"/>
     <w:basedOn w:val="VerbatimChar"/>
     <w:rPr>
+      <w:rFonts w:eastAsia="黑体"/>
       <w:color w:val="40a070"/>
     </w:rPr>
   </w:style>
@@ -14576,6 +15191,7 @@
     <w:name w:val="FloatTok"/>
     <w:basedOn w:val="VerbatimChar"/>
     <w:rPr>
+      <w:rFonts w:eastAsia="黑体"/>
       <w:color w:val="40a070"/>
     </w:rPr>
   </w:style>
@@ -14583,6 +15199,7 @@
     <w:name w:val="ConstantTok"/>
     <w:basedOn w:val="VerbatimChar"/>
     <w:rPr>
+      <w:rFonts w:eastAsia="黑体"/>
       <w:color w:val="880000"/>
     </w:rPr>
   </w:style>
@@ -14590,6 +15207,7 @@
     <w:name w:val="CharTok"/>
     <w:basedOn w:val="VerbatimChar"/>
     <w:rPr>
+      <w:rFonts w:eastAsia="黑体"/>
       <w:color w:val="4070a0"/>
     </w:rPr>
   </w:style>
@@ -14597,6 +15215,7 @@
     <w:name w:val="SpecialCharTok"/>
     <w:basedOn w:val="VerbatimChar"/>
     <w:rPr>
+      <w:rFonts w:eastAsia="黑体"/>
       <w:color w:val="4070a0"/>
     </w:rPr>
   </w:style>
@@ -14604,6 +15223,7 @@
     <w:name w:val="StringTok"/>
     <w:basedOn w:val="VerbatimChar"/>
     <w:rPr>
+      <w:rFonts w:eastAsia="黑体"/>
       <w:color w:val="4070a0"/>
     </w:rPr>
   </w:style>
@@ -14611,6 +15231,7 @@
     <w:name w:val="VerbatimStringTok"/>
     <w:basedOn w:val="VerbatimChar"/>
     <w:rPr>
+      <w:rFonts w:eastAsia="黑体"/>
       <w:color w:val="4070a0"/>
     </w:rPr>
   </w:style>
@@ -14618,6 +15239,7 @@
     <w:name w:val="SpecialStringTok"/>
     <w:basedOn w:val="VerbatimChar"/>
     <w:rPr>
+      <w:rFonts w:eastAsia="黑体"/>
       <w:color w:val="bb6688"/>
     </w:rPr>
   </w:style>
@@ -14625,6 +15247,7 @@
     <w:name w:val="ImportTok"/>
     <w:basedOn w:val="VerbatimChar"/>
     <w:rPr>
+      <w:rFonts w:eastAsia="黑体"/>
       <w:b/>
       <w:color w:val="008000"/>
     </w:rPr>
@@ -14633,6 +15256,7 @@
     <w:name w:val="CommentTok"/>
     <w:basedOn w:val="VerbatimChar"/>
     <w:rPr>
+      <w:rFonts w:eastAsia="黑体"/>
       <w:i/>
       <w:color w:val="60a0b0"/>
     </w:rPr>
@@ -14641,6 +15265,7 @@
     <w:name w:val="DocumentationTok"/>
     <w:basedOn w:val="VerbatimChar"/>
     <w:rPr>
+      <w:rFonts w:eastAsia="黑体"/>
       <w:i/>
       <w:color w:val="ba2121"/>
     </w:rPr>
@@ -14649,6 +15274,7 @@
     <w:name w:val="AnnotationTok"/>
     <w:basedOn w:val="VerbatimChar"/>
     <w:rPr>
+      <w:rFonts w:eastAsia="黑体"/>
       <w:b/>
       <w:i/>
       <w:color w:val="60a0b0"/>
@@ -14658,6 +15284,7 @@
     <w:name w:val="CommentVarTok"/>
     <w:basedOn w:val="VerbatimChar"/>
     <w:rPr>
+      <w:rFonts w:eastAsia="黑体"/>
       <w:b/>
       <w:i/>
       <w:color w:val="60a0b0"/>
@@ -14667,6 +15294,7 @@
     <w:name w:val="OtherTok"/>
     <w:basedOn w:val="VerbatimChar"/>
     <w:rPr>
+      <w:rFonts w:eastAsia="黑体"/>
       <w:color w:val="007020"/>
     </w:rPr>
   </w:style>
@@ -14674,6 +15302,7 @@
     <w:name w:val="FunctionTok"/>
     <w:basedOn w:val="VerbatimChar"/>
     <w:rPr>
+      <w:rFonts w:eastAsia="黑体"/>
       <w:color w:val="06287e"/>
     </w:rPr>
   </w:style>
@@ -14681,6 +15310,7 @@
     <w:name w:val="VariableTok"/>
     <w:basedOn w:val="VerbatimChar"/>
     <w:rPr>
+      <w:rFonts w:eastAsia="黑体"/>
       <w:color w:val="19177c"/>
     </w:rPr>
   </w:style>
@@ -14688,6 +15318,7 @@
     <w:name w:val="ControlFlowTok"/>
     <w:basedOn w:val="VerbatimChar"/>
     <w:rPr>
+      <w:rFonts w:eastAsia="黑体"/>
       <w:b/>
       <w:color w:val="007020"/>
     </w:rPr>
@@ -14696,6 +15327,7 @@
     <w:name w:val="OperatorTok"/>
     <w:basedOn w:val="VerbatimChar"/>
     <w:rPr>
+      <w:rFonts w:eastAsia="黑体"/>
       <w:color w:val="666666"/>
     </w:rPr>
   </w:style>
@@ -14703,18 +15335,22 @@
     <w:name w:val="BuiltInTok"/>
     <w:basedOn w:val="VerbatimChar"/>
     <w:rPr>
+      <w:rFonts w:eastAsia="黑体"/>
       <w:color w:val="008000"/>
     </w:rPr>
   </w:style>
   <w:style w:type="character" w:customStyle="1" w:styleId="ExtensionTok">
     <w:name w:val="ExtensionTok"/>
     <w:basedOn w:val="VerbatimChar"/>
-    <w:rPr/>
+    <w:rPr>
+      <w:rFonts w:eastAsia="黑体"/>
+    </w:rPr>
   </w:style>
   <w:style w:type="character" w:customStyle="1" w:styleId="PreprocessorTok">
     <w:name w:val="PreprocessorTok"/>
     <w:basedOn w:val="VerbatimChar"/>
     <w:rPr>
+      <w:rFonts w:eastAsia="黑体"/>
       <w:color w:val="bc7a00"/>
     </w:rPr>
   </w:style>
@@ -14722,18 +15358,22 @@
     <w:name w:val="AttributeTok"/>
     <w:basedOn w:val="VerbatimChar"/>
     <w:rPr>
+      <w:rFonts w:eastAsia="黑体"/>
       <w:color w:val="7d9029"/>
     </w:rPr>
   </w:style>
   <w:style w:type="character" w:customStyle="1" w:styleId="RegionMarkerTok">
     <w:name w:val="RegionMarkerTok"/>
     <w:basedOn w:val="VerbatimChar"/>
-    <w:rPr/>
+    <w:rPr>
+      <w:rFonts w:eastAsia="黑体"/>
+    </w:rPr>
   </w:style>
   <w:style w:type="character" w:customStyle="1" w:styleId="InformationTok">
     <w:name w:val="InformationTok"/>
     <w:basedOn w:val="VerbatimChar"/>
     <w:rPr>
+      <w:rFonts w:eastAsia="黑体"/>
       <w:b/>
       <w:i/>
       <w:color w:val="60a0b0"/>
@@ -14743,6 +15383,7 @@
     <w:name w:val="WarningTok"/>
     <w:basedOn w:val="VerbatimChar"/>
     <w:rPr>
+      <w:rFonts w:eastAsia="黑体"/>
       <w:b/>
       <w:i/>
       <w:color w:val="60a0b0"/>
@@ -14752,6 +15393,7 @@
     <w:name w:val="AlertTok"/>
     <w:basedOn w:val="VerbatimChar"/>
     <w:rPr>
+      <w:rFonts w:eastAsia="黑体"/>
       <w:b/>
       <w:color w:val="ff0000"/>
     </w:rPr>
@@ -14760,6 +15402,7 @@
     <w:name w:val="ErrorTok"/>
     <w:basedOn w:val="VerbatimChar"/>
     <w:rPr>
+      <w:rFonts w:eastAsia="黑体"/>
       <w:b/>
       <w:color w:val="ff0000"/>
     </w:rPr>
@@ -14767,7 +15410,9 @@
   <w:style w:type="character" w:customStyle="1" w:styleId="NormalTok">
     <w:name w:val="NormalTok"/>
     <w:basedOn w:val="VerbatimChar"/>
-    <w:rPr/>
+    <w:rPr>
+      <w:rFonts w:eastAsia="黑体"/>
+    </w:rPr>
   </w:style>
 </w:styles>
 </file>
@@ -14816,12 +15461,12 @@
     <a:fontScheme name="Office">
       <a:majorFont>
         <a:latin typeface="Calibri"/>
-        <a:ea typeface=""/>
+        <a:ea typeface="黑体"/>
         <a:cs typeface=""/>
         <a:font script="Jpan" typeface="ＭＳ ゴシック"/>
         <a:font script="Hang" typeface="맑은 고딕"/>
-        <a:font script="Hans" typeface="宋体"/>
-        <a:font script="Hant" typeface="新細明體"/>
+        <a:font script="Hans" typeface="黑体"/>
+        <a:font script="Hant" typeface="黑体"/>
         <a:font script="Arab" typeface="Times New Roman"/>
         <a:font script="Hebr" typeface="Times New Roman"/>
         <a:font script="Thai" typeface="Angsana New"/>
@@ -14851,12 +15496,12 @@
       </a:majorFont>
       <a:minorFont>
         <a:latin typeface="Cambria"/>
-        <a:ea typeface=""/>
+        <a:ea typeface="黑体"/>
         <a:cs typeface=""/>
         <a:font script="Jpan" typeface="ＭＳ 明朝"/>
         <a:font script="Hang" typeface="맑은 고딕"/>
-        <a:font script="Hans" typeface="宋体"/>
-        <a:font script="Hant" typeface="新細明體"/>
+        <a:font script="Hans" typeface="黑体"/>
+        <a:font script="Hant" typeface="黑体"/>
         <a:font script="Arab" typeface="Arial"/>
         <a:font script="Hebr" typeface="Arial"/>
         <a:font script="Thai" typeface="Cordia New"/>

--- a/05-数字电路/02-时序逻辑电路/只读存储器ROM电路/只读存储器ROM电路.docx
+++ b/05-数字电路/02-时序逻辑电路/只读存储器ROM电路/只读存储器ROM电路.docx
@@ -2390,7 +2390,7 @@
           <w:color w:val="555555"/>
           <w:sz w:val="21"/>
         </w:rPr>
-        <w:t>材料收集者：杜文杰，WX手机：19519196569，QQ:3478827729</w:t>
+        <w:t>材料收集者：杜文杰，微信/手机：19519196569，QQ:3478827729</w:t>
       </w:r>
     </w:p>
     <w:sectPr>
